--- a/data_science_notes.docx
+++ b/data_science_notes.docx
@@ -62,7 +62,6 @@
           <w:lang w:eastAsia="en-IN"/>
         </w:rPr>
       </w:pPr>
-      <w:proofErr w:type="spellStart"/>
       <w:r>
         <w:rPr>
           <w:rFonts w:ascii="Courier New" w:eastAsia="Times New Roman" w:hAnsi="Courier New" w:cs="Courier New"/>
@@ -70,37 +69,7 @@
           <w:szCs w:val="20"/>
           <w:lang w:eastAsia="en-IN"/>
         </w:rPr>
-        <w:t>cross_val_</w:t>
-      </w:r>
-      <w:proofErr w:type="gramStart"/>
-      <w:r>
-        <w:rPr>
-          <w:rFonts w:ascii="Courier New" w:eastAsia="Times New Roman" w:hAnsi="Courier New" w:cs="Courier New"/>
-          <w:sz w:val="20"/>
-          <w:szCs w:val="20"/>
-          <w:lang w:eastAsia="en-IN"/>
-        </w:rPr>
-        <w:t>score</w:t>
-      </w:r>
-      <w:proofErr w:type="spellEnd"/>
-      <w:r>
-        <w:rPr>
-          <w:rFonts w:ascii="Courier New" w:eastAsia="Times New Roman" w:hAnsi="Courier New" w:cs="Courier New"/>
-          <w:sz w:val="20"/>
-          <w:szCs w:val="20"/>
-          <w:lang w:eastAsia="en-IN"/>
-        </w:rPr>
-        <w:t>(</w:t>
-      </w:r>
-      <w:proofErr w:type="gramEnd"/>
-      <w:r>
-        <w:rPr>
-          <w:rFonts w:ascii="Courier New" w:eastAsia="Times New Roman" w:hAnsi="Courier New" w:cs="Courier New"/>
-          <w:sz w:val="20"/>
-          <w:szCs w:val="20"/>
-          <w:lang w:eastAsia="en-IN"/>
-        </w:rPr>
-        <w:t>)</w:t>
+        <w:t>cross_val_score()</w:t>
       </w:r>
       <w:r>
         <w:rPr>
@@ -196,7 +165,6 @@
         </w:rPr>
         <w:t xml:space="preserve"> and use </w:t>
       </w:r>
-      <w:proofErr w:type="gramStart"/>
       <w:r>
         <w:rPr>
           <w:rFonts w:ascii="Courier New" w:eastAsia="Times New Roman" w:hAnsi="Courier New" w:cs="Courier New"/>
@@ -204,17 +172,7 @@
           <w:szCs w:val="20"/>
           <w:lang w:eastAsia="en-IN"/>
         </w:rPr>
-        <w:t>cv=</w:t>
-      </w:r>
-      <w:proofErr w:type="gramEnd"/>
-      <w:r>
-        <w:rPr>
-          <w:rFonts w:ascii="Courier New" w:eastAsia="Times New Roman" w:hAnsi="Courier New" w:cs="Courier New"/>
-          <w:sz w:val="20"/>
-          <w:szCs w:val="20"/>
-          <w:lang w:eastAsia="en-IN"/>
-        </w:rPr>
-        <w:t>5</w:t>
+        <w:t>cv=5</w:t>
       </w:r>
       <w:r>
         <w:rPr>
@@ -645,7 +603,6 @@
           <w:lang w:eastAsia="en-IN"/>
         </w:rPr>
       </w:pPr>
-      <w:proofErr w:type="gramStart"/>
       <w:r>
         <w:rPr>
           <w:rFonts w:ascii="Courier New" w:eastAsia="Times New Roman" w:hAnsi="Courier New" w:cs="Courier New"/>
@@ -653,49 +610,8 @@
           <w:szCs w:val="20"/>
           <w:lang w:eastAsia="en-IN"/>
         </w:rPr>
-        <w:t>from</w:t>
-      </w:r>
-      <w:proofErr w:type="gramEnd"/>
-      <w:r>
-        <w:rPr>
-          <w:rFonts w:ascii="Courier New" w:eastAsia="Times New Roman" w:hAnsi="Courier New" w:cs="Courier New"/>
-          <w:sz w:val="20"/>
-          <w:szCs w:val="20"/>
-          <w:lang w:eastAsia="en-IN"/>
-        </w:rPr>
-        <w:t xml:space="preserve"> </w:t>
-      </w:r>
-      <w:proofErr w:type="spellStart"/>
-      <w:r>
-        <w:rPr>
-          <w:rFonts w:ascii="Courier New" w:eastAsia="Times New Roman" w:hAnsi="Courier New" w:cs="Courier New"/>
-          <w:sz w:val="20"/>
-          <w:szCs w:val="20"/>
-          <w:lang w:eastAsia="en-IN"/>
-        </w:rPr>
-        <w:t>sklearn.model_selection</w:t>
-      </w:r>
-      <w:proofErr w:type="spellEnd"/>
-      <w:r>
-        <w:rPr>
-          <w:rFonts w:ascii="Courier New" w:eastAsia="Times New Roman" w:hAnsi="Courier New" w:cs="Courier New"/>
-          <w:sz w:val="20"/>
-          <w:szCs w:val="20"/>
-          <w:lang w:eastAsia="en-IN"/>
-        </w:rPr>
-        <w:t xml:space="preserve"> import </w:t>
-      </w:r>
-      <w:proofErr w:type="spellStart"/>
-      <w:r>
-        <w:rPr>
-          <w:rFonts w:ascii="Courier New" w:eastAsia="Times New Roman" w:hAnsi="Courier New" w:cs="Courier New"/>
-          <w:sz w:val="20"/>
-          <w:szCs w:val="20"/>
-          <w:lang w:eastAsia="en-IN"/>
-        </w:rPr>
-        <w:t>cross_val_score</w:t>
-      </w:r>
-      <w:proofErr w:type="spellEnd"/>
+        <w:t>from sklearn.model_selection import cross_val_score</w:t>
+      </w:r>
     </w:p>
     <w:p>
       <w:pPr>
@@ -754,7 +670,6 @@
           <w:lang w:eastAsia="en-IN"/>
         </w:rPr>
       </w:pPr>
-      <w:proofErr w:type="gramStart"/>
       <w:r>
         <w:rPr>
           <w:rFonts w:ascii="Courier New" w:eastAsia="Times New Roman" w:hAnsi="Courier New" w:cs="Courier New"/>
@@ -762,37 +677,7 @@
           <w:szCs w:val="20"/>
           <w:lang w:eastAsia="en-IN"/>
         </w:rPr>
-        <w:t>scores</w:t>
-      </w:r>
-      <w:proofErr w:type="gramEnd"/>
-      <w:r>
-        <w:rPr>
-          <w:rFonts w:ascii="Courier New" w:eastAsia="Times New Roman" w:hAnsi="Courier New" w:cs="Courier New"/>
-          <w:sz w:val="20"/>
-          <w:szCs w:val="20"/>
-          <w:lang w:eastAsia="en-IN"/>
-        </w:rPr>
-        <w:t xml:space="preserve"> = </w:t>
-      </w:r>
-      <w:proofErr w:type="spellStart"/>
-      <w:r>
-        <w:rPr>
-          <w:rFonts w:ascii="Courier New" w:eastAsia="Times New Roman" w:hAnsi="Courier New" w:cs="Courier New"/>
-          <w:sz w:val="20"/>
-          <w:szCs w:val="20"/>
-          <w:lang w:eastAsia="en-IN"/>
-        </w:rPr>
-        <w:t>cross_val_score</w:t>
-      </w:r>
-      <w:proofErr w:type="spellEnd"/>
-      <w:r>
-        <w:rPr>
-          <w:rFonts w:ascii="Courier New" w:eastAsia="Times New Roman" w:hAnsi="Courier New" w:cs="Courier New"/>
-          <w:sz w:val="20"/>
-          <w:szCs w:val="20"/>
-          <w:lang w:eastAsia="en-IN"/>
-        </w:rPr>
-        <w:t>(model, X, y, cv=5)</w:t>
+        <w:t>scores = cross_val_score(model, X, y, cv=5)</w:t>
       </w:r>
     </w:p>
     <w:p>
@@ -852,7 +737,6 @@
           <w:lang w:eastAsia="en-IN"/>
         </w:rPr>
       </w:pPr>
-      <w:proofErr w:type="gramStart"/>
       <w:r>
         <w:rPr>
           <w:rFonts w:ascii="Courier New" w:eastAsia="Times New Roman" w:hAnsi="Courier New" w:cs="Courier New"/>
@@ -860,17 +744,7 @@
           <w:szCs w:val="20"/>
           <w:lang w:eastAsia="en-IN"/>
         </w:rPr>
-        <w:t>print(</w:t>
-      </w:r>
-      <w:proofErr w:type="gramEnd"/>
-      <w:r>
-        <w:rPr>
-          <w:rFonts w:ascii="Courier New" w:eastAsia="Times New Roman" w:hAnsi="Courier New" w:cs="Courier New"/>
-          <w:sz w:val="20"/>
-          <w:szCs w:val="20"/>
-          <w:lang w:eastAsia="en-IN"/>
-        </w:rPr>
-        <w:t>scores)</w:t>
+        <w:t>print(scores)</w:t>
       </w:r>
     </w:p>
     <w:p>
@@ -901,7 +775,6 @@
           <w:lang w:eastAsia="en-IN"/>
         </w:rPr>
       </w:pPr>
-      <w:proofErr w:type="gramStart"/>
       <w:r>
         <w:rPr>
           <w:rFonts w:ascii="Courier New" w:eastAsia="Times New Roman" w:hAnsi="Courier New" w:cs="Courier New"/>
@@ -909,28 +782,7 @@
           <w:szCs w:val="20"/>
           <w:lang w:eastAsia="en-IN"/>
         </w:rPr>
-        <w:t>print(</w:t>
-      </w:r>
-      <w:proofErr w:type="spellStart"/>
-      <w:proofErr w:type="gramEnd"/>
-      <w:r>
-        <w:rPr>
-          <w:rFonts w:ascii="Courier New" w:eastAsia="Times New Roman" w:hAnsi="Courier New" w:cs="Courier New"/>
-          <w:sz w:val="20"/>
-          <w:szCs w:val="20"/>
-          <w:lang w:eastAsia="en-IN"/>
-        </w:rPr>
-        <w:t>scores.mean</w:t>
-      </w:r>
-      <w:proofErr w:type="spellEnd"/>
-      <w:r>
-        <w:rPr>
-          <w:rFonts w:ascii="Courier New" w:eastAsia="Times New Roman" w:hAnsi="Courier New" w:cs="Courier New"/>
-          <w:sz w:val="20"/>
-          <w:szCs w:val="20"/>
-          <w:lang w:eastAsia="en-IN"/>
-        </w:rPr>
-        <w:t>())</w:t>
+        <w:t>print(scores.mean())</w:t>
       </w:r>
     </w:p>
     <w:p>
@@ -1129,7 +981,6 @@
                 <w:lang w:eastAsia="en-IN"/>
               </w:rPr>
             </w:pPr>
-            <w:proofErr w:type="spellStart"/>
             <w:r>
               <w:rPr>
                 <w:rFonts w:ascii="Courier New" w:eastAsia="Times New Roman" w:hAnsi="Courier New" w:cs="Courier New"/>
@@ -1137,17 +988,7 @@
                 <w:szCs w:val="20"/>
                 <w:lang w:eastAsia="en-IN"/>
               </w:rPr>
-              <w:t>cross_val_score</w:t>
-            </w:r>
-            <w:proofErr w:type="spellEnd"/>
-            <w:r>
-              <w:rPr>
-                <w:rFonts w:ascii="Courier New" w:eastAsia="Times New Roman" w:hAnsi="Courier New" w:cs="Courier New"/>
-                <w:sz w:val="20"/>
-                <w:szCs w:val="20"/>
-                <w:lang w:eastAsia="en-IN"/>
-              </w:rPr>
-              <w:t>()</w:t>
+              <w:t>cross_val_score()</w:t>
             </w:r>
           </w:p>
         </w:tc>
@@ -1317,7 +1158,6 @@
                 <w:lang w:eastAsia="en-IN"/>
               </w:rPr>
             </w:pPr>
-            <w:proofErr w:type="spellStart"/>
             <w:r>
               <w:rPr>
                 <w:rFonts w:ascii="Courier New" w:eastAsia="Times New Roman" w:hAnsi="Courier New" w:cs="Courier New"/>
@@ -1325,17 +1165,7 @@
                 <w:szCs w:val="20"/>
                 <w:lang w:eastAsia="en-IN"/>
               </w:rPr>
-              <w:t>scores.mean</w:t>
-            </w:r>
-            <w:proofErr w:type="spellEnd"/>
-            <w:r>
-              <w:rPr>
-                <w:rFonts w:ascii="Courier New" w:eastAsia="Times New Roman" w:hAnsi="Courier New" w:cs="Courier New"/>
-                <w:sz w:val="20"/>
-                <w:szCs w:val="20"/>
-                <w:lang w:eastAsia="en-IN"/>
-              </w:rPr>
-              <w:t>()</w:t>
+              <w:t>scores.mean()</w:t>
             </w:r>
           </w:p>
         </w:tc>
@@ -1436,13 +1266,30 @@
     <w:p>
       <w:pPr>
         <w:rPr>
+          <w:rStyle w:val="HTMLCode"/>
+          <w:rFonts w:eastAsiaTheme="minorHAnsi"/>
+          <w:b/>
+          <w:bCs/>
+        </w:rPr>
+      </w:pPr>
+      <w:r>
+        <w:rPr>
+          <w:rStyle w:val="HTMLCode"/>
+          <w:rFonts w:eastAsiaTheme="minorHAnsi"/>
+          <w:b/>
+          <w:bCs/>
+        </w:rPr>
+        <w:t>1)))</w:t>
+      </w:r>
+    </w:p>
+    <w:p>
+      <w:pPr>
+        <w:rPr>
           <w:b/>
           <w:sz w:val="52"/>
           <w:szCs w:val="52"/>
         </w:rPr>
       </w:pPr>
-      <w:proofErr w:type="spellStart"/>
-      <w:proofErr w:type="gramStart"/>
       <w:r>
         <w:rPr>
           <w:rStyle w:val="HTMLCode"/>
@@ -1450,27 +1297,7 @@
           <w:b/>
           <w:bCs/>
         </w:rPr>
-        <w:t>df.isnull</w:t>
-      </w:r>
-      <w:proofErr w:type="spellEnd"/>
-      <w:r>
-        <w:rPr>
-          <w:rStyle w:val="HTMLCode"/>
-          <w:rFonts w:eastAsiaTheme="minorHAnsi"/>
-          <w:b/>
-          <w:bCs/>
-        </w:rPr>
-        <w:t>(</w:t>
-      </w:r>
-      <w:proofErr w:type="gramEnd"/>
-      <w:r>
-        <w:rPr>
-          <w:rStyle w:val="HTMLCode"/>
-          <w:rFonts w:eastAsiaTheme="minorHAnsi"/>
-          <w:b/>
-          <w:bCs/>
-        </w:rPr>
-        <w:t>).any(axis=1)</w:t>
+        <w:t>df.isnull().any(axis=1)</w:t>
       </w:r>
       <w:r>
         <w:rPr>
@@ -1483,8 +1310,6 @@
       <w:pPr>
         <w:pStyle w:val="Heading3"/>
       </w:pPr>
-      <w:bookmarkStart w:id="0" w:name="_GoBack"/>
-      <w:bookmarkEnd w:id="0"/>
     </w:p>
     <w:tbl>
       <w:tblPr>
@@ -1565,21 +1390,12 @@
             <w:hideMark/>
           </w:tcPr>
           <w:p>
-            <w:proofErr w:type="spellStart"/>
             <w:r>
               <w:rPr>
                 <w:rStyle w:val="HTMLCode"/>
                 <w:rFonts w:eastAsiaTheme="minorHAnsi"/>
               </w:rPr>
-              <w:t>isnull</w:t>
-            </w:r>
-            <w:proofErr w:type="spellEnd"/>
-            <w:r>
-              <w:rPr>
-                <w:rStyle w:val="HTMLCode"/>
-                <w:rFonts w:eastAsiaTheme="minorHAnsi"/>
-              </w:rPr>
-              <w:t>()</w:t>
+              <w:t>isnull()</w:t>
             </w:r>
           </w:p>
         </w:tc>
@@ -1725,12 +1541,6220 @@
     </w:p>
     <w:p>
       <w:pPr>
+        <w:pStyle w:val="ywclfwstreamingtextblock"/>
+      </w:pPr>
+      <w:r>
+        <w:t>2)</w:t>
+      </w:r>
+    </w:p>
+    <w:p>
+      <w:pPr>
+        <w:spacing w:after="0" w:line="240" w:lineRule="auto"/>
+        <w:rPr>
+          <w:rFonts w:ascii="Times New Roman" w:eastAsia="Times New Roman" w:hAnsi="Times New Roman" w:cs="Times New Roman"/>
+          <w:sz w:val="24"/>
+          <w:szCs w:val="24"/>
+          <w:lang w:eastAsia="en-IN"/>
+        </w:rPr>
+      </w:pPr>
+      <w:r>
+        <w:rPr>
+          <w:rFonts w:ascii="Times New Roman" w:eastAsia="Times New Roman" w:hAnsi="Symbol" w:cs="Times New Roman"/>
+          <w:sz w:val="24"/>
+          <w:szCs w:val="24"/>
+          <w:lang w:eastAsia="en-IN"/>
+        </w:rPr>
+        <w:t></w:t>
+      </w:r>
+      <w:r>
+        <w:rPr>
+          <w:rFonts w:ascii="Times New Roman" w:eastAsia="Times New Roman" w:hAnsi="Times New Roman" w:cs="Times New Roman"/>
+          <w:sz w:val="24"/>
+          <w:szCs w:val="24"/>
+          <w:lang w:eastAsia="en-IN"/>
+        </w:rPr>
+        <w:t xml:space="preserve">  </w:t>
+      </w:r>
+      <w:r>
+        <w:rPr>
+          <w:rFonts w:ascii="Courier New" w:eastAsia="Times New Roman" w:hAnsi="Courier New" w:cs="Courier New"/>
+          <w:sz w:val="20"/>
+          <w:szCs w:val="20"/>
+          <w:lang w:eastAsia="en-IN"/>
+        </w:rPr>
+        <w:t>df.loc[:121, "Region"] = 0</w:t>
+      </w:r>
+      <w:r>
+        <w:rPr>
+          <w:rFonts w:ascii="Times New Roman" w:eastAsia="Times New Roman" w:hAnsi="Times New Roman" w:cs="Times New Roman"/>
+          <w:sz w:val="24"/>
+          <w:szCs w:val="24"/>
+          <w:lang w:eastAsia="en-IN"/>
+        </w:rPr>
+        <w:t xml:space="preserve"> → selects rows </w:t>
+      </w:r>
+      <w:r>
+        <w:rPr>
+          <w:rFonts w:ascii="Times New Roman" w:eastAsia="Times New Roman" w:hAnsi="Times New Roman" w:cs="Times New Roman"/>
+          <w:b/>
+          <w:bCs/>
+          <w:sz w:val="24"/>
+          <w:szCs w:val="24"/>
+          <w:lang w:eastAsia="en-IN"/>
+        </w:rPr>
+        <w:t>0 to 121</w:t>
+      </w:r>
+      <w:r>
+        <w:rPr>
+          <w:rFonts w:ascii="Times New Roman" w:eastAsia="Times New Roman" w:hAnsi="Times New Roman" w:cs="Times New Roman"/>
+          <w:sz w:val="24"/>
+          <w:szCs w:val="24"/>
+          <w:lang w:eastAsia="en-IN"/>
+        </w:rPr>
+        <w:t xml:space="preserve"> and the </w:t>
+      </w:r>
+      <w:r>
+        <w:rPr>
+          <w:rFonts w:ascii="Times New Roman" w:eastAsia="Times New Roman" w:hAnsi="Times New Roman" w:cs="Times New Roman"/>
+          <w:b/>
+          <w:bCs/>
+          <w:sz w:val="24"/>
+          <w:szCs w:val="24"/>
+          <w:lang w:eastAsia="en-IN"/>
+        </w:rPr>
+        <w:t>Region</w:t>
+      </w:r>
+      <w:r>
+        <w:rPr>
+          <w:rFonts w:ascii="Times New Roman" w:eastAsia="Times New Roman" w:hAnsi="Times New Roman" w:cs="Times New Roman"/>
+          <w:sz w:val="24"/>
+          <w:szCs w:val="24"/>
+          <w:lang w:eastAsia="en-IN"/>
+        </w:rPr>
+        <w:t xml:space="preserve"> column. </w:t>
+      </w:r>
+    </w:p>
+    <w:p>
+      <w:pPr>
+        <w:spacing w:after="0" w:line="240" w:lineRule="auto"/>
+        <w:rPr>
+          <w:rFonts w:ascii="Times New Roman" w:eastAsia="Times New Roman" w:hAnsi="Times New Roman" w:cs="Times New Roman"/>
+          <w:sz w:val="24"/>
+          <w:szCs w:val="24"/>
+          <w:lang w:eastAsia="en-IN"/>
+        </w:rPr>
+      </w:pPr>
+      <w:r>
+        <w:rPr>
+          <w:rFonts w:ascii="Times New Roman" w:eastAsia="Times New Roman" w:hAnsi="Symbol" w:cs="Times New Roman"/>
+          <w:sz w:val="24"/>
+          <w:szCs w:val="24"/>
+          <w:lang w:eastAsia="en-IN"/>
+        </w:rPr>
+        <w:t></w:t>
+      </w:r>
+      <w:r>
+        <w:rPr>
+          <w:rFonts w:ascii="Times New Roman" w:eastAsia="Times New Roman" w:hAnsi="Times New Roman" w:cs="Times New Roman"/>
+          <w:sz w:val="24"/>
+          <w:szCs w:val="24"/>
+          <w:lang w:eastAsia="en-IN"/>
+        </w:rPr>
+        <w:t xml:space="preserve">  Sets the selected </w:t>
+      </w:r>
+      <w:r>
+        <w:rPr>
+          <w:rFonts w:ascii="Courier New" w:eastAsia="Times New Roman" w:hAnsi="Courier New" w:cs="Courier New"/>
+          <w:sz w:val="20"/>
+          <w:szCs w:val="20"/>
+          <w:lang w:eastAsia="en-IN"/>
+        </w:rPr>
+        <w:t>Region</w:t>
+      </w:r>
+      <w:r>
+        <w:rPr>
+          <w:rFonts w:ascii="Times New Roman" w:eastAsia="Times New Roman" w:hAnsi="Times New Roman" w:cs="Times New Roman"/>
+          <w:sz w:val="24"/>
+          <w:szCs w:val="24"/>
+          <w:lang w:eastAsia="en-IN"/>
+        </w:rPr>
+        <w:t xml:space="preserve"> values to </w:t>
+      </w:r>
+      <w:r>
+        <w:rPr>
+          <w:rFonts w:ascii="Times New Roman" w:eastAsia="Times New Roman" w:hAnsi="Times New Roman" w:cs="Times New Roman"/>
+          <w:b/>
+          <w:bCs/>
+          <w:sz w:val="24"/>
+          <w:szCs w:val="24"/>
+          <w:lang w:eastAsia="en-IN"/>
+        </w:rPr>
+        <w:t>0</w:t>
+      </w:r>
+      <w:r>
+        <w:rPr>
+          <w:rFonts w:ascii="Times New Roman" w:eastAsia="Times New Roman" w:hAnsi="Times New Roman" w:cs="Times New Roman"/>
+          <w:sz w:val="24"/>
+          <w:szCs w:val="24"/>
+          <w:lang w:eastAsia="en-IN"/>
+        </w:rPr>
+        <w:t xml:space="preserve">. </w:t>
+      </w:r>
+    </w:p>
+    <w:p>
+      <w:pPr>
+        <w:pStyle w:val="ywclfwstreamingtextblock"/>
+      </w:pPr>
+      <w:r>
+        <w:rPr>
+          <w:rFonts w:hAnsi="Symbol"/>
+        </w:rPr>
+        <w:t></w:t>
+      </w:r>
+      <w:r>
+        <w:t xml:space="preserve">  If </w:t>
+      </w:r>
+      <w:r>
+        <w:rPr>
+          <w:rFonts w:ascii="Courier New" w:hAnsi="Courier New" w:cs="Courier New"/>
+          <w:sz w:val="20"/>
+          <w:szCs w:val="20"/>
+        </w:rPr>
+        <w:t>Region</w:t>
+      </w:r>
+      <w:r>
+        <w:t xml:space="preserve"> doesn't exist, Pandas </w:t>
+      </w:r>
+      <w:r>
+        <w:rPr>
+          <w:b/>
+          <w:bCs/>
+        </w:rPr>
+        <w:t>creates the column</w:t>
+      </w:r>
+      <w:r>
+        <w:t>.</w:t>
+      </w:r>
+    </w:p>
+    <w:p>
+      <w:pPr>
+        <w:pStyle w:val="ywclfwstreamingtextblock"/>
+      </w:pPr>
+    </w:p>
+    <w:p>
+      <w:pPr>
+        <w:pStyle w:val="ywclfwstreamingtextblock"/>
+      </w:pPr>
+      <w:r>
+        <w:t>3)</w:t>
+      </w:r>
+    </w:p>
+    <w:p>
+      <w:pPr>
+        <w:pStyle w:val="Heading3"/>
+      </w:pPr>
+      <w:r>
+        <w:rPr>
+          <w:rStyle w:val="HTMLCode"/>
+        </w:rPr>
+        <w:t>df.dropna().reset_index(drop=True)</w:t>
+      </w:r>
+    </w:p>
+    <w:p>
+      <w:pPr>
+        <w:pStyle w:val="NormalWeb"/>
+      </w:pPr>
+      <w:r>
+        <w:t xml:space="preserve">It is mainly used to </w:t>
+      </w:r>
+      <w:r>
+        <w:rPr>
+          <w:rStyle w:val="Strong"/>
+        </w:rPr>
+        <w:t>remove missing values and then clean the index</w:t>
+      </w:r>
+      <w:r>
+        <w:t>.</w:t>
+      </w:r>
+    </w:p>
+    <w:p>
+      <w:pPr>
+        <w:pStyle w:val="NormalWeb"/>
+      </w:pPr>
+      <w:r>
+        <w:rPr>
+          <w:rStyle w:val="Strong"/>
+        </w:rPr>
+        <w:t>Example:</w:t>
+      </w:r>
+    </w:p>
+    <w:p>
+      <w:pPr>
+        <w:pStyle w:val="HTMLPreformatted"/>
+      </w:pPr>
+      <w:r>
+        <w:rPr>
+          <w:rStyle w:val="m"/>
+        </w:rPr>
+        <w:t>df</w:t>
+      </w:r>
+    </w:p>
+    <w:tbl>
+      <w:tblPr>
+        <w:tblW w:w="0" w:type="auto"/>
+        <w:tblCellSpacing w:w="15" w:type="dxa"/>
+        <w:tblCellMar>
+          <w:top w:w="15" w:type="dxa"/>
+          <w:left w:w="15" w:type="dxa"/>
+          <w:bottom w:w="15" w:type="dxa"/>
+          <w:right w:w="15" w:type="dxa"/>
+        </w:tblCellMar>
+        <w:tblLook w:val="04A0" w:firstRow="1" w:lastRow="0" w:firstColumn="1" w:lastColumn="0" w:noHBand="0" w:noVBand="1"/>
+      </w:tblPr>
+      <w:tblGrid>
+        <w:gridCol w:w="582"/>
+        <w:gridCol w:w="604"/>
+        <w:gridCol w:w="465"/>
+      </w:tblGrid>
+      <w:tr>
+        <w:trPr>
+          <w:tblHeader/>
+          <w:tblCellSpacing w:w="15" w:type="dxa"/>
+        </w:trPr>
+        <w:tc>
+          <w:tcPr>
+            <w:tcW w:w="0" w:type="auto"/>
+            <w:vAlign w:val="center"/>
+            <w:hideMark/>
+          </w:tcPr>
+          <w:p>
+            <w:pPr>
+              <w:jc w:val="center"/>
+              <w:rPr>
+                <w:b/>
+                <w:bCs/>
+              </w:rPr>
+            </w:pPr>
+            <w:r>
+              <w:rPr>
+                <w:b/>
+                <w:bCs/>
+              </w:rPr>
+              <w:t>Index</w:t>
+            </w:r>
+          </w:p>
+        </w:tc>
+        <w:tc>
+          <w:tcPr>
+            <w:tcW w:w="0" w:type="auto"/>
+            <w:vAlign w:val="center"/>
+            <w:hideMark/>
+          </w:tcPr>
+          <w:p>
+            <w:pPr>
+              <w:jc w:val="center"/>
+              <w:rPr>
+                <w:b/>
+                <w:bCs/>
+              </w:rPr>
+            </w:pPr>
+            <w:r>
+              <w:rPr>
+                <w:b/>
+                <w:bCs/>
+              </w:rPr>
+              <w:t>Name</w:t>
+            </w:r>
+          </w:p>
+        </w:tc>
+        <w:tc>
+          <w:tcPr>
+            <w:tcW w:w="0" w:type="auto"/>
+            <w:vAlign w:val="center"/>
+            <w:hideMark/>
+          </w:tcPr>
+          <w:p>
+            <w:pPr>
+              <w:jc w:val="center"/>
+              <w:rPr>
+                <w:b/>
+                <w:bCs/>
+              </w:rPr>
+            </w:pPr>
+            <w:r>
+              <w:rPr>
+                <w:b/>
+                <w:bCs/>
+              </w:rPr>
+              <w:t>Age</w:t>
+            </w:r>
+          </w:p>
+        </w:tc>
+      </w:tr>
+      <w:tr>
+        <w:trPr>
+          <w:tblCellSpacing w:w="15" w:type="dxa"/>
+        </w:trPr>
+        <w:tc>
+          <w:tcPr>
+            <w:tcW w:w="0" w:type="auto"/>
+            <w:vAlign w:val="center"/>
+            <w:hideMark/>
+          </w:tcPr>
+          <w:p>
+            <w:r>
+              <w:t>0</w:t>
+            </w:r>
+          </w:p>
+        </w:tc>
+        <w:tc>
+          <w:tcPr>
+            <w:tcW w:w="0" w:type="auto"/>
+            <w:vAlign w:val="center"/>
+            <w:hideMark/>
+          </w:tcPr>
+          <w:p>
+            <w:r>
+              <w:t>A</w:t>
+            </w:r>
+          </w:p>
+        </w:tc>
+        <w:tc>
+          <w:tcPr>
+            <w:tcW w:w="0" w:type="auto"/>
+            <w:vAlign w:val="center"/>
+            <w:hideMark/>
+          </w:tcPr>
+          <w:p>
+            <w:r>
+              <w:t>20</w:t>
+            </w:r>
+          </w:p>
+        </w:tc>
+      </w:tr>
+      <w:tr>
+        <w:trPr>
+          <w:tblCellSpacing w:w="15" w:type="dxa"/>
+        </w:trPr>
+        <w:tc>
+          <w:tcPr>
+            <w:tcW w:w="0" w:type="auto"/>
+            <w:vAlign w:val="center"/>
+            <w:hideMark/>
+          </w:tcPr>
+          <w:p>
+            <w:r>
+              <w:t>1</w:t>
+            </w:r>
+          </w:p>
+        </w:tc>
+        <w:tc>
+          <w:tcPr>
+            <w:tcW w:w="0" w:type="auto"/>
+            <w:vAlign w:val="center"/>
+            <w:hideMark/>
+          </w:tcPr>
+          <w:p>
+            <w:r>
+              <w:t>B</w:t>
+            </w:r>
+          </w:p>
+        </w:tc>
+        <w:tc>
+          <w:tcPr>
+            <w:tcW w:w="0" w:type="auto"/>
+            <w:vAlign w:val="center"/>
+            <w:hideMark/>
+          </w:tcPr>
+          <w:p>
+            <w:r>
+              <w:t>NaN</w:t>
+            </w:r>
+          </w:p>
+        </w:tc>
+      </w:tr>
+      <w:tr>
+        <w:trPr>
+          <w:tblCellSpacing w:w="15" w:type="dxa"/>
+        </w:trPr>
+        <w:tc>
+          <w:tcPr>
+            <w:tcW w:w="0" w:type="auto"/>
+            <w:vAlign w:val="center"/>
+            <w:hideMark/>
+          </w:tcPr>
+          <w:p>
+            <w:r>
+              <w:t>2</w:t>
+            </w:r>
+          </w:p>
+        </w:tc>
+        <w:tc>
+          <w:tcPr>
+            <w:tcW w:w="0" w:type="auto"/>
+            <w:vAlign w:val="center"/>
+            <w:hideMark/>
+          </w:tcPr>
+          <w:p>
+            <w:r>
+              <w:t>C</w:t>
+            </w:r>
+          </w:p>
+        </w:tc>
+        <w:tc>
+          <w:tcPr>
+            <w:tcW w:w="0" w:type="auto"/>
+            <w:vAlign w:val="center"/>
+            <w:hideMark/>
+          </w:tcPr>
+          <w:p>
+            <w:r>
+              <w:t>25</w:t>
+            </w:r>
+          </w:p>
+        </w:tc>
+      </w:tr>
+      <w:tr>
+        <w:trPr>
+          <w:tblCellSpacing w:w="15" w:type="dxa"/>
+        </w:trPr>
+        <w:tc>
+          <w:tcPr>
+            <w:tcW w:w="0" w:type="auto"/>
+            <w:vAlign w:val="center"/>
+            <w:hideMark/>
+          </w:tcPr>
+          <w:p>
+            <w:r>
+              <w:t>3</w:t>
+            </w:r>
+          </w:p>
+        </w:tc>
+        <w:tc>
+          <w:tcPr>
+            <w:tcW w:w="0" w:type="auto"/>
+            <w:vAlign w:val="center"/>
+            <w:hideMark/>
+          </w:tcPr>
+          <w:p>
+            <w:r>
+              <w:t>D</w:t>
+            </w:r>
+          </w:p>
+        </w:tc>
+        <w:tc>
+          <w:tcPr>
+            <w:tcW w:w="0" w:type="auto"/>
+            <w:vAlign w:val="center"/>
+            <w:hideMark/>
+          </w:tcPr>
+          <w:p>
+            <w:r>
+              <w:t>NaN</w:t>
+            </w:r>
+          </w:p>
+        </w:tc>
+      </w:tr>
+      <w:tr>
+        <w:trPr>
+          <w:tblCellSpacing w:w="15" w:type="dxa"/>
+        </w:trPr>
+        <w:tc>
+          <w:tcPr>
+            <w:tcW w:w="0" w:type="auto"/>
+            <w:vAlign w:val="center"/>
+            <w:hideMark/>
+          </w:tcPr>
+          <w:p>
+            <w:r>
+              <w:t>4</w:t>
+            </w:r>
+          </w:p>
+        </w:tc>
+        <w:tc>
+          <w:tcPr>
+            <w:tcW w:w="0" w:type="auto"/>
+            <w:vAlign w:val="center"/>
+            <w:hideMark/>
+          </w:tcPr>
+          <w:p>
+            <w:r>
+              <w:t>E</w:t>
+            </w:r>
+          </w:p>
+        </w:tc>
+        <w:tc>
+          <w:tcPr>
+            <w:tcW w:w="0" w:type="auto"/>
+            <w:vAlign w:val="center"/>
+            <w:hideMark/>
+          </w:tcPr>
+          <w:p>
+            <w:r>
+              <w:t>30</w:t>
+            </w:r>
+          </w:p>
+        </w:tc>
+      </w:tr>
+    </w:tbl>
+    <w:p>
+      <w:pPr>
+        <w:pStyle w:val="Heading4"/>
+      </w:pPr>
+      <w:r>
+        <w:lastRenderedPageBreak/>
+        <w:t xml:space="preserve">Step 1: </w:t>
+      </w:r>
+      <w:r>
+        <w:rPr>
+          <w:rStyle w:val="HTMLCode"/>
+          <w:rFonts w:eastAsiaTheme="majorEastAsia"/>
+        </w:rPr>
+        <w:t>dropna()</w:t>
+      </w:r>
+    </w:p>
+    <w:p>
+      <w:pPr>
+        <w:pStyle w:val="HTMLPreformatted"/>
+      </w:pPr>
+      <w:r>
+        <w:rPr>
+          <w:rStyle w:val="m"/>
+        </w:rPr>
+        <w:t>df</w:t>
+      </w:r>
+      <w:r>
+        <w:rPr>
+          <w:rStyle w:val="g"/>
+        </w:rPr>
+        <w:t>.</w:t>
+      </w:r>
+      <w:r>
+        <w:rPr>
+          <w:rStyle w:val="HTMLCode"/>
+        </w:rPr>
+        <w:t>dropna()</w:t>
+      </w:r>
+    </w:p>
+    <w:p>
+      <w:pPr>
+        <w:pStyle w:val="NormalWeb"/>
+      </w:pPr>
+      <w:r>
+        <w:t xml:space="preserve">Removes rows containing </w:t>
+      </w:r>
+      <w:r>
+        <w:rPr>
+          <w:rStyle w:val="HTMLCode"/>
+        </w:rPr>
+        <w:t>NaN</w:t>
+      </w:r>
+      <w:r>
+        <w:t>:</w:t>
+      </w:r>
+    </w:p>
+    <w:tbl>
+      <w:tblPr>
+        <w:tblW w:w="0" w:type="auto"/>
+        <w:tblCellSpacing w:w="15" w:type="dxa"/>
+        <w:tblCellMar>
+          <w:top w:w="15" w:type="dxa"/>
+          <w:left w:w="15" w:type="dxa"/>
+          <w:bottom w:w="15" w:type="dxa"/>
+          <w:right w:w="15" w:type="dxa"/>
+        </w:tblCellMar>
+        <w:tblLook w:val="04A0" w:firstRow="1" w:lastRow="0" w:firstColumn="1" w:lastColumn="0" w:noHBand="0" w:noVBand="1"/>
+      </w:tblPr>
+      <w:tblGrid>
+        <w:gridCol w:w="582"/>
+        <w:gridCol w:w="604"/>
+        <w:gridCol w:w="424"/>
+      </w:tblGrid>
+      <w:tr>
+        <w:trPr>
+          <w:tblHeader/>
+          <w:tblCellSpacing w:w="15" w:type="dxa"/>
+        </w:trPr>
+        <w:tc>
+          <w:tcPr>
+            <w:tcW w:w="0" w:type="auto"/>
+            <w:vAlign w:val="center"/>
+            <w:hideMark/>
+          </w:tcPr>
+          <w:p>
+            <w:pPr>
+              <w:jc w:val="center"/>
+              <w:rPr>
+                <w:b/>
+                <w:bCs/>
+              </w:rPr>
+            </w:pPr>
+            <w:r>
+              <w:rPr>
+                <w:b/>
+                <w:bCs/>
+              </w:rPr>
+              <w:t>Index</w:t>
+            </w:r>
+          </w:p>
+        </w:tc>
+        <w:tc>
+          <w:tcPr>
+            <w:tcW w:w="0" w:type="auto"/>
+            <w:vAlign w:val="center"/>
+            <w:hideMark/>
+          </w:tcPr>
+          <w:p>
+            <w:pPr>
+              <w:jc w:val="center"/>
+              <w:rPr>
+                <w:b/>
+                <w:bCs/>
+              </w:rPr>
+            </w:pPr>
+            <w:r>
+              <w:rPr>
+                <w:b/>
+                <w:bCs/>
+              </w:rPr>
+              <w:t>Name</w:t>
+            </w:r>
+          </w:p>
+        </w:tc>
+        <w:tc>
+          <w:tcPr>
+            <w:tcW w:w="0" w:type="auto"/>
+            <w:vAlign w:val="center"/>
+            <w:hideMark/>
+          </w:tcPr>
+          <w:p>
+            <w:pPr>
+              <w:jc w:val="center"/>
+              <w:rPr>
+                <w:b/>
+                <w:bCs/>
+              </w:rPr>
+            </w:pPr>
+            <w:r>
+              <w:rPr>
+                <w:b/>
+                <w:bCs/>
+              </w:rPr>
+              <w:t>Age</w:t>
+            </w:r>
+          </w:p>
+        </w:tc>
+      </w:tr>
+      <w:tr>
+        <w:trPr>
+          <w:tblCellSpacing w:w="15" w:type="dxa"/>
+        </w:trPr>
+        <w:tc>
+          <w:tcPr>
+            <w:tcW w:w="0" w:type="auto"/>
+            <w:vAlign w:val="center"/>
+            <w:hideMark/>
+          </w:tcPr>
+          <w:p>
+            <w:r>
+              <w:t>0</w:t>
+            </w:r>
+          </w:p>
+        </w:tc>
+        <w:tc>
+          <w:tcPr>
+            <w:tcW w:w="0" w:type="auto"/>
+            <w:vAlign w:val="center"/>
+            <w:hideMark/>
+          </w:tcPr>
+          <w:p>
+            <w:r>
+              <w:t>A</w:t>
+            </w:r>
+          </w:p>
+        </w:tc>
+        <w:tc>
+          <w:tcPr>
+            <w:tcW w:w="0" w:type="auto"/>
+            <w:vAlign w:val="center"/>
+            <w:hideMark/>
+          </w:tcPr>
+          <w:p>
+            <w:r>
+              <w:t>20</w:t>
+            </w:r>
+          </w:p>
+        </w:tc>
+      </w:tr>
+      <w:tr>
+        <w:trPr>
+          <w:tblCellSpacing w:w="15" w:type="dxa"/>
+        </w:trPr>
+        <w:tc>
+          <w:tcPr>
+            <w:tcW w:w="0" w:type="auto"/>
+            <w:vAlign w:val="center"/>
+            <w:hideMark/>
+          </w:tcPr>
+          <w:p>
+            <w:r>
+              <w:t>2</w:t>
+            </w:r>
+          </w:p>
+        </w:tc>
+        <w:tc>
+          <w:tcPr>
+            <w:tcW w:w="0" w:type="auto"/>
+            <w:vAlign w:val="center"/>
+            <w:hideMark/>
+          </w:tcPr>
+          <w:p>
+            <w:r>
+              <w:t>C</w:t>
+            </w:r>
+          </w:p>
+        </w:tc>
+        <w:tc>
+          <w:tcPr>
+            <w:tcW w:w="0" w:type="auto"/>
+            <w:vAlign w:val="center"/>
+            <w:hideMark/>
+          </w:tcPr>
+          <w:p>
+            <w:r>
+              <w:t>25</w:t>
+            </w:r>
+          </w:p>
+        </w:tc>
+      </w:tr>
+      <w:tr>
+        <w:trPr>
+          <w:tblCellSpacing w:w="15" w:type="dxa"/>
+        </w:trPr>
+        <w:tc>
+          <w:tcPr>
+            <w:tcW w:w="0" w:type="auto"/>
+            <w:vAlign w:val="center"/>
+            <w:hideMark/>
+          </w:tcPr>
+          <w:p>
+            <w:r>
+              <w:t>4</w:t>
+            </w:r>
+          </w:p>
+        </w:tc>
+        <w:tc>
+          <w:tcPr>
+            <w:tcW w:w="0" w:type="auto"/>
+            <w:vAlign w:val="center"/>
+            <w:hideMark/>
+          </w:tcPr>
+          <w:p>
+            <w:r>
+              <w:t>E</w:t>
+            </w:r>
+          </w:p>
+        </w:tc>
+        <w:tc>
+          <w:tcPr>
+            <w:tcW w:w="0" w:type="auto"/>
+            <w:vAlign w:val="center"/>
+            <w:hideMark/>
+          </w:tcPr>
+          <w:p>
+            <w:r>
+              <w:t>30</w:t>
+            </w:r>
+          </w:p>
+        </w:tc>
+      </w:tr>
+    </w:tbl>
+    <w:p>
+      <w:pPr>
+        <w:pStyle w:val="Heading4"/>
+      </w:pPr>
+      <w:r>
+        <w:t xml:space="preserve">Step 2: </w:t>
+      </w:r>
+      <w:r>
+        <w:rPr>
+          <w:rStyle w:val="HTMLCode"/>
+          <w:rFonts w:eastAsiaTheme="majorEastAsia"/>
+        </w:rPr>
+        <w:t>reset_index(drop=True)</w:t>
+      </w:r>
+    </w:p>
+    <w:p>
+      <w:pPr>
+        <w:pStyle w:val="HTMLPreformatted"/>
+      </w:pPr>
+      <w:r>
+        <w:rPr>
+          <w:rStyle w:val="m"/>
+        </w:rPr>
+        <w:t>df</w:t>
+      </w:r>
+      <w:r>
+        <w:rPr>
+          <w:rStyle w:val="g"/>
+        </w:rPr>
+        <w:t>.</w:t>
+      </w:r>
+      <w:r>
+        <w:rPr>
+          <w:rStyle w:val="HTMLCode"/>
+        </w:rPr>
+        <w:t>dropna()</w:t>
+      </w:r>
+      <w:r>
+        <w:rPr>
+          <w:rStyle w:val="g"/>
+        </w:rPr>
+        <w:t>.</w:t>
+      </w:r>
+      <w:r>
+        <w:rPr>
+          <w:rStyle w:val="HTMLCode"/>
+        </w:rPr>
+        <w:t>reset_index(</w:t>
+      </w:r>
+      <w:r>
+        <w:rPr>
+          <w:rStyle w:val="m"/>
+        </w:rPr>
+        <w:t>drop</w:t>
+      </w:r>
+      <w:r>
+        <w:rPr>
+          <w:rStyle w:val="g"/>
+        </w:rPr>
+        <w:t>=</w:t>
+      </w:r>
+      <w:r>
+        <w:rPr>
+          <w:rStyle w:val="j"/>
+        </w:rPr>
+        <w:t>True</w:t>
+      </w:r>
+      <w:r>
+        <w:rPr>
+          <w:rStyle w:val="HTMLCode"/>
+        </w:rPr>
+        <w:t>)</w:t>
+      </w:r>
+    </w:p>
+    <w:p>
+      <w:pPr>
+        <w:pStyle w:val="NormalWeb"/>
+      </w:pPr>
+      <w:r>
+        <w:t>Resets the index:</w:t>
+      </w:r>
+    </w:p>
+    <w:tbl>
+      <w:tblPr>
+        <w:tblW w:w="0" w:type="auto"/>
+        <w:tblCellSpacing w:w="15" w:type="dxa"/>
+        <w:tblCellMar>
+          <w:top w:w="15" w:type="dxa"/>
+          <w:left w:w="15" w:type="dxa"/>
+          <w:bottom w:w="15" w:type="dxa"/>
+          <w:right w:w="15" w:type="dxa"/>
+        </w:tblCellMar>
+        <w:tblLook w:val="04A0" w:firstRow="1" w:lastRow="0" w:firstColumn="1" w:lastColumn="0" w:noHBand="0" w:noVBand="1"/>
+      </w:tblPr>
+      <w:tblGrid>
+        <w:gridCol w:w="582"/>
+        <w:gridCol w:w="604"/>
+        <w:gridCol w:w="424"/>
+      </w:tblGrid>
+      <w:tr>
+        <w:trPr>
+          <w:tblHeader/>
+          <w:tblCellSpacing w:w="15" w:type="dxa"/>
+        </w:trPr>
+        <w:tc>
+          <w:tcPr>
+            <w:tcW w:w="0" w:type="auto"/>
+            <w:vAlign w:val="center"/>
+            <w:hideMark/>
+          </w:tcPr>
+          <w:p>
+            <w:pPr>
+              <w:jc w:val="center"/>
+              <w:rPr>
+                <w:b/>
+                <w:bCs/>
+              </w:rPr>
+            </w:pPr>
+            <w:r>
+              <w:rPr>
+                <w:b/>
+                <w:bCs/>
+              </w:rPr>
+              <w:t>Index</w:t>
+            </w:r>
+          </w:p>
+        </w:tc>
+        <w:tc>
+          <w:tcPr>
+            <w:tcW w:w="0" w:type="auto"/>
+            <w:vAlign w:val="center"/>
+            <w:hideMark/>
+          </w:tcPr>
+          <w:p>
+            <w:pPr>
+              <w:jc w:val="center"/>
+              <w:rPr>
+                <w:b/>
+                <w:bCs/>
+              </w:rPr>
+            </w:pPr>
+            <w:r>
+              <w:rPr>
+                <w:b/>
+                <w:bCs/>
+              </w:rPr>
+              <w:t>Name</w:t>
+            </w:r>
+          </w:p>
+        </w:tc>
+        <w:tc>
+          <w:tcPr>
+            <w:tcW w:w="0" w:type="auto"/>
+            <w:vAlign w:val="center"/>
+            <w:hideMark/>
+          </w:tcPr>
+          <w:p>
+            <w:pPr>
+              <w:jc w:val="center"/>
+              <w:rPr>
+                <w:b/>
+                <w:bCs/>
+              </w:rPr>
+            </w:pPr>
+            <w:r>
+              <w:rPr>
+                <w:b/>
+                <w:bCs/>
+              </w:rPr>
+              <w:t>Age</w:t>
+            </w:r>
+          </w:p>
+        </w:tc>
+      </w:tr>
+      <w:tr>
+        <w:trPr>
+          <w:tblCellSpacing w:w="15" w:type="dxa"/>
+        </w:trPr>
+        <w:tc>
+          <w:tcPr>
+            <w:tcW w:w="0" w:type="auto"/>
+            <w:vAlign w:val="center"/>
+            <w:hideMark/>
+          </w:tcPr>
+          <w:p>
+            <w:r>
+              <w:t>0</w:t>
+            </w:r>
+          </w:p>
+        </w:tc>
+        <w:tc>
+          <w:tcPr>
+            <w:tcW w:w="0" w:type="auto"/>
+            <w:vAlign w:val="center"/>
+            <w:hideMark/>
+          </w:tcPr>
+          <w:p>
+            <w:r>
+              <w:t>A</w:t>
+            </w:r>
+          </w:p>
+        </w:tc>
+        <w:tc>
+          <w:tcPr>
+            <w:tcW w:w="0" w:type="auto"/>
+            <w:vAlign w:val="center"/>
+            <w:hideMark/>
+          </w:tcPr>
+          <w:p>
+            <w:r>
+              <w:t>20</w:t>
+            </w:r>
+          </w:p>
+        </w:tc>
+      </w:tr>
+      <w:tr>
+        <w:trPr>
+          <w:tblCellSpacing w:w="15" w:type="dxa"/>
+        </w:trPr>
+        <w:tc>
+          <w:tcPr>
+            <w:tcW w:w="0" w:type="auto"/>
+            <w:vAlign w:val="center"/>
+            <w:hideMark/>
+          </w:tcPr>
+          <w:p>
+            <w:r>
+              <w:t>1</w:t>
+            </w:r>
+          </w:p>
+        </w:tc>
+        <w:tc>
+          <w:tcPr>
+            <w:tcW w:w="0" w:type="auto"/>
+            <w:vAlign w:val="center"/>
+            <w:hideMark/>
+          </w:tcPr>
+          <w:p>
+            <w:r>
+              <w:t>C</w:t>
+            </w:r>
+          </w:p>
+        </w:tc>
+        <w:tc>
+          <w:tcPr>
+            <w:tcW w:w="0" w:type="auto"/>
+            <w:vAlign w:val="center"/>
+            <w:hideMark/>
+          </w:tcPr>
+          <w:p>
+            <w:r>
+              <w:t>25</w:t>
+            </w:r>
+          </w:p>
+        </w:tc>
+      </w:tr>
+      <w:tr>
+        <w:trPr>
+          <w:tblCellSpacing w:w="15" w:type="dxa"/>
+        </w:trPr>
+        <w:tc>
+          <w:tcPr>
+            <w:tcW w:w="0" w:type="auto"/>
+            <w:vAlign w:val="center"/>
+            <w:hideMark/>
+          </w:tcPr>
+          <w:p>
+            <w:r>
+              <w:t>2</w:t>
+            </w:r>
+          </w:p>
+        </w:tc>
+        <w:tc>
+          <w:tcPr>
+            <w:tcW w:w="0" w:type="auto"/>
+            <w:vAlign w:val="center"/>
+            <w:hideMark/>
+          </w:tcPr>
+          <w:p>
+            <w:r>
+              <w:t>E</w:t>
+            </w:r>
+          </w:p>
+        </w:tc>
+        <w:tc>
+          <w:tcPr>
+            <w:tcW w:w="0" w:type="auto"/>
+            <w:vAlign w:val="center"/>
+            <w:hideMark/>
+          </w:tcPr>
+          <w:p>
+            <w:r>
+              <w:t>30</w:t>
+            </w:r>
+          </w:p>
+        </w:tc>
+      </w:tr>
+    </w:tbl>
+    <w:p>
+      <w:pPr>
+        <w:pStyle w:val="ywclfwstreamingtextblock"/>
+      </w:pPr>
+    </w:p>
+    <w:p>
+      <w:pPr>
+        <w:rPr>
+          <w:rStyle w:val="Strong"/>
+        </w:rPr>
+      </w:pPr>
+      <w:r>
+        <w:rPr>
+          <w:rStyle w:val="HTMLCode"/>
+          <w:rFonts w:eastAsiaTheme="minorHAnsi"/>
+        </w:rPr>
+        <w:t>drop=True</w:t>
+      </w:r>
+      <w:r>
+        <w:t xml:space="preserve"> means </w:t>
+      </w:r>
+      <w:r>
+        <w:rPr>
+          <w:rStyle w:val="Strong"/>
+        </w:rPr>
+        <w:t>"don't keep the old index."</w:t>
+      </w:r>
+    </w:p>
+    <w:p>
+      <w:pPr>
+        <w:rPr>
+          <w:rStyle w:val="Strong"/>
+        </w:rPr>
+      </w:pPr>
+    </w:p>
+    <w:p>
+      <w:pPr>
+        <w:rPr>
+          <w:rStyle w:val="Strong"/>
+        </w:rPr>
+      </w:pPr>
+    </w:p>
+    <w:p>
+      <w:pPr>
+        <w:rPr>
+          <w:rStyle w:val="Strong"/>
+        </w:rPr>
+      </w:pPr>
+    </w:p>
+    <w:p>
+      <w:pPr>
+        <w:pStyle w:val="Heading1"/>
+      </w:pPr>
+      <w:r>
+        <w:t>Decision Tree Classifier — Notes</w:t>
+      </w:r>
+    </w:p>
+    <w:p>
+      <w:pPr>
+        <w:pStyle w:val="Heading2"/>
+      </w:pPr>
+      <w:r>
+        <w:t>1. Definition</w:t>
+      </w:r>
+    </w:p>
+    <w:p>
+      <w:pPr>
+        <w:pStyle w:val="NormalWeb"/>
+      </w:pPr>
+      <w:r>
+        <w:t xml:space="preserve">A </w:t>
+      </w:r>
+      <w:r>
+        <w:rPr>
+          <w:rStyle w:val="Strong"/>
+        </w:rPr>
+        <w:t>Decision Tree</w:t>
+      </w:r>
+      <w:r>
+        <w:t xml:space="preserve"> is a </w:t>
+      </w:r>
+      <w:r>
+        <w:rPr>
+          <w:rStyle w:val="Strong"/>
+        </w:rPr>
+        <w:t>supervised machine learning algorithm</w:t>
+      </w:r>
+      <w:r>
+        <w:t xml:space="preserve"> used for:</w:t>
+      </w:r>
+    </w:p>
+    <w:p>
+      <w:pPr>
+        <w:pStyle w:val="NormalWeb"/>
+        <w:numPr>
+          <w:ilvl w:val="0"/>
+          <w:numId w:val="1"/>
+        </w:numPr>
+      </w:pPr>
+      <w:r>
+        <w:rPr>
+          <w:rStyle w:val="Strong"/>
+        </w:rPr>
+        <w:t>Classification</w:t>
+      </w:r>
+      <w:r>
+        <w:t xml:space="preserve"> → predicts a class/category</w:t>
+      </w:r>
+    </w:p>
+    <w:p>
+      <w:pPr>
+        <w:pStyle w:val="NormalWeb"/>
+        <w:numPr>
+          <w:ilvl w:val="0"/>
+          <w:numId w:val="1"/>
+        </w:numPr>
+      </w:pPr>
+      <w:r>
+        <w:rPr>
+          <w:rStyle w:val="Strong"/>
+        </w:rPr>
+        <w:t>Regression</w:t>
+      </w:r>
+      <w:r>
+        <w:t xml:space="preserve"> → predicts a numerical value</w:t>
+      </w:r>
+    </w:p>
+    <w:p>
+      <w:pPr>
+        <w:pStyle w:val="NormalWeb"/>
+      </w:pPr>
+      <w:r>
+        <w:t xml:space="preserve">A Decision Tree works like a </w:t>
+      </w:r>
+      <w:r>
+        <w:rPr>
+          <w:rStyle w:val="Strong"/>
+        </w:rPr>
+        <w:t>flowchart of questions</w:t>
+      </w:r>
+      <w:r>
+        <w:t>. It repeatedly splits the data based on feature conditions until it reaches a final prediction.</w:t>
+      </w:r>
+    </w:p>
+    <w:p>
+      <w:r>
+        <w:pict>
+          <v:rect id="_x0000_i1025" style="width:0;height:1.5pt" o:hralign="center" o:hrstd="t" o:hr="t" fillcolor="#a0a0a0" stroked="f"/>
+        </w:pict>
+      </w:r>
+    </w:p>
+    <w:p>
+      <w:pPr>
+        <w:pStyle w:val="Heading2"/>
+      </w:pPr>
+      <w:r>
+        <w:lastRenderedPageBreak/>
+        <w:t>2. Basic Idea</w:t>
+      </w:r>
+    </w:p>
+    <w:p>
+      <w:pPr>
+        <w:pStyle w:val="NormalWeb"/>
+      </w:pPr>
+      <w:r>
+        <w:t>The main idea is:</w:t>
+      </w:r>
+    </w:p>
+    <w:p>
+      <w:pPr>
+        <w:pStyle w:val="NormalWeb"/>
+      </w:pPr>
+      <w:r>
+        <w:rPr>
+          <w:rStyle w:val="Strong"/>
+        </w:rPr>
+        <w:t>Divide the dataset into smaller groups that are increasingly pure with respect to the target classes.</w:t>
+      </w:r>
+    </w:p>
+    <w:p>
+      <w:pPr>
+        <w:pStyle w:val="NormalWeb"/>
+      </w:pPr>
+      <w:r>
+        <w:t>Example:</w:t>
+      </w:r>
+    </w:p>
+    <w:p>
+      <w:pPr>
+        <w:pStyle w:val="HTMLPreformatted"/>
+        <w:rPr>
+          <w:rStyle w:val="HTMLCode"/>
+        </w:rPr>
+      </w:pPr>
+      <w:r>
+        <w:rPr>
+          <w:rStyle w:val="HTMLCode"/>
+        </w:rPr>
+        <w:t xml:space="preserve">                Study Hours &gt; 4?</w:t>
+      </w:r>
+    </w:p>
+    <w:p>
+      <w:pPr>
+        <w:pStyle w:val="HTMLPreformatted"/>
+        <w:rPr>
+          <w:rStyle w:val="HTMLCode"/>
+        </w:rPr>
+      </w:pPr>
+      <w:r>
+        <w:rPr>
+          <w:rStyle w:val="HTMLCode"/>
+        </w:rPr>
+        <w:t xml:space="preserve">                 /            \</w:t>
+      </w:r>
+    </w:p>
+    <w:p>
+      <w:pPr>
+        <w:pStyle w:val="HTMLPreformatted"/>
+        <w:rPr>
+          <w:rStyle w:val="HTMLCode"/>
+        </w:rPr>
+      </w:pPr>
+      <w:r>
+        <w:rPr>
+          <w:rStyle w:val="HTMLCode"/>
+        </w:rPr>
+        <w:t xml:space="preserve">               No              Yes</w:t>
+      </w:r>
+    </w:p>
+    <w:p>
+      <w:pPr>
+        <w:pStyle w:val="HTMLPreformatted"/>
+        <w:rPr>
+          <w:rStyle w:val="HTMLCode"/>
+        </w:rPr>
+      </w:pPr>
+      <w:r>
+        <w:rPr>
+          <w:rStyle w:val="HTMLCode"/>
+        </w:rPr>
+        <w:t xml:space="preserve">               ↓                ↓</w:t>
+      </w:r>
+    </w:p>
+    <w:p>
+      <w:pPr>
+        <w:pStyle w:val="HTMLPreformatted"/>
+        <w:rPr>
+          <w:rStyle w:val="HTMLCode"/>
+        </w:rPr>
+      </w:pPr>
+      <w:r>
+        <w:rPr>
+          <w:rStyle w:val="HTMLCode"/>
+        </w:rPr>
+        <w:t xml:space="preserve">             Fail          Attendance &gt; 70%?</w:t>
+      </w:r>
+    </w:p>
+    <w:p>
+      <w:pPr>
+        <w:pStyle w:val="HTMLPreformatted"/>
+        <w:rPr>
+          <w:rStyle w:val="HTMLCode"/>
+        </w:rPr>
+      </w:pPr>
+      <w:r>
+        <w:rPr>
+          <w:rStyle w:val="HTMLCode"/>
+        </w:rPr>
+        <w:t xml:space="preserve">                              /       \</w:t>
+      </w:r>
+    </w:p>
+    <w:p>
+      <w:pPr>
+        <w:pStyle w:val="HTMLPreformatted"/>
+        <w:rPr>
+          <w:rStyle w:val="HTMLCode"/>
+        </w:rPr>
+      </w:pPr>
+      <w:r>
+        <w:rPr>
+          <w:rStyle w:val="HTMLCode"/>
+        </w:rPr>
+        <w:t xml:space="preserve">                            No         Yes</w:t>
+      </w:r>
+    </w:p>
+    <w:p>
+      <w:pPr>
+        <w:pStyle w:val="HTMLPreformatted"/>
+        <w:rPr>
+          <w:rStyle w:val="HTMLCode"/>
+        </w:rPr>
+      </w:pPr>
+      <w:r>
+        <w:rPr>
+          <w:rStyle w:val="HTMLCode"/>
+        </w:rPr>
+        <w:t xml:space="preserve">                            ↓           ↓</w:t>
+      </w:r>
+    </w:p>
+    <w:p>
+      <w:pPr>
+        <w:pStyle w:val="HTMLPreformatted"/>
+        <w:rPr>
+          <w:rStyle w:val="HTMLCode"/>
+        </w:rPr>
+      </w:pPr>
+      <w:r>
+        <w:rPr>
+          <w:rStyle w:val="HTMLCode"/>
+        </w:rPr>
+        <w:t xml:space="preserve">                          Fail        Pass</w:t>
+      </w:r>
+    </w:p>
+    <w:p>
+      <w:pPr>
+        <w:pStyle w:val="NormalWeb"/>
+      </w:pPr>
+      <w:r>
+        <w:t xml:space="preserve">For a new student, the model follows the questions from the </w:t>
+      </w:r>
+      <w:r>
+        <w:rPr>
+          <w:rStyle w:val="Strong"/>
+        </w:rPr>
+        <w:t>root to a leaf</w:t>
+      </w:r>
+      <w:r>
+        <w:t xml:space="preserve"> and gives the corresponding prediction.</w:t>
+      </w:r>
+    </w:p>
+    <w:p>
+      <w:r>
+        <w:pict>
+          <v:rect id="_x0000_i1026" style="width:0;height:1.5pt" o:hralign="center" o:hrstd="t" o:hr="t" fillcolor="#a0a0a0" stroked="f"/>
+        </w:pict>
+      </w:r>
+    </w:p>
+    <w:p>
+      <w:pPr>
+        <w:pStyle w:val="Heading1"/>
+      </w:pPr>
+      <w:r>
+        <w:t>3. Important Terminology</w:t>
+      </w:r>
+    </w:p>
+    <w:p>
+      <w:pPr>
+        <w:pStyle w:val="Heading3"/>
+      </w:pPr>
+      <w:r>
+        <w:t>Root Node</w:t>
+      </w:r>
+    </w:p>
+    <w:p>
+      <w:pPr>
+        <w:pStyle w:val="NormalWeb"/>
+      </w:pPr>
+      <w:r>
+        <w:t xml:space="preserve">The </w:t>
+      </w:r>
+      <w:r>
+        <w:rPr>
+          <w:rStyle w:val="Strong"/>
+        </w:rPr>
+        <w:t>first node</w:t>
+      </w:r>
+      <w:r>
+        <w:t xml:space="preserve"> of the tree.</w:t>
+      </w:r>
+    </w:p>
+    <w:p>
+      <w:pPr>
+        <w:pStyle w:val="NormalWeb"/>
+      </w:pPr>
+      <w:r>
+        <w:t>Initially, the entire training dataset is the root node.</w:t>
+      </w:r>
+    </w:p>
+    <w:p>
+      <w:pPr>
+        <w:pStyle w:val="HTMLPreformatted"/>
+        <w:rPr>
+          <w:rStyle w:val="HTMLCode"/>
+        </w:rPr>
+      </w:pPr>
+      <w:r>
+        <w:rPr>
+          <w:rStyle w:val="HTMLCode"/>
+        </w:rPr>
+        <w:t xml:space="preserve">          ROOT</w:t>
+      </w:r>
+    </w:p>
+    <w:p>
+      <w:pPr>
+        <w:pStyle w:val="HTMLPreformatted"/>
+        <w:rPr>
+          <w:rStyle w:val="HTMLCode"/>
+        </w:rPr>
+      </w:pPr>
+      <w:r>
+        <w:rPr>
+          <w:rStyle w:val="HTMLCode"/>
+        </w:rPr>
+        <w:t xml:space="preserve">      Entire Dataset</w:t>
+      </w:r>
+    </w:p>
+    <w:p>
+      <w:pPr>
+        <w:pStyle w:val="NormalWeb"/>
+      </w:pPr>
+      <w:r>
+        <w:t>The model then finds the best feature and threshold to split this node.</w:t>
+      </w:r>
+    </w:p>
+    <w:p>
+      <w:r>
+        <w:pict>
+          <v:rect id="_x0000_i1027" style="width:0;height:1.5pt" o:hralign="center" o:hrstd="t" o:hr="t" fillcolor="#a0a0a0" stroked="f"/>
+        </w:pict>
+      </w:r>
+    </w:p>
+    <w:p>
+      <w:pPr>
+        <w:pStyle w:val="Heading3"/>
+      </w:pPr>
+      <w:r>
+        <w:t>Internal/Decision Node</w:t>
+      </w:r>
+    </w:p>
+    <w:p>
+      <w:pPr>
+        <w:pStyle w:val="NormalWeb"/>
+      </w:pPr>
+      <w:r>
+        <w:t>A node where a decision or question is made.</w:t>
+      </w:r>
+    </w:p>
+    <w:p>
+      <w:pPr>
+        <w:pStyle w:val="NormalWeb"/>
+      </w:pPr>
+      <w:r>
+        <w:t>Example:</w:t>
+      </w:r>
+    </w:p>
+    <w:p>
+      <w:pPr>
+        <w:pStyle w:val="HTMLPreformatted"/>
+        <w:rPr>
+          <w:rStyle w:val="HTMLCode"/>
+        </w:rPr>
+      </w:pPr>
+      <w:r>
+        <w:rPr>
+          <w:rStyle w:val="HTMLCode"/>
+        </w:rPr>
+        <w:t>Study Hours &gt; 4?</w:t>
+      </w:r>
+    </w:p>
+    <w:p>
+      <w:r>
+        <w:pict>
+          <v:rect id="_x0000_i1028" style="width:0;height:1.5pt" o:hralign="center" o:hrstd="t" o:hr="t" fillcolor="#a0a0a0" stroked="f"/>
+        </w:pict>
+      </w:r>
+    </w:p>
+    <w:p>
+      <w:pPr>
+        <w:pStyle w:val="Heading3"/>
+      </w:pPr>
+      <w:r>
+        <w:t>Branch</w:t>
+      </w:r>
+    </w:p>
+    <w:p>
+      <w:pPr>
+        <w:pStyle w:val="NormalWeb"/>
+      </w:pPr>
+      <w:r>
+        <w:t>The result of a decision.</w:t>
+      </w:r>
+    </w:p>
+    <w:p>
+      <w:pPr>
+        <w:pStyle w:val="HTMLPreformatted"/>
+        <w:rPr>
+          <w:rStyle w:val="HTMLCode"/>
+        </w:rPr>
+      </w:pPr>
+      <w:r>
+        <w:rPr>
+          <w:rStyle w:val="HTMLCode"/>
+        </w:rPr>
+        <w:lastRenderedPageBreak/>
+        <w:t>Yes → right branch</w:t>
+      </w:r>
+    </w:p>
+    <w:p>
+      <w:pPr>
+        <w:pStyle w:val="HTMLPreformatted"/>
+        <w:rPr>
+          <w:rStyle w:val="HTMLCode"/>
+        </w:rPr>
+      </w:pPr>
+      <w:r>
+        <w:rPr>
+          <w:rStyle w:val="HTMLCode"/>
+        </w:rPr>
+        <w:t>No  → left branch</w:t>
+      </w:r>
+    </w:p>
+    <w:p>
+      <w:r>
+        <w:pict>
+          <v:rect id="_x0000_i1029" style="width:0;height:1.5pt" o:hralign="center" o:hrstd="t" o:hr="t" fillcolor="#a0a0a0" stroked="f"/>
+        </w:pict>
+      </w:r>
+    </w:p>
+    <w:p>
+      <w:pPr>
+        <w:pStyle w:val="Heading3"/>
+      </w:pPr>
+      <w:r>
+        <w:t>Leaf Node</w:t>
+      </w:r>
+    </w:p>
+    <w:p>
+      <w:pPr>
+        <w:pStyle w:val="NormalWeb"/>
+      </w:pPr>
+      <w:r>
+        <w:t>The final node where the prediction is made.</w:t>
+      </w:r>
+    </w:p>
+    <w:p>
+      <w:pPr>
+        <w:pStyle w:val="HTMLPreformatted"/>
+        <w:rPr>
+          <w:rStyle w:val="HTMLCode"/>
+        </w:rPr>
+      </w:pPr>
+      <w:r>
+        <w:rPr>
+          <w:rStyle w:val="HTMLCode"/>
+        </w:rPr>
+        <w:t xml:space="preserve">        Leaf</w:t>
+      </w:r>
+    </w:p>
+    <w:p>
+      <w:pPr>
+        <w:pStyle w:val="HTMLPreformatted"/>
+        <w:rPr>
+          <w:rStyle w:val="HTMLCode"/>
+        </w:rPr>
+      </w:pPr>
+      <w:r>
+        <w:rPr>
+          <w:rStyle w:val="HTMLCode"/>
+        </w:rPr>
+        <w:t xml:space="preserve">          ↓</w:t>
+      </w:r>
+    </w:p>
+    <w:p>
+      <w:pPr>
+        <w:pStyle w:val="HTMLPreformatted"/>
+        <w:rPr>
+          <w:rStyle w:val="HTMLCode"/>
+        </w:rPr>
+      </w:pPr>
+      <w:r>
+        <w:rPr>
+          <w:rStyle w:val="HTMLCode"/>
+        </w:rPr>
+        <w:t xml:space="preserve">        Pass</w:t>
+      </w:r>
+    </w:p>
+    <w:p>
+      <w:r>
+        <w:pict>
+          <v:rect id="_x0000_i1030" style="width:0;height:1.5pt" o:hralign="center" o:hrstd="t" o:hr="t" fillcolor="#a0a0a0" stroked="f"/>
+        </w:pict>
+      </w:r>
+    </w:p>
+    <w:p>
+      <w:pPr>
+        <w:pStyle w:val="Heading2"/>
+      </w:pPr>
+      <w:r>
+        <w:t>4. Pure and Mixed Nodes</w:t>
+      </w:r>
+    </w:p>
+    <w:p>
+      <w:pPr>
+        <w:pStyle w:val="Heading3"/>
+      </w:pPr>
+      <w:r>
+        <w:t>Pure Node</w:t>
+      </w:r>
+    </w:p>
+    <w:p>
+      <w:pPr>
+        <w:pStyle w:val="NormalWeb"/>
+      </w:pPr>
+      <w:r>
+        <w:t xml:space="preserve">A node is </w:t>
+      </w:r>
+      <w:r>
+        <w:rPr>
+          <w:rStyle w:val="Strong"/>
+        </w:rPr>
+        <w:t>pure</w:t>
+      </w:r>
+      <w:r>
+        <w:t xml:space="preserve"> when all observations belong to the same class.</w:t>
+      </w:r>
+    </w:p>
+    <w:p>
+      <w:pPr>
+        <w:pStyle w:val="NormalWeb"/>
+      </w:pPr>
+      <w:r>
+        <w:t>Example:</w:t>
+      </w:r>
+    </w:p>
+    <w:p>
+      <w:pPr>
+        <w:pStyle w:val="HTMLPreformatted"/>
+        <w:rPr>
+          <w:rStyle w:val="HTMLCode"/>
+        </w:rPr>
+      </w:pPr>
+      <w:r>
+        <w:rPr>
+          <w:rStyle w:val="HTMLCode"/>
+        </w:rPr>
+        <w:t>Pass</w:t>
+      </w:r>
+    </w:p>
+    <w:p>
+      <w:pPr>
+        <w:pStyle w:val="HTMLPreformatted"/>
+        <w:rPr>
+          <w:rStyle w:val="HTMLCode"/>
+        </w:rPr>
+      </w:pPr>
+      <w:r>
+        <w:rPr>
+          <w:rStyle w:val="HTMLCode"/>
+        </w:rPr>
+        <w:t>Pass</w:t>
+      </w:r>
+    </w:p>
+    <w:p>
+      <w:pPr>
+        <w:pStyle w:val="HTMLPreformatted"/>
+        <w:rPr>
+          <w:rStyle w:val="HTMLCode"/>
+        </w:rPr>
+      </w:pPr>
+      <w:r>
+        <w:rPr>
+          <w:rStyle w:val="HTMLCode"/>
+        </w:rPr>
+        <w:t>Pass</w:t>
+      </w:r>
+    </w:p>
+    <w:p>
+      <w:pPr>
+        <w:pStyle w:val="HTMLPreformatted"/>
+        <w:rPr>
+          <w:rStyle w:val="HTMLCode"/>
+        </w:rPr>
+      </w:pPr>
+      <w:r>
+        <w:rPr>
+          <w:rStyle w:val="HTMLCode"/>
+        </w:rPr>
+        <w:t>Pass</w:t>
+      </w:r>
+    </w:p>
+    <w:p>
+      <w:pPr>
+        <w:pStyle w:val="NormalWeb"/>
+      </w:pPr>
+      <w:r>
+        <w:t>There is no uncertainty.</w:t>
+      </w:r>
+    </w:p>
+    <w:p>
+      <w:pPr>
+        <w:pStyle w:val="NormalWeb"/>
+      </w:pPr>
+      <w:r>
+        <w:t>Therefore:</w:t>
+      </w:r>
+    </w:p>
+    <w:p>
+      <w:pPr>
+        <w:pStyle w:val="NormalWeb"/>
+        <w:numPr>
+          <w:ilvl w:val="0"/>
+          <w:numId w:val="2"/>
+        </w:numPr>
+      </w:pPr>
+      <w:r>
+        <w:t>Gini = 0</w:t>
+      </w:r>
+    </w:p>
+    <w:p>
+      <w:pPr>
+        <w:pStyle w:val="NormalWeb"/>
+        <w:numPr>
+          <w:ilvl w:val="0"/>
+          <w:numId w:val="2"/>
+        </w:numPr>
+      </w:pPr>
+      <w:r>
+        <w:t>Entropy = 0</w:t>
+      </w:r>
+    </w:p>
+    <w:p>
+      <w:r>
+        <w:pict>
+          <v:rect id="_x0000_i1031" style="width:0;height:1.5pt" o:hralign="center" o:hrstd="t" o:hr="t" fillcolor="#a0a0a0" stroked="f"/>
+        </w:pict>
+      </w:r>
+    </w:p>
+    <w:p>
+      <w:pPr>
+        <w:pStyle w:val="Heading3"/>
+      </w:pPr>
+      <w:r>
+        <w:t>Mixed/Impure Node</w:t>
+      </w:r>
+    </w:p>
+    <w:p>
+      <w:pPr>
+        <w:pStyle w:val="NormalWeb"/>
+      </w:pPr>
+      <w:r>
+        <w:t xml:space="preserve">A node is </w:t>
+      </w:r>
+      <w:r>
+        <w:rPr>
+          <w:rStyle w:val="Strong"/>
+        </w:rPr>
+        <w:t>mixed</w:t>
+      </w:r>
+      <w:r>
+        <w:t xml:space="preserve"> when it contains observations from different classes.</w:t>
+      </w:r>
+    </w:p>
+    <w:p>
+      <w:pPr>
+        <w:pStyle w:val="NormalWeb"/>
+      </w:pPr>
+      <w:r>
+        <w:t>Example:</w:t>
+      </w:r>
+    </w:p>
+    <w:p>
+      <w:pPr>
+        <w:pStyle w:val="HTMLPreformatted"/>
+        <w:rPr>
+          <w:rStyle w:val="HTMLCode"/>
+        </w:rPr>
+      </w:pPr>
+      <w:r>
+        <w:rPr>
+          <w:rStyle w:val="HTMLCode"/>
+        </w:rPr>
+        <w:t>Pass</w:t>
+      </w:r>
+    </w:p>
+    <w:p>
+      <w:pPr>
+        <w:pStyle w:val="HTMLPreformatted"/>
+        <w:rPr>
+          <w:rStyle w:val="HTMLCode"/>
+        </w:rPr>
+      </w:pPr>
+      <w:r>
+        <w:rPr>
+          <w:rStyle w:val="HTMLCode"/>
+        </w:rPr>
+        <w:t>Fail</w:t>
+      </w:r>
+    </w:p>
+    <w:p>
+      <w:pPr>
+        <w:pStyle w:val="HTMLPreformatted"/>
+        <w:rPr>
+          <w:rStyle w:val="HTMLCode"/>
+        </w:rPr>
+      </w:pPr>
+      <w:r>
+        <w:rPr>
+          <w:rStyle w:val="HTMLCode"/>
+        </w:rPr>
+        <w:t>Pass</w:t>
+      </w:r>
+    </w:p>
+    <w:p>
+      <w:pPr>
+        <w:pStyle w:val="HTMLPreformatted"/>
+        <w:rPr>
+          <w:rStyle w:val="HTMLCode"/>
+        </w:rPr>
+      </w:pPr>
+      <w:r>
+        <w:rPr>
+          <w:rStyle w:val="HTMLCode"/>
+        </w:rPr>
+        <w:t>Fail</w:t>
+      </w:r>
+    </w:p>
+    <w:p>
+      <w:pPr>
+        <w:pStyle w:val="HTMLPreformatted"/>
+        <w:rPr>
+          <w:rStyle w:val="HTMLCode"/>
+        </w:rPr>
+      </w:pPr>
+      <w:r>
+        <w:rPr>
+          <w:rStyle w:val="HTMLCode"/>
+        </w:rPr>
+        <w:t>Pass</w:t>
+      </w:r>
+    </w:p>
+    <w:p>
+      <w:pPr>
+        <w:pStyle w:val="NormalWeb"/>
+      </w:pPr>
+      <w:r>
+        <w:t>Here:</w:t>
+      </w:r>
+    </w:p>
+    <w:p>
+      <w:pPr>
+        <w:pStyle w:val="NormalWeb"/>
+        <w:numPr>
+          <w:ilvl w:val="0"/>
+          <w:numId w:val="3"/>
+        </w:numPr>
+      </w:pPr>
+      <w:r>
+        <w:t>Pass = 3</w:t>
+      </w:r>
+    </w:p>
+    <w:p>
+      <w:pPr>
+        <w:pStyle w:val="NormalWeb"/>
+        <w:numPr>
+          <w:ilvl w:val="0"/>
+          <w:numId w:val="3"/>
+        </w:numPr>
+      </w:pPr>
+      <w:r>
+        <w:t>Fail = 2</w:t>
+      </w:r>
+    </w:p>
+    <w:p>
+      <w:pPr>
+        <w:pStyle w:val="NormalWeb"/>
+      </w:pPr>
+      <w:r>
+        <w:lastRenderedPageBreak/>
+        <w:t>The node is impure because it contains multiple classes.</w:t>
+      </w:r>
+    </w:p>
+    <w:p>
+      <w:pPr>
+        <w:pStyle w:val="Heading3"/>
+      </w:pPr>
+      <w:r>
+        <w:t>Remember:</w:t>
+      </w:r>
+    </w:p>
+    <w:p>
+      <w:pPr>
+        <w:pStyle w:val="NormalWeb"/>
+      </w:pPr>
+      <w:r>
+        <w:rPr>
+          <w:rStyle w:val="Strong"/>
+        </w:rPr>
+        <w:t>Pure node → one class dominates completely.</w:t>
+      </w:r>
+    </w:p>
+    <w:p>
+      <w:pPr>
+        <w:pStyle w:val="NormalWeb"/>
+      </w:pPr>
+      <w:r>
+        <w:rPr>
+          <w:rStyle w:val="Strong"/>
+        </w:rPr>
+        <w:t>Mixed node → multiple classes are present.</w:t>
+      </w:r>
+    </w:p>
+    <w:p>
+      <w:r>
+        <w:pict>
+          <v:rect id="_x0000_i1032" style="width:0;height:1.5pt" o:hralign="center" o:hrstd="t" o:hr="t" fillcolor="#a0a0a0" stroked="f"/>
+        </w:pict>
+      </w:r>
+    </w:p>
+    <w:p>
+      <w:pPr>
+        <w:pStyle w:val="Heading1"/>
+      </w:pPr>
+      <w:r>
+        <w:t>5. Why Does a Decision Tree Want Pure Nodes?</w:t>
+      </w:r>
+    </w:p>
+    <w:p>
+      <w:pPr>
+        <w:pStyle w:val="NormalWeb"/>
+      </w:pPr>
+      <w:r>
+        <w:t>The goal of the tree is to create groups where the classes are as separated as possible.</w:t>
+      </w:r>
+    </w:p>
+    <w:p>
+      <w:pPr>
+        <w:pStyle w:val="NormalWeb"/>
+      </w:pPr>
+      <w:r>
+        <w:t>For example:</w:t>
+      </w:r>
+    </w:p>
+    <w:p>
+      <w:pPr>
+        <w:pStyle w:val="HTMLPreformatted"/>
+        <w:rPr>
+          <w:rStyle w:val="HTMLCode"/>
+        </w:rPr>
+      </w:pPr>
+      <w:r>
+        <w:rPr>
+          <w:rStyle w:val="HTMLCode"/>
+        </w:rPr>
+        <w:t>Bad split:</w:t>
+      </w:r>
+    </w:p>
+    <w:p>
+      <w:pPr>
+        <w:pStyle w:val="HTMLPreformatted"/>
+        <w:rPr>
+          <w:rStyle w:val="HTMLCode"/>
+        </w:rPr>
+      </w:pPr>
+    </w:p>
+    <w:p>
+      <w:pPr>
+        <w:pStyle w:val="HTMLPreformatted"/>
+        <w:rPr>
+          <w:rStyle w:val="HTMLCode"/>
+        </w:rPr>
+      </w:pPr>
+      <w:r>
+        <w:rPr>
+          <w:rStyle w:val="HTMLCode"/>
+        </w:rPr>
+        <w:t xml:space="preserve">       Node</w:t>
+      </w:r>
+    </w:p>
+    <w:p>
+      <w:pPr>
+        <w:pStyle w:val="HTMLPreformatted"/>
+        <w:rPr>
+          <w:rStyle w:val="HTMLCode"/>
+        </w:rPr>
+      </w:pPr>
+      <w:r>
+        <w:rPr>
+          <w:rStyle w:val="HTMLCode"/>
+        </w:rPr>
+        <w:t xml:space="preserve">    /        \</w:t>
+      </w:r>
+    </w:p>
+    <w:p>
+      <w:pPr>
+        <w:pStyle w:val="HTMLPreformatted"/>
+        <w:rPr>
+          <w:rStyle w:val="HTMLCode"/>
+        </w:rPr>
+      </w:pPr>
+      <w:r>
+        <w:rPr>
+          <w:rStyle w:val="HTMLCode"/>
+        </w:rPr>
+        <w:t xml:space="preserve"> Pass/Fail  Pass/Fail</w:t>
+      </w:r>
+    </w:p>
+    <w:p>
+      <w:pPr>
+        <w:pStyle w:val="HTMLPreformatted"/>
+        <w:rPr>
+          <w:rStyle w:val="HTMLCode"/>
+        </w:rPr>
+      </w:pPr>
+    </w:p>
+    <w:p>
+      <w:pPr>
+        <w:pStyle w:val="HTMLPreformatted"/>
+        <w:rPr>
+          <w:rStyle w:val="HTMLCode"/>
+        </w:rPr>
+      </w:pPr>
+    </w:p>
+    <w:p>
+      <w:pPr>
+        <w:pStyle w:val="HTMLPreformatted"/>
+        <w:rPr>
+          <w:rStyle w:val="HTMLCode"/>
+        </w:rPr>
+      </w:pPr>
+      <w:r>
+        <w:rPr>
+          <w:rStyle w:val="HTMLCode"/>
+        </w:rPr>
+        <w:t>Good split:</w:t>
+      </w:r>
+    </w:p>
+    <w:p>
+      <w:pPr>
+        <w:pStyle w:val="HTMLPreformatted"/>
+        <w:rPr>
+          <w:rStyle w:val="HTMLCode"/>
+        </w:rPr>
+      </w:pPr>
+    </w:p>
+    <w:p>
+      <w:pPr>
+        <w:pStyle w:val="HTMLPreformatted"/>
+        <w:rPr>
+          <w:rStyle w:val="HTMLCode"/>
+        </w:rPr>
+      </w:pPr>
+      <w:r>
+        <w:rPr>
+          <w:rStyle w:val="HTMLCode"/>
+        </w:rPr>
+        <w:t xml:space="preserve">       Node</w:t>
+      </w:r>
+    </w:p>
+    <w:p>
+      <w:pPr>
+        <w:pStyle w:val="HTMLPreformatted"/>
+        <w:rPr>
+          <w:rStyle w:val="HTMLCode"/>
+        </w:rPr>
+      </w:pPr>
+      <w:r>
+        <w:rPr>
+          <w:rStyle w:val="HTMLCode"/>
+        </w:rPr>
+        <w:t xml:space="preserve">    /        \</w:t>
+      </w:r>
+    </w:p>
+    <w:p>
+      <w:pPr>
+        <w:pStyle w:val="HTMLPreformatted"/>
+        <w:rPr>
+          <w:rStyle w:val="HTMLCode"/>
+        </w:rPr>
+      </w:pPr>
+      <w:r>
+        <w:rPr>
+          <w:rStyle w:val="HTMLCode"/>
+        </w:rPr>
+        <w:t xml:space="preserve"> Mostly     Mostly</w:t>
+      </w:r>
+    </w:p>
+    <w:p>
+      <w:pPr>
+        <w:pStyle w:val="HTMLPreformatted"/>
+        <w:rPr>
+          <w:rStyle w:val="HTMLCode"/>
+        </w:rPr>
+      </w:pPr>
+      <w:r>
+        <w:rPr>
+          <w:rStyle w:val="HTMLCode"/>
+        </w:rPr>
+        <w:t xml:space="preserve">  Fail       Pass</w:t>
+      </w:r>
+    </w:p>
+    <w:p>
+      <w:pPr>
+        <w:pStyle w:val="NormalWeb"/>
+      </w:pPr>
+      <w:r>
+        <w:t>The second split creates purer groups.</w:t>
+      </w:r>
+    </w:p>
+    <w:p>
+      <w:pPr>
+        <w:pStyle w:val="NormalWeb"/>
+      </w:pPr>
+      <w:r>
+        <w:t xml:space="preserve">Therefore, the Decision Tree prefers splits that </w:t>
+      </w:r>
+      <w:r>
+        <w:rPr>
+          <w:rStyle w:val="Strong"/>
+        </w:rPr>
+        <w:t>reduce impurity</w:t>
+      </w:r>
+      <w:r>
+        <w:t>.</w:t>
+      </w:r>
+    </w:p>
+    <w:p>
+      <w:r>
+        <w:pict>
+          <v:rect id="_x0000_i1033" style="width:0;height:1.5pt" o:hralign="center" o:hrstd="t" o:hr="t" fillcolor="#a0a0a0" stroked="f"/>
+        </w:pict>
+      </w:r>
+    </w:p>
+    <w:p>
+      <w:pPr>
+        <w:pStyle w:val="Heading1"/>
+      </w:pPr>
+      <w:r>
+        <w:t>6. Gini Impurity</w:t>
+      </w:r>
+    </w:p>
+    <w:p>
+      <w:pPr>
+        <w:pStyle w:val="NormalWeb"/>
+      </w:pPr>
+      <w:r>
+        <w:rPr>
+          <w:rStyle w:val="Strong"/>
+        </w:rPr>
+        <w:t>Gini impurity</w:t>
+      </w:r>
+      <w:r>
+        <w:t xml:space="preserve"> measures how mixed the classes are in a node.</w:t>
+      </w:r>
+    </w:p>
+    <w:p>
+      <w:pPr>
+        <w:pStyle w:val="NormalWeb"/>
+      </w:pPr>
+      <w:r>
+        <w:t>Formula:</w:t>
+      </w:r>
+    </w:p>
+    <w:p>
+      <w:r>
+        <w:rPr>
+          <w:rStyle w:val="katex"/>
+        </w:rPr>
+        <w:t>Gini=1−∑i=1Cpi2\boxed{Gini = 1-\sum_{i=1}^{C}p_i^2}</w:t>
+      </w:r>
+    </w:p>
+    <w:p>
+      <w:pPr>
+        <w:pStyle w:val="NormalWeb"/>
+      </w:pPr>
+      <w:r>
+        <w:t>Where:</w:t>
+      </w:r>
+    </w:p>
+    <w:p>
+      <w:pPr>
+        <w:pStyle w:val="NormalWeb"/>
+        <w:numPr>
+          <w:ilvl w:val="0"/>
+          <w:numId w:val="4"/>
+        </w:numPr>
+      </w:pPr>
+      <w:r>
+        <w:rPr>
+          <w:rStyle w:val="katex"/>
+          <w:rFonts w:eastAsiaTheme="majorEastAsia"/>
+        </w:rPr>
+        <w:t>CC</w:t>
+      </w:r>
+      <w:r>
+        <w:t xml:space="preserve"> = number of classes</w:t>
+      </w:r>
+    </w:p>
+    <w:p>
+      <w:pPr>
+        <w:pStyle w:val="NormalWeb"/>
+        <w:numPr>
+          <w:ilvl w:val="0"/>
+          <w:numId w:val="4"/>
+        </w:numPr>
+      </w:pPr>
+      <w:r>
+        <w:rPr>
+          <w:rStyle w:val="katex"/>
+          <w:rFonts w:eastAsiaTheme="majorEastAsia"/>
+        </w:rPr>
+        <w:t>pip_i</w:t>
+      </w:r>
+      <w:r>
+        <w:t xml:space="preserve"> = proportion of observations belonging to class </w:t>
+      </w:r>
+      <w:r>
+        <w:rPr>
+          <w:rStyle w:val="katex"/>
+          <w:rFonts w:eastAsiaTheme="majorEastAsia"/>
+        </w:rPr>
+        <w:t>ii</w:t>
+      </w:r>
+    </w:p>
+    <w:p>
+      <w:r>
+        <w:pict>
+          <v:rect id="_x0000_i1034" style="width:0;height:1.5pt" o:hralign="center" o:hrstd="t" o:hr="t" fillcolor="#a0a0a0" stroked="f"/>
+        </w:pict>
+      </w:r>
+    </w:p>
+    <w:p>
+      <w:pPr>
+        <w:pStyle w:val="Heading2"/>
+      </w:pPr>
+      <w:r>
+        <w:lastRenderedPageBreak/>
+        <w:t>Example</w:t>
+      </w:r>
+    </w:p>
+    <w:p>
+      <w:pPr>
+        <w:pStyle w:val="NormalWeb"/>
+      </w:pPr>
+      <w:r>
+        <w:t>Suppose a node contains:</w:t>
+      </w:r>
+    </w:p>
+    <w:p>
+      <w:pPr>
+        <w:pStyle w:val="HTMLPreformatted"/>
+        <w:rPr>
+          <w:rStyle w:val="HTMLCode"/>
+        </w:rPr>
+      </w:pPr>
+      <w:r>
+        <w:rPr>
+          <w:rStyle w:val="HTMLCode"/>
+        </w:rPr>
+        <w:t>10 observations</w:t>
+      </w:r>
+    </w:p>
+    <w:p>
+      <w:pPr>
+        <w:pStyle w:val="HTMLPreformatted"/>
+        <w:rPr>
+          <w:rStyle w:val="HTMLCode"/>
+        </w:rPr>
+      </w:pPr>
+    </w:p>
+    <w:p>
+      <w:pPr>
+        <w:pStyle w:val="HTMLPreformatted"/>
+        <w:rPr>
+          <w:rStyle w:val="HTMLCode"/>
+        </w:rPr>
+      </w:pPr>
+      <w:r>
+        <w:rPr>
+          <w:rStyle w:val="HTMLCode"/>
+        </w:rPr>
+        <w:t>Pass = 7</w:t>
+      </w:r>
+    </w:p>
+    <w:p>
+      <w:pPr>
+        <w:pStyle w:val="HTMLPreformatted"/>
+        <w:rPr>
+          <w:rStyle w:val="HTMLCode"/>
+        </w:rPr>
+      </w:pPr>
+      <w:r>
+        <w:rPr>
+          <w:rStyle w:val="HTMLCode"/>
+        </w:rPr>
+        <w:t>Fail = 3</w:t>
+      </w:r>
+    </w:p>
+    <w:p>
+      <w:pPr>
+        <w:pStyle w:val="NormalWeb"/>
+      </w:pPr>
+      <w:r>
+        <w:t>Therefore:</w:t>
+      </w:r>
+    </w:p>
+    <w:p>
+      <w:r>
+        <w:rPr>
+          <w:rStyle w:val="katex"/>
+        </w:rPr>
+        <w:t>pPass=0.7p_{Pass}=0.7</w:t>
+      </w:r>
+      <w:r>
+        <w:t xml:space="preserve"> </w:t>
+      </w:r>
+      <w:r>
+        <w:rPr>
+          <w:rStyle w:val="katex"/>
+        </w:rPr>
+        <w:t>pFail=0.3p_{Fail}=0.3</w:t>
+      </w:r>
+    </w:p>
+    <w:p>
+      <w:pPr>
+        <w:pStyle w:val="NormalWeb"/>
+      </w:pPr>
+      <w:r>
+        <w:t>Then:</w:t>
+      </w:r>
+    </w:p>
+    <w:p>
+      <w:r>
+        <w:rPr>
+          <w:rStyle w:val="katex"/>
+        </w:rPr>
+        <w:t>Gini=1−(0.72+0.32)Gini=1-(0.7^2+0.3^2)</w:t>
+      </w:r>
+      <w:r>
+        <w:t xml:space="preserve"> </w:t>
+      </w:r>
+      <w:r>
+        <w:rPr>
+          <w:rStyle w:val="katex"/>
+        </w:rPr>
+        <w:t>=1−(0.49+0.09)=1-(0.49+0.09)</w:t>
+      </w:r>
+      <w:r>
+        <w:t xml:space="preserve"> </w:t>
+      </w:r>
+      <w:r>
+        <w:rPr>
+          <w:rStyle w:val="katex"/>
+        </w:rPr>
+        <w:t>=0.42=0.42</w:t>
+      </w:r>
+    </w:p>
+    <w:p>
+      <w:pPr>
+        <w:pStyle w:val="NormalWeb"/>
+      </w:pPr>
+      <w:r>
+        <w:t>So:</w:t>
+      </w:r>
+    </w:p>
+    <w:p>
+      <w:r>
+        <w:rPr>
+          <w:rStyle w:val="katex"/>
+        </w:rPr>
+        <w:t>Gini=0.42\boxed{Gini=0.42}</w:t>
+      </w:r>
+    </w:p>
+    <w:p>
+      <w:r>
+        <w:pict>
+          <v:rect id="_x0000_i1035" style="width:0;height:1.5pt" o:hralign="center" o:hrstd="t" o:hr="t" fillcolor="#a0a0a0" stroked="f"/>
+        </w:pict>
+      </w:r>
+    </w:p>
+    <w:p>
+      <w:pPr>
+        <w:pStyle w:val="Heading2"/>
+      </w:pPr>
+      <w:r>
+        <w:t>Gini Interpretation</w:t>
+      </w:r>
+    </w:p>
+    <w:p>
+      <w:pPr>
+        <w:pStyle w:val="Heading3"/>
+      </w:pPr>
+      <w:r>
+        <w:t>Completely pure</w:t>
+      </w:r>
+    </w:p>
+    <w:p>
+      <w:pPr>
+        <w:pStyle w:val="HTMLPreformatted"/>
+        <w:rPr>
+          <w:rStyle w:val="HTMLCode"/>
+        </w:rPr>
+      </w:pPr>
+      <w:r>
+        <w:rPr>
+          <w:rStyle w:val="HTMLCode"/>
+        </w:rPr>
+        <w:t>Pass = 10</w:t>
+      </w:r>
+    </w:p>
+    <w:p>
+      <w:pPr>
+        <w:pStyle w:val="HTMLPreformatted"/>
+        <w:rPr>
+          <w:rStyle w:val="HTMLCode"/>
+        </w:rPr>
+      </w:pPr>
+      <w:r>
+        <w:rPr>
+          <w:rStyle w:val="HTMLCode"/>
+        </w:rPr>
+        <w:t>Fail = 0</w:t>
+      </w:r>
+    </w:p>
+    <w:p>
+      <w:r>
+        <w:rPr>
+          <w:rStyle w:val="katex"/>
+        </w:rPr>
+        <w:t>Gini=0Gini=0</w:t>
+      </w:r>
+    </w:p>
+    <w:p>
+      <w:pPr>
+        <w:pStyle w:val="Heading3"/>
+      </w:pPr>
+      <w:r>
+        <w:t>Completely mixed binary node</w:t>
+      </w:r>
+    </w:p>
+    <w:p>
+      <w:pPr>
+        <w:pStyle w:val="HTMLPreformatted"/>
+        <w:rPr>
+          <w:rStyle w:val="HTMLCode"/>
+        </w:rPr>
+      </w:pPr>
+      <w:r>
+        <w:rPr>
+          <w:rStyle w:val="HTMLCode"/>
+        </w:rPr>
+        <w:t>Pass = 5</w:t>
+      </w:r>
+    </w:p>
+    <w:p>
+      <w:pPr>
+        <w:pStyle w:val="HTMLPreformatted"/>
+        <w:rPr>
+          <w:rStyle w:val="HTMLCode"/>
+        </w:rPr>
+      </w:pPr>
+      <w:r>
+        <w:rPr>
+          <w:rStyle w:val="HTMLCode"/>
+        </w:rPr>
+        <w:t>Fail = 5</w:t>
+      </w:r>
+    </w:p>
+    <w:p>
+      <w:r>
+        <w:rPr>
+          <w:rStyle w:val="katex"/>
+        </w:rPr>
+        <w:t>Gini=0.5Gini=0.5</w:t>
+      </w:r>
+    </w:p>
+    <w:p>
+      <w:pPr>
+        <w:pStyle w:val="NormalWeb"/>
+      </w:pPr>
+      <w:r>
+        <w:t>Therefore:</w:t>
+      </w:r>
+    </w:p>
+    <w:p>
+      <w:pPr>
+        <w:pStyle w:val="NormalWeb"/>
+      </w:pPr>
+      <w:r>
+        <w:rPr>
+          <w:rStyle w:val="Strong"/>
+        </w:rPr>
+        <w:t>Lower Gini → purer node</w:t>
+      </w:r>
+    </w:p>
+    <w:p>
+      <w:pPr>
+        <w:pStyle w:val="NormalWeb"/>
+      </w:pPr>
+      <w:r>
+        <w:rPr>
+          <w:rStyle w:val="Strong"/>
+        </w:rPr>
+        <w:t>Higher Gini → more mixed node</w:t>
+      </w:r>
+    </w:p>
+    <w:p>
+      <w:r>
+        <w:pict>
+          <v:rect id="_x0000_i1036" style="width:0;height:1.5pt" o:hralign="center" o:hrstd="t" o:hr="t" fillcolor="#a0a0a0" stroked="f"/>
+        </w:pict>
+      </w:r>
+    </w:p>
+    <w:p>
+      <w:pPr>
+        <w:pStyle w:val="Heading1"/>
+      </w:pPr>
+      <w:r>
+        <w:t xml:space="preserve">7. Why Do We Have </w:t>
+      </w:r>
+      <w:r>
+        <w:rPr>
+          <w:rStyle w:val="katex"/>
+        </w:rPr>
+        <w:t>1−1-</w:t>
+      </w:r>
+      <w:r>
+        <w:t xml:space="preserve"> in the Gini Formula?</w:t>
+      </w:r>
+    </w:p>
+    <w:p>
+      <w:pPr>
+        <w:pStyle w:val="NormalWeb"/>
+      </w:pPr>
+      <w:r>
+        <w:t>The formula is:</w:t>
+      </w:r>
+    </w:p>
+    <w:p>
+      <w:r>
+        <w:rPr>
+          <w:rStyle w:val="katex"/>
+        </w:rPr>
+        <w:t>Gini=1−∑pi2Gini=1-\sum p_i^2</w:t>
+      </w:r>
+    </w:p>
+    <w:p>
+      <w:pPr>
+        <w:pStyle w:val="NormalWeb"/>
+      </w:pPr>
+      <w:r>
+        <w:lastRenderedPageBreak/>
+        <w:t>The term:</w:t>
+      </w:r>
+    </w:p>
+    <w:p>
+      <w:r>
+        <w:rPr>
+          <w:rStyle w:val="katex"/>
+        </w:rPr>
+        <w:t>∑pi2\sum p_i^2</w:t>
+      </w:r>
+    </w:p>
+    <w:p>
+      <w:pPr>
+        <w:pStyle w:val="NormalWeb"/>
+      </w:pPr>
+      <w:r>
+        <w:t xml:space="preserve">represents the probability of selecting two observations belonging to the </w:t>
+      </w:r>
+      <w:r>
+        <w:rPr>
+          <w:rStyle w:val="Strong"/>
+        </w:rPr>
+        <w:t>same class</w:t>
+      </w:r>
+      <w:r>
+        <w:t>.</w:t>
+      </w:r>
+    </w:p>
+    <w:p>
+      <w:pPr>
+        <w:pStyle w:val="NormalWeb"/>
+      </w:pPr>
+      <w:r>
+        <w:t>Therefore:</w:t>
+      </w:r>
+    </w:p>
+    <w:p>
+      <w:r>
+        <w:rPr>
+          <w:rStyle w:val="katex"/>
+        </w:rPr>
+        <w:t>1−∑pi21-\sum p_i^2</w:t>
+      </w:r>
+    </w:p>
+    <w:p>
+      <w:pPr>
+        <w:pStyle w:val="NormalWeb"/>
+      </w:pPr>
+      <w:r>
+        <w:t xml:space="preserve">represents the probability of selecting observations belonging to </w:t>
+      </w:r>
+      <w:r>
+        <w:rPr>
+          <w:rStyle w:val="Strong"/>
+        </w:rPr>
+        <w:t>different classes</w:t>
+      </w:r>
+      <w:r>
+        <w:t>.</w:t>
+      </w:r>
+    </w:p>
+    <w:p>
+      <w:pPr>
+        <w:pStyle w:val="NormalWeb"/>
+      </w:pPr>
+      <w:r>
+        <w:t>So Gini impurity can be intuitively understood as:</w:t>
+      </w:r>
+    </w:p>
+    <w:p>
+      <w:pPr>
+        <w:pStyle w:val="NormalWeb"/>
+      </w:pPr>
+      <w:r>
+        <w:rPr>
+          <w:rStyle w:val="Strong"/>
+        </w:rPr>
+        <w:t>The probability that two randomly selected observations from the node would belong to different classes.</w:t>
+      </w:r>
+    </w:p>
+    <w:p>
+      <w:r>
+        <w:pict>
+          <v:rect id="_x0000_i1037" style="width:0;height:1.5pt" o:hralign="center" o:hrstd="t" o:hr="t" fillcolor="#a0a0a0" stroked="f"/>
+        </w:pict>
+      </w:r>
+    </w:p>
+    <w:p>
+      <w:pPr>
+        <w:pStyle w:val="Heading1"/>
+      </w:pPr>
+      <w:r>
+        <w:t>8. Entropy</w:t>
+      </w:r>
+    </w:p>
+    <w:p>
+      <w:pPr>
+        <w:pStyle w:val="NormalWeb"/>
+      </w:pPr>
+      <w:r>
+        <w:rPr>
+          <w:rStyle w:val="Strong"/>
+        </w:rPr>
+        <w:t>Entropy</w:t>
+      </w:r>
+      <w:r>
+        <w:t xml:space="preserve"> is another measure of impurity or uncertainty in a node.</w:t>
+      </w:r>
+    </w:p>
+    <w:p>
+      <w:pPr>
+        <w:pStyle w:val="NormalWeb"/>
+      </w:pPr>
+      <w:r>
+        <w:t>Formula:</w:t>
+      </w:r>
+    </w:p>
+    <w:p>
+      <w:r>
+        <w:rPr>
+          <w:rStyle w:val="katex"/>
+        </w:rPr>
+        <w:t>Entropy=−∑i=1Cpilog</w:t>
+      </w:r>
+      <w:r>
+        <w:rPr>
+          <w:rStyle w:val="katex"/>
+          <w:rFonts w:ascii="Cambria Math" w:hAnsi="Cambria Math" w:cs="Cambria Math"/>
+        </w:rPr>
+        <w:t>⁡</w:t>
+      </w:r>
+      <w:r>
+        <w:rPr>
+          <w:rStyle w:val="katex"/>
+        </w:rPr>
+        <w:t>2(pi)\boxed{Entropy=-\sum_{i=1}^{C}p_i\log_2(p_i)}</w:t>
+      </w:r>
+    </w:p>
+    <w:p>
+      <w:pPr>
+        <w:pStyle w:val="Heading3"/>
+      </w:pPr>
+      <w:r>
+        <w:t>Pure node</w:t>
+      </w:r>
+    </w:p>
+    <w:p>
+      <w:pPr>
+        <w:pStyle w:val="NormalWeb"/>
+      </w:pPr>
+      <w:r>
+        <w:t>If:</w:t>
+      </w:r>
+    </w:p>
+    <w:p>
+      <w:pPr>
+        <w:pStyle w:val="HTMLPreformatted"/>
+        <w:rPr>
+          <w:rStyle w:val="HTMLCode"/>
+        </w:rPr>
+      </w:pPr>
+      <w:r>
+        <w:rPr>
+          <w:rStyle w:val="HTMLCode"/>
+        </w:rPr>
+        <w:t>Pass = 10</w:t>
+      </w:r>
+    </w:p>
+    <w:p>
+      <w:pPr>
+        <w:pStyle w:val="HTMLPreformatted"/>
+        <w:rPr>
+          <w:rStyle w:val="HTMLCode"/>
+        </w:rPr>
+      </w:pPr>
+      <w:r>
+        <w:rPr>
+          <w:rStyle w:val="HTMLCode"/>
+        </w:rPr>
+        <w:t>Fail = 0</w:t>
+      </w:r>
+    </w:p>
+    <w:p>
+      <w:pPr>
+        <w:pStyle w:val="NormalWeb"/>
+      </w:pPr>
+      <w:r>
+        <w:t>Then:</w:t>
+      </w:r>
+    </w:p>
+    <w:p>
+      <w:r>
+        <w:rPr>
+          <w:rStyle w:val="katex"/>
+        </w:rPr>
+        <w:t>Entropy=0Entropy=0</w:t>
+      </w:r>
+    </w:p>
+    <w:p>
+      <w:pPr>
+        <w:pStyle w:val="NormalWeb"/>
+      </w:pPr>
+      <w:r>
+        <w:t>There is no uncertainty.</w:t>
+      </w:r>
+    </w:p>
+    <w:p>
+      <w:pPr>
+        <w:pStyle w:val="Heading3"/>
+      </w:pPr>
+      <w:r>
+        <w:t>50-50 node</w:t>
+      </w:r>
+    </w:p>
+    <w:p>
+      <w:pPr>
+        <w:pStyle w:val="NormalWeb"/>
+      </w:pPr>
+      <w:r>
+        <w:t>If:</w:t>
+      </w:r>
+    </w:p>
+    <w:p>
+      <w:pPr>
+        <w:pStyle w:val="HTMLPreformatted"/>
+        <w:rPr>
+          <w:rStyle w:val="HTMLCode"/>
+        </w:rPr>
+      </w:pPr>
+      <w:r>
+        <w:rPr>
+          <w:rStyle w:val="HTMLCode"/>
+        </w:rPr>
+        <w:t>Pass = 5</w:t>
+      </w:r>
+    </w:p>
+    <w:p>
+      <w:pPr>
+        <w:pStyle w:val="HTMLPreformatted"/>
+        <w:rPr>
+          <w:rStyle w:val="HTMLCode"/>
+        </w:rPr>
+      </w:pPr>
+      <w:r>
+        <w:rPr>
+          <w:rStyle w:val="HTMLCode"/>
+        </w:rPr>
+        <w:t>Fail = 5</w:t>
+      </w:r>
+    </w:p>
+    <w:p>
+      <w:pPr>
+        <w:pStyle w:val="NormalWeb"/>
+      </w:pPr>
+      <w:r>
+        <w:t>Then:</w:t>
+      </w:r>
+    </w:p>
+    <w:p>
+      <w:r>
+        <w:rPr>
+          <w:rStyle w:val="katex"/>
+        </w:rPr>
+        <w:t>Entropy=1Entropy=1</w:t>
+      </w:r>
+    </w:p>
+    <w:p>
+      <w:pPr>
+        <w:pStyle w:val="NormalWeb"/>
+      </w:pPr>
+      <w:r>
+        <w:lastRenderedPageBreak/>
+        <w:t>for a binary classification problem.</w:t>
+      </w:r>
+    </w:p>
+    <w:p>
+      <w:pPr>
+        <w:pStyle w:val="NormalWeb"/>
+      </w:pPr>
+      <w:r>
+        <w:t>Therefore:</w:t>
+      </w:r>
+    </w:p>
+    <w:p>
+      <w:pPr>
+        <w:pStyle w:val="NormalWeb"/>
+      </w:pPr>
+      <w:r>
+        <w:rPr>
+          <w:rStyle w:val="Strong"/>
+        </w:rPr>
+        <w:t>Lower entropy → purer node</w:t>
+      </w:r>
+    </w:p>
+    <w:p>
+      <w:pPr>
+        <w:pStyle w:val="NormalWeb"/>
+      </w:pPr>
+      <w:r>
+        <w:rPr>
+          <w:rStyle w:val="Strong"/>
+        </w:rPr>
+        <w:t>Higher entropy → more uncertainty/mixing</w:t>
+      </w:r>
+    </w:p>
+    <w:p>
+      <w:r>
+        <w:pict>
+          <v:rect id="_x0000_i1038" style="width:0;height:1.5pt" o:hralign="center" o:hrstd="t" o:hr="t" fillcolor="#a0a0a0" stroked="f"/>
+        </w:pict>
+      </w:r>
+    </w:p>
+    <w:p>
+      <w:pPr>
+        <w:pStyle w:val="Heading1"/>
+      </w:pPr>
+      <w:r>
+        <w:t>9. Gini vs Entropy</w:t>
+      </w:r>
+    </w:p>
+    <w:p>
+      <w:pPr>
+        <w:pStyle w:val="NormalWeb"/>
+      </w:pPr>
+      <w:r>
+        <w:t>Both measure the impurity of a node.</w:t>
+      </w:r>
+    </w:p>
+    <w:tbl>
+      <w:tblPr>
+        <w:tblW w:w="0" w:type="auto"/>
+        <w:tblCellSpacing w:w="15" w:type="dxa"/>
+        <w:tblCellMar>
+          <w:top w:w="15" w:type="dxa"/>
+          <w:left w:w="15" w:type="dxa"/>
+          <w:bottom w:w="15" w:type="dxa"/>
+          <w:right w:w="15" w:type="dxa"/>
+        </w:tblCellMar>
+        <w:tblLook w:val="04A0" w:firstRow="1" w:lastRow="0" w:firstColumn="1" w:lastColumn="0" w:noHBand="0" w:noVBand="1"/>
+      </w:tblPr>
+      <w:tblGrid>
+        <w:gridCol w:w="1649"/>
+        <w:gridCol w:w="1866"/>
+        <w:gridCol w:w="2885"/>
+      </w:tblGrid>
+      <w:tr>
+        <w:trPr>
+          <w:tblHeader/>
+          <w:tblCellSpacing w:w="15" w:type="dxa"/>
+        </w:trPr>
+        <w:tc>
+          <w:tcPr>
+            <w:tcW w:w="0" w:type="auto"/>
+            <w:vAlign w:val="center"/>
+            <w:hideMark/>
+          </w:tcPr>
+          <w:p>
+            <w:pPr>
+              <w:jc w:val="center"/>
+              <w:rPr>
+                <w:b/>
+                <w:bCs/>
+              </w:rPr>
+            </w:pPr>
+            <w:r>
+              <w:rPr>
+                <w:b/>
+                <w:bCs/>
+              </w:rPr>
+              <w:t>Feature</w:t>
+            </w:r>
+          </w:p>
+        </w:tc>
+        <w:tc>
+          <w:tcPr>
+            <w:tcW w:w="0" w:type="auto"/>
+            <w:vAlign w:val="center"/>
+            <w:hideMark/>
+          </w:tcPr>
+          <w:p>
+            <w:pPr>
+              <w:jc w:val="center"/>
+              <w:rPr>
+                <w:b/>
+                <w:bCs/>
+              </w:rPr>
+            </w:pPr>
+            <w:r>
+              <w:rPr>
+                <w:b/>
+                <w:bCs/>
+              </w:rPr>
+              <w:t>Gini</w:t>
+            </w:r>
+          </w:p>
+        </w:tc>
+        <w:tc>
+          <w:tcPr>
+            <w:tcW w:w="0" w:type="auto"/>
+            <w:vAlign w:val="center"/>
+            <w:hideMark/>
+          </w:tcPr>
+          <w:p>
+            <w:pPr>
+              <w:jc w:val="center"/>
+              <w:rPr>
+                <w:b/>
+                <w:bCs/>
+              </w:rPr>
+            </w:pPr>
+            <w:r>
+              <w:rPr>
+                <w:b/>
+                <w:bCs/>
+              </w:rPr>
+              <w:t>Entropy</w:t>
+            </w:r>
+          </w:p>
+        </w:tc>
+      </w:tr>
+      <w:tr>
+        <w:trPr>
+          <w:tblCellSpacing w:w="15" w:type="dxa"/>
+        </w:trPr>
+        <w:tc>
+          <w:tcPr>
+            <w:tcW w:w="0" w:type="auto"/>
+            <w:vAlign w:val="center"/>
+            <w:hideMark/>
+          </w:tcPr>
+          <w:p>
+            <w:r>
+              <w:t>Measures</w:t>
+            </w:r>
+          </w:p>
+        </w:tc>
+        <w:tc>
+          <w:tcPr>
+            <w:tcW w:w="0" w:type="auto"/>
+            <w:vAlign w:val="center"/>
+            <w:hideMark/>
+          </w:tcPr>
+          <w:p>
+            <w:r>
+              <w:t>Impurity</w:t>
+            </w:r>
+          </w:p>
+        </w:tc>
+        <w:tc>
+          <w:tcPr>
+            <w:tcW w:w="0" w:type="auto"/>
+            <w:vAlign w:val="center"/>
+            <w:hideMark/>
+          </w:tcPr>
+          <w:p>
+            <w:r>
+              <w:t>Impurity/uncertainty</w:t>
+            </w:r>
+          </w:p>
+        </w:tc>
+      </w:tr>
+      <w:tr>
+        <w:trPr>
+          <w:tblCellSpacing w:w="15" w:type="dxa"/>
+        </w:trPr>
+        <w:tc>
+          <w:tcPr>
+            <w:tcW w:w="0" w:type="auto"/>
+            <w:vAlign w:val="center"/>
+            <w:hideMark/>
+          </w:tcPr>
+          <w:p>
+            <w:r>
+              <w:t>Pure node</w:t>
+            </w:r>
+          </w:p>
+        </w:tc>
+        <w:tc>
+          <w:tcPr>
+            <w:tcW w:w="0" w:type="auto"/>
+            <w:vAlign w:val="center"/>
+            <w:hideMark/>
+          </w:tcPr>
+          <w:p>
+            <w:r>
+              <w:t>0</w:t>
+            </w:r>
+          </w:p>
+        </w:tc>
+        <w:tc>
+          <w:tcPr>
+            <w:tcW w:w="0" w:type="auto"/>
+            <w:vAlign w:val="center"/>
+            <w:hideMark/>
+          </w:tcPr>
+          <w:p>
+            <w:r>
+              <w:t>0</w:t>
+            </w:r>
+          </w:p>
+        </w:tc>
+      </w:tr>
+      <w:tr>
+        <w:trPr>
+          <w:tblCellSpacing w:w="15" w:type="dxa"/>
+        </w:trPr>
+        <w:tc>
+          <w:tcPr>
+            <w:tcW w:w="0" w:type="auto"/>
+            <w:vAlign w:val="center"/>
+            <w:hideMark/>
+          </w:tcPr>
+          <w:p>
+            <w:r>
+              <w:t>Higher value</w:t>
+            </w:r>
+          </w:p>
+        </w:tc>
+        <w:tc>
+          <w:tcPr>
+            <w:tcW w:w="0" w:type="auto"/>
+            <w:vAlign w:val="center"/>
+            <w:hideMark/>
+          </w:tcPr>
+          <w:p>
+            <w:r>
+              <w:t>More mixed</w:t>
+            </w:r>
+          </w:p>
+        </w:tc>
+        <w:tc>
+          <w:tcPr>
+            <w:tcW w:w="0" w:type="auto"/>
+            <w:vAlign w:val="center"/>
+            <w:hideMark/>
+          </w:tcPr>
+          <w:p>
+            <w:r>
+              <w:t>More mixed</w:t>
+            </w:r>
+          </w:p>
+        </w:tc>
+      </w:tr>
+      <w:tr>
+        <w:trPr>
+          <w:tblCellSpacing w:w="15" w:type="dxa"/>
+        </w:trPr>
+        <w:tc>
+          <w:tcPr>
+            <w:tcW w:w="0" w:type="auto"/>
+            <w:vAlign w:val="center"/>
+            <w:hideMark/>
+          </w:tcPr>
+          <w:p>
+            <w:r>
+              <w:t>Used in</w:t>
+            </w:r>
+          </w:p>
+        </w:tc>
+        <w:tc>
+          <w:tcPr>
+            <w:tcW w:w="0" w:type="auto"/>
+            <w:vAlign w:val="center"/>
+            <w:hideMark/>
+          </w:tcPr>
+          <w:p>
+            <w:r>
+              <w:t>Classification trees</w:t>
+            </w:r>
+          </w:p>
+        </w:tc>
+        <w:tc>
+          <w:tcPr>
+            <w:tcW w:w="0" w:type="auto"/>
+            <w:vAlign w:val="center"/>
+            <w:hideMark/>
+          </w:tcPr>
+          <w:p>
+            <w:r>
+              <w:t>Classification trees</w:t>
+            </w:r>
+          </w:p>
+        </w:tc>
+      </w:tr>
+      <w:tr>
+        <w:trPr>
+          <w:tblCellSpacing w:w="15" w:type="dxa"/>
+        </w:trPr>
+        <w:tc>
+          <w:tcPr>
+            <w:tcW w:w="0" w:type="auto"/>
+            <w:vAlign w:val="center"/>
+            <w:hideMark/>
+          </w:tcPr>
+          <w:p>
+            <w:r>
+              <w:t>Common formula</w:t>
+            </w:r>
+          </w:p>
+        </w:tc>
+        <w:tc>
+          <w:tcPr>
+            <w:tcW w:w="0" w:type="auto"/>
+            <w:vAlign w:val="center"/>
+            <w:hideMark/>
+          </w:tcPr>
+          <w:p>
+            <w:r>
+              <w:rPr>
+                <w:rStyle w:val="katex"/>
+              </w:rPr>
+              <w:t>1−∑pi21-\sum p_i^2</w:t>
+            </w:r>
+          </w:p>
+        </w:tc>
+        <w:tc>
+          <w:tcPr>
+            <w:tcW w:w="0" w:type="auto"/>
+            <w:vAlign w:val="center"/>
+            <w:hideMark/>
+          </w:tcPr>
+          <w:p>
+            <w:r>
+              <w:rPr>
+                <w:rStyle w:val="katex"/>
+              </w:rPr>
+              <w:t>−∑pilog</w:t>
+            </w:r>
+            <w:r>
+              <w:rPr>
+                <w:rStyle w:val="katex"/>
+                <w:rFonts w:ascii="Cambria Math" w:hAnsi="Cambria Math" w:cs="Cambria Math"/>
+              </w:rPr>
+              <w:t>⁡</w:t>
+            </w:r>
+            <w:r>
+              <w:rPr>
+                <w:rStyle w:val="katex"/>
+              </w:rPr>
+              <w:t>2pi-\sum p_i\log_2p_i</w:t>
+            </w:r>
+          </w:p>
+        </w:tc>
+      </w:tr>
+    </w:tbl>
+    <w:p>
+      <w:pPr>
+        <w:pStyle w:val="NormalWeb"/>
+      </w:pPr>
+      <w:r>
+        <w:t>In practice, both often produce similar trees.</w:t>
+      </w:r>
+    </w:p>
+    <w:p>
+      <w:r>
+        <w:pict>
+          <v:rect id="_x0000_i1039" style="width:0;height:1.5pt" o:hralign="center" o:hrstd="t" o:hr="t" fillcolor="#a0a0a0" stroked="f"/>
+        </w:pict>
+      </w:r>
+    </w:p>
+    <w:p>
+      <w:pPr>
+        <w:pStyle w:val="Heading1"/>
+      </w:pPr>
+      <w:r>
+        <w:t>10. How Does the Model Choose the Root Split?</w:t>
+      </w:r>
+    </w:p>
+    <w:p>
+      <w:pPr>
+        <w:pStyle w:val="NormalWeb"/>
+      </w:pPr>
+      <w:r>
+        <w:t>This is extremely important.</w:t>
+      </w:r>
+    </w:p>
+    <w:p>
+      <w:pPr>
+        <w:pStyle w:val="NormalWeb"/>
+      </w:pPr>
+      <w:r>
+        <w:t xml:space="preserve">The </w:t>
+      </w:r>
+      <w:r>
+        <w:rPr>
+          <w:rStyle w:val="Strong"/>
+        </w:rPr>
+        <w:t>root node is not one particular data point</w:t>
+      </w:r>
+      <w:r>
+        <w:t>.</w:t>
+      </w:r>
+    </w:p>
+    <w:p>
+      <w:pPr>
+        <w:pStyle w:val="NormalWeb"/>
+      </w:pPr>
+      <w:r>
+        <w:t>Initially:</w:t>
+      </w:r>
+    </w:p>
+    <w:p>
+      <w:pPr>
+        <w:pStyle w:val="NormalWeb"/>
+      </w:pPr>
+      <w:r>
+        <w:rPr>
+          <w:rStyle w:val="Strong"/>
+        </w:rPr>
+        <w:t>The entire training dataset is the root node.</w:t>
+      </w:r>
+    </w:p>
+    <w:p>
+      <w:pPr>
+        <w:pStyle w:val="NormalWeb"/>
+      </w:pPr>
+      <w:r>
+        <w:t>Then the algorithm asks:</w:t>
+      </w:r>
+    </w:p>
+    <w:p>
+      <w:pPr>
+        <w:pStyle w:val="NormalWeb"/>
+      </w:pPr>
+      <w:r>
+        <w:rPr>
+          <w:rStyle w:val="Strong"/>
+        </w:rPr>
+        <w:t>Which feature and threshold should I use to split this dataset?</w:t>
+      </w:r>
+    </w:p>
+    <w:p>
+      <w:pPr>
+        <w:pStyle w:val="NormalWeb"/>
+      </w:pPr>
+      <w:r>
+        <w:t>Suppose we have:</w:t>
+      </w:r>
+    </w:p>
+    <w:p>
+      <w:pPr>
+        <w:pStyle w:val="NormalWeb"/>
+        <w:numPr>
+          <w:ilvl w:val="0"/>
+          <w:numId w:val="5"/>
+        </w:numPr>
+      </w:pPr>
+      <w:r>
+        <w:t>Age</w:t>
+      </w:r>
+    </w:p>
+    <w:p>
+      <w:pPr>
+        <w:pStyle w:val="NormalWeb"/>
+        <w:numPr>
+          <w:ilvl w:val="0"/>
+          <w:numId w:val="5"/>
+        </w:numPr>
+      </w:pPr>
+      <w:r>
+        <w:t>Salary</w:t>
+      </w:r>
+    </w:p>
+    <w:p>
+      <w:pPr>
+        <w:pStyle w:val="NormalWeb"/>
+        <w:numPr>
+          <w:ilvl w:val="0"/>
+          <w:numId w:val="5"/>
+        </w:numPr>
+      </w:pPr>
+      <w:r>
+        <w:t>Study Hours</w:t>
+      </w:r>
+    </w:p>
+    <w:p>
+      <w:pPr>
+        <w:pStyle w:val="NormalWeb"/>
+        <w:numPr>
+          <w:ilvl w:val="0"/>
+          <w:numId w:val="5"/>
+        </w:numPr>
+      </w:pPr>
+      <w:r>
+        <w:lastRenderedPageBreak/>
+        <w:t>Attendance</w:t>
+      </w:r>
+    </w:p>
+    <w:p>
+      <w:pPr>
+        <w:pStyle w:val="NormalWeb"/>
+      </w:pPr>
+      <w:r>
+        <w:t>The tree tries possible splits such as:</w:t>
+      </w:r>
+    </w:p>
+    <w:p>
+      <w:pPr>
+        <w:pStyle w:val="HTMLPreformatted"/>
+        <w:rPr>
+          <w:rStyle w:val="HTMLCode"/>
+        </w:rPr>
+      </w:pPr>
+      <w:r>
+        <w:rPr>
+          <w:rStyle w:val="HTMLCode"/>
+        </w:rPr>
+        <w:t>Age &gt; 30?</w:t>
+      </w:r>
+    </w:p>
+    <w:p>
+      <w:pPr>
+        <w:pStyle w:val="HTMLPreformatted"/>
+        <w:rPr>
+          <w:rStyle w:val="HTMLCode"/>
+        </w:rPr>
+      </w:pPr>
+      <w:r>
+        <w:rPr>
+          <w:rStyle w:val="HTMLCode"/>
+        </w:rPr>
+        <w:t>Salary &gt; €40,000?</w:t>
+      </w:r>
+    </w:p>
+    <w:p>
+      <w:pPr>
+        <w:pStyle w:val="HTMLPreformatted"/>
+        <w:rPr>
+          <w:rStyle w:val="HTMLCode"/>
+        </w:rPr>
+      </w:pPr>
+      <w:r>
+        <w:rPr>
+          <w:rStyle w:val="HTMLCode"/>
+        </w:rPr>
+        <w:t>Study Hours &gt; 4?</w:t>
+      </w:r>
+    </w:p>
+    <w:p>
+      <w:pPr>
+        <w:pStyle w:val="HTMLPreformatted"/>
+        <w:rPr>
+          <w:rStyle w:val="HTMLCode"/>
+        </w:rPr>
+      </w:pPr>
+      <w:r>
+        <w:rPr>
+          <w:rStyle w:val="HTMLCode"/>
+        </w:rPr>
+        <w:t>Attendance &gt; 70%?</w:t>
+      </w:r>
+    </w:p>
+    <w:p>
+      <w:pPr>
+        <w:pStyle w:val="NormalWeb"/>
+      </w:pPr>
+      <w:r>
+        <w:t>It evaluates these possible splits.</w:t>
+      </w:r>
+    </w:p>
+    <w:p>
+      <w:r>
+        <w:pict>
+          <v:rect id="_x0000_i1040" style="width:0;height:1.5pt" o:hralign="center" o:hrstd="t" o:hr="t" fillcolor="#a0a0a0" stroked="f"/>
+        </w:pict>
+      </w:r>
+    </w:p>
+    <w:p>
+      <w:pPr>
+        <w:pStyle w:val="Heading1"/>
+      </w:pPr>
+      <w:r>
+        <w:t>11. How Does It Select the Best Split?</w:t>
+      </w:r>
+    </w:p>
+    <w:p>
+      <w:pPr>
+        <w:pStyle w:val="NormalWeb"/>
+      </w:pPr>
+      <w:r>
+        <w:t xml:space="preserve">The algorithm looks for a split that creates </w:t>
+      </w:r>
+      <w:r>
+        <w:rPr>
+          <w:rStyle w:val="Strong"/>
+        </w:rPr>
+        <w:t>purer child nodes</w:t>
+      </w:r>
+      <w:r>
+        <w:t>.</w:t>
+      </w:r>
+    </w:p>
+    <w:p>
+      <w:pPr>
+        <w:pStyle w:val="NormalWeb"/>
+      </w:pPr>
+      <w:r>
+        <w:t>It calculates the impurity of the parent and the resulting child nodes.</w:t>
+      </w:r>
+    </w:p>
+    <w:p>
+      <w:pPr>
+        <w:pStyle w:val="NormalWeb"/>
+      </w:pPr>
+      <w:r>
+        <w:t>Conceptually:</w:t>
+      </w:r>
+    </w:p>
+    <w:p>
+      <w:r>
+        <w:rPr>
+          <w:rStyle w:val="katex"/>
+        </w:rPr>
+        <w:t>Impurity Reduction=Parent Impurity−Weighted Child Impurity\boxed{ Impurity\ Reduction = Parent\ Impurity - Weighted\ Child\ Impurity }</w:t>
+      </w:r>
+    </w:p>
+    <w:p>
+      <w:pPr>
+        <w:pStyle w:val="NormalWeb"/>
+      </w:pPr>
+      <w:r>
+        <w:t xml:space="preserve">The split with the </w:t>
+      </w:r>
+      <w:r>
+        <w:rPr>
+          <w:rStyle w:val="Strong"/>
+        </w:rPr>
+        <w:t>largest impurity reduction</w:t>
+      </w:r>
+      <w:r>
+        <w:t xml:space="preserve"> is selected.</w:t>
+      </w:r>
+    </w:p>
+    <w:p>
+      <w:pPr>
+        <w:pStyle w:val="NormalWeb"/>
+      </w:pPr>
+      <w:r>
+        <w:t>That becomes the first split of the tree.</w:t>
+      </w:r>
+    </w:p>
+    <w:p>
+      <w:r>
+        <w:pict>
+          <v:rect id="_x0000_i1041" style="width:0;height:1.5pt" o:hralign="center" o:hrstd="t" o:hr="t" fillcolor="#a0a0a0" stroked="f"/>
+        </w:pict>
+      </w:r>
+    </w:p>
+    <w:p>
+      <w:pPr>
+        <w:pStyle w:val="Heading1"/>
+      </w:pPr>
+      <w:r>
+        <w:t>12. Information Gain</w:t>
+      </w:r>
+    </w:p>
+    <w:p>
+      <w:pPr>
+        <w:pStyle w:val="NormalWeb"/>
+      </w:pPr>
+      <w:r>
+        <w:t xml:space="preserve">When </w:t>
+      </w:r>
+      <w:r>
+        <w:rPr>
+          <w:rStyle w:val="Strong"/>
+        </w:rPr>
+        <w:t>Entropy</w:t>
+      </w:r>
+      <w:r>
+        <w:t xml:space="preserve"> is used, the reduction in entropy is called:</w:t>
+      </w:r>
+    </w:p>
+    <w:p>
+      <w:r>
+        <w:rPr>
+          <w:rStyle w:val="katex"/>
+        </w:rPr>
+        <w:t>Information Gain\boxed{\text{Information Gain}}</w:t>
+      </w:r>
+    </w:p>
+    <w:p>
+      <w:pPr>
+        <w:pStyle w:val="NormalWeb"/>
+      </w:pPr>
+      <w:r>
+        <w:t>Formula:</w:t>
+      </w:r>
+    </w:p>
+    <w:p>
+      <w:r>
+        <w:rPr>
+          <w:rStyle w:val="katex"/>
+        </w:rPr>
+        <w:t>IG=Entropy(parent)−Weighted Entropy(children)\boxed{ IG = Entropy(parent) - Weighted\ Entropy(children) }</w:t>
+      </w:r>
+    </w:p>
+    <w:p>
+      <w:pPr>
+        <w:pStyle w:val="NormalWeb"/>
+      </w:pPr>
+      <w:r>
+        <w:t>Higher Information Gain means a better split.</w:t>
+      </w:r>
+    </w:p>
+    <w:p>
+      <w:r>
+        <w:pict>
+          <v:rect id="_x0000_i1042" style="width:0;height:1.5pt" o:hralign="center" o:hrstd="t" o:hr="t" fillcolor="#a0a0a0" stroked="f"/>
+        </w:pict>
+      </w:r>
+    </w:p>
+    <w:p>
+      <w:pPr>
+        <w:pStyle w:val="Heading1"/>
+      </w:pPr>
+      <w:r>
+        <w:t>13. Gini-Based Split</w:t>
+      </w:r>
+    </w:p>
+    <w:p>
+      <w:pPr>
+        <w:pStyle w:val="NormalWeb"/>
+      </w:pPr>
+      <w:r>
+        <w:t xml:space="preserve">When Gini is used, the algorithm looks for the split that gives the greatest reduction in </w:t>
+      </w:r>
+      <w:r>
+        <w:rPr>
+          <w:rStyle w:val="Strong"/>
+        </w:rPr>
+        <w:t>Gini impurity</w:t>
+      </w:r>
+      <w:r>
+        <w:t>.</w:t>
+      </w:r>
+    </w:p>
+    <w:p>
+      <w:pPr>
+        <w:pStyle w:val="NormalWeb"/>
+      </w:pPr>
+      <w:r>
+        <w:lastRenderedPageBreak/>
+        <w:t>Conceptually:</w:t>
+      </w:r>
+    </w:p>
+    <w:p>
+      <w:r>
+        <w:rPr>
+          <w:rStyle w:val="katex"/>
+        </w:rPr>
+        <w:t>Gini Reduction=Gini(parent)−Weighted Gini(children)Gini\ Reduction = Gini(parent) - Weighted\ Gini(children)</w:t>
+      </w:r>
+    </w:p>
+    <w:p>
+      <w:pPr>
+        <w:pStyle w:val="NormalWeb"/>
+      </w:pPr>
+      <w:r>
+        <w:t>Higher reduction → better split.</w:t>
+      </w:r>
+    </w:p>
+    <w:p>
+      <w:r>
+        <w:pict>
+          <v:rect id="_x0000_i1043" style="width:0;height:1.5pt" o:hralign="center" o:hrstd="t" o:hr="t" fillcolor="#a0a0a0" stroked="f"/>
+        </w:pict>
+      </w:r>
+    </w:p>
+    <w:p>
+      <w:pPr>
+        <w:pStyle w:val="Heading1"/>
+      </w:pPr>
+      <w:r>
+        <w:t>14. Example of Choosing a Split</w:t>
+      </w:r>
+    </w:p>
+    <w:p>
+      <w:pPr>
+        <w:pStyle w:val="NormalWeb"/>
+      </w:pPr>
+      <w:r>
+        <w:t>Suppose the root node contains:</w:t>
+      </w:r>
+    </w:p>
+    <w:p>
+      <w:pPr>
+        <w:pStyle w:val="HTMLPreformatted"/>
+        <w:rPr>
+          <w:rStyle w:val="HTMLCode"/>
+        </w:rPr>
+      </w:pPr>
+      <w:r>
+        <w:rPr>
+          <w:rStyle w:val="HTMLCode"/>
+        </w:rPr>
+        <w:t>Pass = 6</w:t>
+      </w:r>
+    </w:p>
+    <w:p>
+      <w:pPr>
+        <w:pStyle w:val="HTMLPreformatted"/>
+        <w:rPr>
+          <w:rStyle w:val="HTMLCode"/>
+        </w:rPr>
+      </w:pPr>
+      <w:r>
+        <w:rPr>
+          <w:rStyle w:val="HTMLCode"/>
+        </w:rPr>
+        <w:t>Fail = 4</w:t>
+      </w:r>
+    </w:p>
+    <w:p>
+      <w:pPr>
+        <w:pStyle w:val="NormalWeb"/>
+      </w:pPr>
+      <w:r>
+        <w:t>The algorithm considers two possible splits.</w:t>
+      </w:r>
+    </w:p>
+    <w:p>
+      <w:pPr>
+        <w:pStyle w:val="Heading3"/>
+      </w:pPr>
+      <w:r>
+        <w:t>Split A</w:t>
+      </w:r>
+    </w:p>
+    <w:p>
+      <w:pPr>
+        <w:pStyle w:val="HTMLPreformatted"/>
+        <w:rPr>
+          <w:rStyle w:val="HTMLCode"/>
+        </w:rPr>
+      </w:pPr>
+      <w:r>
+        <w:rPr>
+          <w:rStyle w:val="HTMLCode"/>
+        </w:rPr>
+        <w:t>Study Hours &gt; 4</w:t>
+      </w:r>
+    </w:p>
+    <w:p>
+      <w:pPr>
+        <w:pStyle w:val="NormalWeb"/>
+      </w:pPr>
+      <w:r>
+        <w:t>Result:</w:t>
+      </w:r>
+    </w:p>
+    <w:p>
+      <w:pPr>
+        <w:pStyle w:val="HTMLPreformatted"/>
+        <w:rPr>
+          <w:rStyle w:val="HTMLCode"/>
+        </w:rPr>
+      </w:pPr>
+      <w:r>
+        <w:rPr>
+          <w:rStyle w:val="HTMLCode"/>
+        </w:rPr>
+        <w:t>Left:</w:t>
+      </w:r>
+    </w:p>
+    <w:p>
+      <w:pPr>
+        <w:pStyle w:val="HTMLPreformatted"/>
+        <w:rPr>
+          <w:rStyle w:val="HTMLCode"/>
+        </w:rPr>
+      </w:pPr>
+      <w:r>
+        <w:rPr>
+          <w:rStyle w:val="HTMLCode"/>
+        </w:rPr>
+        <w:t>Pass = 1</w:t>
+      </w:r>
+    </w:p>
+    <w:p>
+      <w:pPr>
+        <w:pStyle w:val="HTMLPreformatted"/>
+        <w:rPr>
+          <w:rStyle w:val="HTMLCode"/>
+        </w:rPr>
+      </w:pPr>
+      <w:r>
+        <w:rPr>
+          <w:rStyle w:val="HTMLCode"/>
+        </w:rPr>
+        <w:t>Fail = 4</w:t>
+      </w:r>
+    </w:p>
+    <w:p>
+      <w:pPr>
+        <w:pStyle w:val="HTMLPreformatted"/>
+        <w:rPr>
+          <w:rStyle w:val="HTMLCode"/>
+        </w:rPr>
+      </w:pPr>
+    </w:p>
+    <w:p>
+      <w:pPr>
+        <w:pStyle w:val="HTMLPreformatted"/>
+        <w:rPr>
+          <w:rStyle w:val="HTMLCode"/>
+        </w:rPr>
+      </w:pPr>
+      <w:r>
+        <w:rPr>
+          <w:rStyle w:val="HTMLCode"/>
+        </w:rPr>
+        <w:t>Right:</w:t>
+      </w:r>
+    </w:p>
+    <w:p>
+      <w:pPr>
+        <w:pStyle w:val="HTMLPreformatted"/>
+        <w:rPr>
+          <w:rStyle w:val="HTMLCode"/>
+        </w:rPr>
+      </w:pPr>
+      <w:r>
+        <w:rPr>
+          <w:rStyle w:val="HTMLCode"/>
+        </w:rPr>
+        <w:t>Pass = 5</w:t>
+      </w:r>
+    </w:p>
+    <w:p>
+      <w:pPr>
+        <w:pStyle w:val="HTMLPreformatted"/>
+        <w:rPr>
+          <w:rStyle w:val="HTMLCode"/>
+        </w:rPr>
+      </w:pPr>
+      <w:r>
+        <w:rPr>
+          <w:rStyle w:val="HTMLCode"/>
+        </w:rPr>
+        <w:t>Fail = 0</w:t>
+      </w:r>
+    </w:p>
+    <w:p>
+      <w:pPr>
+        <w:pStyle w:val="NormalWeb"/>
+      </w:pPr>
+      <w:r>
+        <w:t>One child is completely pure.</w:t>
+      </w:r>
+    </w:p>
+    <w:p>
+      <w:r>
+        <w:pict>
+          <v:rect id="_x0000_i1044" style="width:0;height:1.5pt" o:hralign="center" o:hrstd="t" o:hr="t" fillcolor="#a0a0a0" stroked="f"/>
+        </w:pict>
+      </w:r>
+    </w:p>
+    <w:p>
+      <w:pPr>
+        <w:pStyle w:val="Heading3"/>
+      </w:pPr>
+      <w:r>
+        <w:t>Split B</w:t>
+      </w:r>
+    </w:p>
+    <w:p>
+      <w:pPr>
+        <w:pStyle w:val="HTMLPreformatted"/>
+        <w:rPr>
+          <w:rStyle w:val="HTMLCode"/>
+        </w:rPr>
+      </w:pPr>
+      <w:r>
+        <w:rPr>
+          <w:rStyle w:val="HTMLCode"/>
+        </w:rPr>
+        <w:t>Attendance &gt; 70%</w:t>
+      </w:r>
+    </w:p>
+    <w:p>
+      <w:pPr>
+        <w:pStyle w:val="NormalWeb"/>
+      </w:pPr>
+      <w:r>
+        <w:t>Result:</w:t>
+      </w:r>
+    </w:p>
+    <w:p>
+      <w:pPr>
+        <w:pStyle w:val="HTMLPreformatted"/>
+        <w:rPr>
+          <w:rStyle w:val="HTMLCode"/>
+        </w:rPr>
+      </w:pPr>
+      <w:r>
+        <w:rPr>
+          <w:rStyle w:val="HTMLCode"/>
+        </w:rPr>
+        <w:t>Left:</w:t>
+      </w:r>
+    </w:p>
+    <w:p>
+      <w:pPr>
+        <w:pStyle w:val="HTMLPreformatted"/>
+        <w:rPr>
+          <w:rStyle w:val="HTMLCode"/>
+        </w:rPr>
+      </w:pPr>
+      <w:r>
+        <w:rPr>
+          <w:rStyle w:val="HTMLCode"/>
+        </w:rPr>
+        <w:t>Pass = 3</w:t>
+      </w:r>
+    </w:p>
+    <w:p>
+      <w:pPr>
+        <w:pStyle w:val="HTMLPreformatted"/>
+        <w:rPr>
+          <w:rStyle w:val="HTMLCode"/>
+        </w:rPr>
+      </w:pPr>
+      <w:r>
+        <w:rPr>
+          <w:rStyle w:val="HTMLCode"/>
+        </w:rPr>
+        <w:t>Fail = 2</w:t>
+      </w:r>
+    </w:p>
+    <w:p>
+      <w:pPr>
+        <w:pStyle w:val="HTMLPreformatted"/>
+        <w:rPr>
+          <w:rStyle w:val="HTMLCode"/>
+        </w:rPr>
+      </w:pPr>
+    </w:p>
+    <w:p>
+      <w:pPr>
+        <w:pStyle w:val="HTMLPreformatted"/>
+        <w:rPr>
+          <w:rStyle w:val="HTMLCode"/>
+        </w:rPr>
+      </w:pPr>
+      <w:r>
+        <w:rPr>
+          <w:rStyle w:val="HTMLCode"/>
+        </w:rPr>
+        <w:t>Right:</w:t>
+      </w:r>
+    </w:p>
+    <w:p>
+      <w:pPr>
+        <w:pStyle w:val="HTMLPreformatted"/>
+        <w:rPr>
+          <w:rStyle w:val="HTMLCode"/>
+        </w:rPr>
+      </w:pPr>
+      <w:r>
+        <w:rPr>
+          <w:rStyle w:val="HTMLCode"/>
+        </w:rPr>
+        <w:t>Pass = 3</w:t>
+      </w:r>
+    </w:p>
+    <w:p>
+      <w:pPr>
+        <w:pStyle w:val="HTMLPreformatted"/>
+        <w:rPr>
+          <w:rStyle w:val="HTMLCode"/>
+        </w:rPr>
+      </w:pPr>
+      <w:r>
+        <w:rPr>
+          <w:rStyle w:val="HTMLCode"/>
+        </w:rPr>
+        <w:t>Fail = 2</w:t>
+      </w:r>
+    </w:p>
+    <w:p>
+      <w:pPr>
+        <w:pStyle w:val="NormalWeb"/>
+      </w:pPr>
+      <w:r>
+        <w:t>Both children are still mixed.</w:t>
+      </w:r>
+    </w:p>
+    <w:p>
+      <w:pPr>
+        <w:pStyle w:val="NormalWeb"/>
+      </w:pPr>
+      <w:r>
+        <w:lastRenderedPageBreak/>
+        <w:t>Therefore, Split A would have a greater impurity reduction and would be preferred.</w:t>
+      </w:r>
+    </w:p>
+    <w:p>
+      <w:r>
+        <w:pict>
+          <v:rect id="_x0000_i1045" style="width:0;height:1.5pt" o:hralign="center" o:hrstd="t" o:hr="t" fillcolor="#a0a0a0" stroked="f"/>
+        </w:pict>
+      </w:r>
+    </w:p>
+    <w:p>
+      <w:pPr>
+        <w:pStyle w:val="Heading1"/>
+      </w:pPr>
+      <w:r>
+        <w:t>15. How the Tree Grows</w:t>
+      </w:r>
+    </w:p>
+    <w:p>
+      <w:pPr>
+        <w:pStyle w:val="NormalWeb"/>
+      </w:pPr>
+      <w:r>
+        <w:t>The process is:</w:t>
+      </w:r>
+    </w:p>
+    <w:p>
+      <w:pPr>
+        <w:pStyle w:val="HTMLPreformatted"/>
+        <w:rPr>
+          <w:rStyle w:val="HTMLCode"/>
+        </w:rPr>
+      </w:pPr>
+      <w:r>
+        <w:rPr>
+          <w:rStyle w:val="HTMLCode"/>
+        </w:rPr>
+        <w:t>Entire Dataset</w:t>
+      </w:r>
+    </w:p>
+    <w:p>
+      <w:pPr>
+        <w:pStyle w:val="HTMLPreformatted"/>
+        <w:rPr>
+          <w:rStyle w:val="HTMLCode"/>
+        </w:rPr>
+      </w:pPr>
+      <w:r>
+        <w:rPr>
+          <w:rStyle w:val="HTMLCode"/>
+        </w:rPr>
+        <w:t xml:space="preserve">      ↓</w:t>
+      </w:r>
+    </w:p>
+    <w:p>
+      <w:pPr>
+        <w:pStyle w:val="HTMLPreformatted"/>
+        <w:rPr>
+          <w:rStyle w:val="HTMLCode"/>
+        </w:rPr>
+      </w:pPr>
+      <w:r>
+        <w:rPr>
+          <w:rStyle w:val="HTMLCode"/>
+        </w:rPr>
+        <w:t xml:space="preserve">   Root Node</w:t>
+      </w:r>
+    </w:p>
+    <w:p>
+      <w:pPr>
+        <w:pStyle w:val="HTMLPreformatted"/>
+        <w:rPr>
+          <w:rStyle w:val="HTMLCode"/>
+        </w:rPr>
+      </w:pPr>
+      <w:r>
+        <w:rPr>
+          <w:rStyle w:val="HTMLCode"/>
+        </w:rPr>
+        <w:t xml:space="preserve">      ↓</w:t>
+      </w:r>
+    </w:p>
+    <w:p>
+      <w:pPr>
+        <w:pStyle w:val="HTMLPreformatted"/>
+        <w:rPr>
+          <w:rStyle w:val="HTMLCode"/>
+        </w:rPr>
+      </w:pPr>
+      <w:r>
+        <w:rPr>
+          <w:rStyle w:val="HTMLCode"/>
+        </w:rPr>
+        <w:t>Try possible splits</w:t>
+      </w:r>
+    </w:p>
+    <w:p>
+      <w:pPr>
+        <w:pStyle w:val="HTMLPreformatted"/>
+        <w:rPr>
+          <w:rStyle w:val="HTMLCode"/>
+        </w:rPr>
+      </w:pPr>
+      <w:r>
+        <w:rPr>
+          <w:rStyle w:val="HTMLCode"/>
+        </w:rPr>
+        <w:t xml:space="preserve">      ↓</w:t>
+      </w:r>
+    </w:p>
+    <w:p>
+      <w:pPr>
+        <w:pStyle w:val="HTMLPreformatted"/>
+        <w:rPr>
+          <w:rStyle w:val="HTMLCode"/>
+        </w:rPr>
+      </w:pPr>
+      <w:r>
+        <w:rPr>
+          <w:rStyle w:val="HTMLCode"/>
+        </w:rPr>
+        <w:t>Calculate impurity</w:t>
+      </w:r>
+    </w:p>
+    <w:p>
+      <w:pPr>
+        <w:pStyle w:val="HTMLPreformatted"/>
+        <w:rPr>
+          <w:rStyle w:val="HTMLCode"/>
+        </w:rPr>
+      </w:pPr>
+      <w:r>
+        <w:rPr>
+          <w:rStyle w:val="HTMLCode"/>
+        </w:rPr>
+        <w:t xml:space="preserve">      ↓</w:t>
+      </w:r>
+    </w:p>
+    <w:p>
+      <w:pPr>
+        <w:pStyle w:val="HTMLPreformatted"/>
+        <w:rPr>
+          <w:rStyle w:val="HTMLCode"/>
+        </w:rPr>
+      </w:pPr>
+      <w:r>
+        <w:rPr>
+          <w:rStyle w:val="HTMLCode"/>
+        </w:rPr>
+        <w:t>Choose best split</w:t>
+      </w:r>
+    </w:p>
+    <w:p>
+      <w:pPr>
+        <w:pStyle w:val="HTMLPreformatted"/>
+        <w:rPr>
+          <w:rStyle w:val="HTMLCode"/>
+        </w:rPr>
+      </w:pPr>
+      <w:r>
+        <w:rPr>
+          <w:rStyle w:val="HTMLCode"/>
+        </w:rPr>
+        <w:t xml:space="preserve">      ↓</w:t>
+      </w:r>
+    </w:p>
+    <w:p>
+      <w:pPr>
+        <w:pStyle w:val="HTMLPreformatted"/>
+        <w:rPr>
+          <w:rStyle w:val="HTMLCode"/>
+        </w:rPr>
+      </w:pPr>
+      <w:r>
+        <w:rPr>
+          <w:rStyle w:val="HTMLCode"/>
+        </w:rPr>
+        <w:t>Create child nodes</w:t>
+      </w:r>
+    </w:p>
+    <w:p>
+      <w:pPr>
+        <w:pStyle w:val="HTMLPreformatted"/>
+        <w:rPr>
+          <w:rStyle w:val="HTMLCode"/>
+        </w:rPr>
+      </w:pPr>
+      <w:r>
+        <w:rPr>
+          <w:rStyle w:val="HTMLCode"/>
+        </w:rPr>
+        <w:t xml:space="preserve">      ↓</w:t>
+      </w:r>
+    </w:p>
+    <w:p>
+      <w:pPr>
+        <w:pStyle w:val="HTMLPreformatted"/>
+        <w:rPr>
+          <w:rStyle w:val="HTMLCode"/>
+        </w:rPr>
+      </w:pPr>
+      <w:r>
+        <w:rPr>
+          <w:rStyle w:val="HTMLCode"/>
+        </w:rPr>
+        <w:t>Repeat the process</w:t>
+      </w:r>
+    </w:p>
+    <w:p>
+      <w:pPr>
+        <w:pStyle w:val="HTMLPreformatted"/>
+        <w:rPr>
+          <w:rStyle w:val="HTMLCode"/>
+        </w:rPr>
+      </w:pPr>
+      <w:r>
+        <w:rPr>
+          <w:rStyle w:val="HTMLCode"/>
+        </w:rPr>
+        <w:t xml:space="preserve">      ↓</w:t>
+      </w:r>
+    </w:p>
+    <w:p>
+      <w:pPr>
+        <w:pStyle w:val="HTMLPreformatted"/>
+        <w:rPr>
+          <w:rStyle w:val="HTMLCode"/>
+        </w:rPr>
+      </w:pPr>
+      <w:r>
+        <w:rPr>
+          <w:rStyle w:val="HTMLCode"/>
+        </w:rPr>
+        <w:t>Create leaf nodes</w:t>
+      </w:r>
+    </w:p>
+    <w:p>
+      <w:pPr>
+        <w:pStyle w:val="HTMLPreformatted"/>
+        <w:rPr>
+          <w:rStyle w:val="HTMLCode"/>
+        </w:rPr>
+      </w:pPr>
+      <w:r>
+        <w:rPr>
+          <w:rStyle w:val="HTMLCode"/>
+        </w:rPr>
+        <w:t xml:space="preserve">      ↓</w:t>
+      </w:r>
+    </w:p>
+    <w:p>
+      <w:pPr>
+        <w:pStyle w:val="HTMLPreformatted"/>
+        <w:rPr>
+          <w:rStyle w:val="HTMLCode"/>
+        </w:rPr>
+      </w:pPr>
+      <w:r>
+        <w:rPr>
+          <w:rStyle w:val="HTMLCode"/>
+        </w:rPr>
+        <w:t>Make predictions</w:t>
+      </w:r>
+    </w:p>
+    <w:p>
+      <w:pPr>
+        <w:pStyle w:val="NormalWeb"/>
+      </w:pPr>
+      <w:r>
+        <w:t xml:space="preserve">This process is called </w:t>
+      </w:r>
+      <w:r>
+        <w:rPr>
+          <w:rStyle w:val="Strong"/>
+        </w:rPr>
+        <w:t>recursive partitioning</w:t>
+      </w:r>
+      <w:r>
+        <w:t>.</w:t>
+      </w:r>
+    </w:p>
+    <w:p>
+      <w:r>
+        <w:pict>
+          <v:rect id="_x0000_i1046" style="width:0;height:1.5pt" o:hralign="center" o:hrstd="t" o:hr="t" fillcolor="#a0a0a0" stroked="f"/>
+        </w:pict>
+      </w:r>
+    </w:p>
+    <w:p>
+      <w:pPr>
+        <w:pStyle w:val="Heading1"/>
+      </w:pPr>
+      <w:r>
+        <w:t>16. Stopping Conditions</w:t>
+      </w:r>
+    </w:p>
+    <w:p>
+      <w:pPr>
+        <w:pStyle w:val="NormalWeb"/>
+      </w:pPr>
+      <w:r>
+        <w:t>The tree should not keep splitting forever.</w:t>
+      </w:r>
+    </w:p>
+    <w:p>
+      <w:pPr>
+        <w:pStyle w:val="NormalWeb"/>
+      </w:pPr>
+      <w:r>
+        <w:t>Common stopping conditions/hyperparameters include:</w:t>
+      </w:r>
+    </w:p>
+    <w:p>
+      <w:pPr>
+        <w:pStyle w:val="Heading3"/>
+      </w:pPr>
+      <w:r>
+        <w:rPr>
+          <w:rStyle w:val="HTMLCode"/>
+        </w:rPr>
+        <w:t>max_depth</w:t>
+      </w:r>
+    </w:p>
+    <w:p>
+      <w:pPr>
+        <w:pStyle w:val="NormalWeb"/>
+      </w:pPr>
+      <w:r>
+        <w:t>Maximum depth of the tree.</w:t>
+      </w:r>
+    </w:p>
+    <w:p>
+      <w:pPr>
+        <w:pStyle w:val="HTMLPreformatted"/>
+        <w:rPr>
+          <w:rStyle w:val="HTMLCode"/>
+        </w:rPr>
+      </w:pPr>
+      <w:r>
+        <w:rPr>
+          <w:rStyle w:val="HTMLCode"/>
+        </w:rPr>
+        <w:t>max_depth=5</w:t>
+      </w:r>
+    </w:p>
+    <w:p>
+      <w:r>
+        <w:pict>
+          <v:rect id="_x0000_i1047" style="width:0;height:1.5pt" o:hralign="center" o:hrstd="t" o:hr="t" fillcolor="#a0a0a0" stroked="f"/>
+        </w:pict>
+      </w:r>
+    </w:p>
+    <w:p>
+      <w:pPr>
+        <w:pStyle w:val="Heading3"/>
+      </w:pPr>
+      <w:r>
+        <w:rPr>
+          <w:rStyle w:val="HTMLCode"/>
+        </w:rPr>
+        <w:t>min_samples_split</w:t>
+      </w:r>
+    </w:p>
+    <w:p>
+      <w:pPr>
+        <w:pStyle w:val="NormalWeb"/>
+      </w:pPr>
+      <w:r>
+        <w:t>Minimum number of samples required to split a node.</w:t>
+      </w:r>
+    </w:p>
+    <w:p>
+      <w:pPr>
+        <w:pStyle w:val="HTMLPreformatted"/>
+        <w:rPr>
+          <w:rStyle w:val="HTMLCode"/>
+        </w:rPr>
+      </w:pPr>
+      <w:r>
+        <w:rPr>
+          <w:rStyle w:val="HTMLCode"/>
+        </w:rPr>
+        <w:t>min_samples_split=10</w:t>
+      </w:r>
+    </w:p>
+    <w:p>
+      <w:r>
+        <w:pict>
+          <v:rect id="_x0000_i1048" style="width:0;height:1.5pt" o:hralign="center" o:hrstd="t" o:hr="t" fillcolor="#a0a0a0" stroked="f"/>
+        </w:pict>
+      </w:r>
+    </w:p>
+    <w:p>
+      <w:pPr>
+        <w:pStyle w:val="Heading3"/>
+      </w:pPr>
+      <w:r>
+        <w:rPr>
+          <w:rStyle w:val="HTMLCode"/>
+        </w:rPr>
+        <w:t>min_samples_leaf</w:t>
+      </w:r>
+    </w:p>
+    <w:p>
+      <w:pPr>
+        <w:pStyle w:val="NormalWeb"/>
+      </w:pPr>
+      <w:r>
+        <w:t>Minimum number of samples required in a leaf.</w:t>
+      </w:r>
+    </w:p>
+    <w:p>
+      <w:pPr>
+        <w:pStyle w:val="HTMLPreformatted"/>
+        <w:rPr>
+          <w:rStyle w:val="HTMLCode"/>
+        </w:rPr>
+      </w:pPr>
+      <w:r>
+        <w:rPr>
+          <w:rStyle w:val="HTMLCode"/>
+        </w:rPr>
+        <w:lastRenderedPageBreak/>
+        <w:t>min_samples_leaf=5</w:t>
+      </w:r>
+    </w:p>
+    <w:p>
+      <w:r>
+        <w:pict>
+          <v:rect id="_x0000_i1049" style="width:0;height:1.5pt" o:hralign="center" o:hrstd="t" o:hr="t" fillcolor="#a0a0a0" stroked="f"/>
+        </w:pict>
+      </w:r>
+    </w:p>
+    <w:p>
+      <w:pPr>
+        <w:pStyle w:val="Heading3"/>
+      </w:pPr>
+      <w:r>
+        <w:rPr>
+          <w:rStyle w:val="HTMLCode"/>
+        </w:rPr>
+        <w:t>max_leaf_nodes</w:t>
+      </w:r>
+    </w:p>
+    <w:p>
+      <w:pPr>
+        <w:pStyle w:val="NormalWeb"/>
+      </w:pPr>
+      <w:r>
+        <w:t>Limits the maximum number of leaf nodes.</w:t>
+      </w:r>
+    </w:p>
+    <w:p>
+      <w:r>
+        <w:pict>
+          <v:rect id="_x0000_i1050" style="width:0;height:1.5pt" o:hralign="center" o:hrstd="t" o:hr="t" fillcolor="#a0a0a0" stroked="f"/>
+        </w:pict>
+      </w:r>
+    </w:p>
+    <w:p>
+      <w:pPr>
+        <w:pStyle w:val="Heading1"/>
+      </w:pPr>
+      <w:r>
+        <w:t>17. Overfitting in Decision Trees</w:t>
+      </w:r>
+    </w:p>
+    <w:p>
+      <w:pPr>
+        <w:pStyle w:val="NormalWeb"/>
+      </w:pPr>
+      <w:r>
+        <w:t>If a tree grows too deep:</w:t>
+      </w:r>
+    </w:p>
+    <w:p>
+      <w:pPr>
+        <w:pStyle w:val="HTMLPreformatted"/>
+        <w:rPr>
+          <w:rStyle w:val="HTMLCode"/>
+        </w:rPr>
+      </w:pPr>
+      <w:r>
+        <w:rPr>
+          <w:rStyle w:val="HTMLCode"/>
+        </w:rPr>
+        <w:t>Very deep tree</w:t>
+      </w:r>
+    </w:p>
+    <w:p>
+      <w:pPr>
+        <w:pStyle w:val="HTMLPreformatted"/>
+        <w:rPr>
+          <w:rStyle w:val="HTMLCode"/>
+        </w:rPr>
+      </w:pPr>
+      <w:r>
+        <w:rPr>
+          <w:rStyle w:val="HTMLCode"/>
+        </w:rPr>
+        <w:t xml:space="preserve">      ↓</w:t>
+      </w:r>
+    </w:p>
+    <w:p>
+      <w:pPr>
+        <w:pStyle w:val="HTMLPreformatted"/>
+        <w:rPr>
+          <w:rStyle w:val="HTMLCode"/>
+        </w:rPr>
+      </w:pPr>
+      <w:r>
+        <w:rPr>
+          <w:rStyle w:val="HTMLCode"/>
+        </w:rPr>
+        <w:t>Very complex</w:t>
+      </w:r>
+    </w:p>
+    <w:p>
+      <w:pPr>
+        <w:pStyle w:val="HTMLPreformatted"/>
+        <w:rPr>
+          <w:rStyle w:val="HTMLCode"/>
+        </w:rPr>
+      </w:pPr>
+      <w:r>
+        <w:rPr>
+          <w:rStyle w:val="HTMLCode"/>
+        </w:rPr>
+        <w:t xml:space="preserve">      ↓</w:t>
+      </w:r>
+    </w:p>
+    <w:p>
+      <w:pPr>
+        <w:pStyle w:val="HTMLPreformatted"/>
+        <w:rPr>
+          <w:rStyle w:val="HTMLCode"/>
+        </w:rPr>
+      </w:pPr>
+      <w:r>
+        <w:rPr>
+          <w:rStyle w:val="HTMLCode"/>
+        </w:rPr>
+        <w:t>Learns training data extremely well</w:t>
+      </w:r>
+    </w:p>
+    <w:p>
+      <w:pPr>
+        <w:pStyle w:val="HTMLPreformatted"/>
+        <w:rPr>
+          <w:rStyle w:val="HTMLCode"/>
+        </w:rPr>
+      </w:pPr>
+      <w:r>
+        <w:rPr>
+          <w:rStyle w:val="HTMLCode"/>
+        </w:rPr>
+        <w:t xml:space="preserve">      ↓</w:t>
+      </w:r>
+    </w:p>
+    <w:p>
+      <w:pPr>
+        <w:pStyle w:val="HTMLPreformatted"/>
+        <w:rPr>
+          <w:rStyle w:val="HTMLCode"/>
+        </w:rPr>
+      </w:pPr>
+      <w:r>
+        <w:rPr>
+          <w:rStyle w:val="HTMLCode"/>
+        </w:rPr>
+        <w:t>May perform poorly on unseen data</w:t>
+      </w:r>
+    </w:p>
+    <w:p>
+      <w:pPr>
+        <w:pStyle w:val="NormalWeb"/>
+      </w:pPr>
+      <w:r>
+        <w:t xml:space="preserve">This is </w:t>
+      </w:r>
+      <w:r>
+        <w:rPr>
+          <w:rStyle w:val="Strong"/>
+        </w:rPr>
+        <w:t>overfitting</w:t>
+      </w:r>
+      <w:r>
+        <w:t>.</w:t>
+      </w:r>
+    </w:p>
+    <w:p>
+      <w:pPr>
+        <w:pStyle w:val="Heading3"/>
+      </w:pPr>
+      <w:r>
+        <w:t>To reduce overfitting:</w:t>
+      </w:r>
+    </w:p>
+    <w:p>
+      <w:pPr>
+        <w:pStyle w:val="NormalWeb"/>
+        <w:numPr>
+          <w:ilvl w:val="0"/>
+          <w:numId w:val="6"/>
+        </w:numPr>
+      </w:pPr>
+      <w:r>
+        <w:t xml:space="preserve">Limit </w:t>
+      </w:r>
+      <w:r>
+        <w:rPr>
+          <w:rStyle w:val="HTMLCode"/>
+        </w:rPr>
+        <w:t>max_depth</w:t>
+      </w:r>
+    </w:p>
+    <w:p>
+      <w:pPr>
+        <w:pStyle w:val="NormalWeb"/>
+        <w:numPr>
+          <w:ilvl w:val="0"/>
+          <w:numId w:val="6"/>
+        </w:numPr>
+      </w:pPr>
+      <w:r>
+        <w:t xml:space="preserve">Increase </w:t>
+      </w:r>
+      <w:r>
+        <w:rPr>
+          <w:rStyle w:val="HTMLCode"/>
+        </w:rPr>
+        <w:t>min_samples_split</w:t>
+      </w:r>
+    </w:p>
+    <w:p>
+      <w:pPr>
+        <w:pStyle w:val="NormalWeb"/>
+        <w:numPr>
+          <w:ilvl w:val="0"/>
+          <w:numId w:val="6"/>
+        </w:numPr>
+      </w:pPr>
+      <w:r>
+        <w:t xml:space="preserve">Increase </w:t>
+      </w:r>
+      <w:r>
+        <w:rPr>
+          <w:rStyle w:val="HTMLCode"/>
+        </w:rPr>
+        <w:t>min_samples_leaf</w:t>
+      </w:r>
+    </w:p>
+    <w:p>
+      <w:pPr>
+        <w:pStyle w:val="NormalWeb"/>
+        <w:numPr>
+          <w:ilvl w:val="0"/>
+          <w:numId w:val="6"/>
+        </w:numPr>
+      </w:pPr>
+      <w:r>
+        <w:t xml:space="preserve">Limit </w:t>
+      </w:r>
+      <w:r>
+        <w:rPr>
+          <w:rStyle w:val="HTMLCode"/>
+        </w:rPr>
+        <w:t>max_leaf_nodes</w:t>
+      </w:r>
+    </w:p>
+    <w:p>
+      <w:pPr>
+        <w:pStyle w:val="NormalWeb"/>
+        <w:numPr>
+          <w:ilvl w:val="0"/>
+          <w:numId w:val="6"/>
+        </w:numPr>
+      </w:pPr>
+      <w:r>
+        <w:t>Use pruning</w:t>
+      </w:r>
+    </w:p>
+    <w:p>
+      <w:pPr>
+        <w:pStyle w:val="NormalWeb"/>
+        <w:numPr>
+          <w:ilvl w:val="0"/>
+          <w:numId w:val="6"/>
+        </w:numPr>
+      </w:pPr>
+      <w:r>
+        <w:t>Use cross-validation to tune hyperparameters</w:t>
+      </w:r>
+    </w:p>
+    <w:p>
+      <w:r>
+        <w:pict>
+          <v:rect id="_x0000_i1051" style="width:0;height:1.5pt" o:hralign="center" o:hrstd="t" o:hr="t" fillcolor="#a0a0a0" stroked="f"/>
+        </w:pict>
+      </w:r>
+    </w:p>
+    <w:p>
+      <w:pPr>
+        <w:pStyle w:val="Heading1"/>
+      </w:pPr>
+      <w:r>
+        <w:t>18. Does Decision Tree Need Feature Scaling?</w:t>
+      </w:r>
+    </w:p>
+    <w:p>
+      <w:pPr>
+        <w:pStyle w:val="NormalWeb"/>
+      </w:pPr>
+      <w:r>
+        <w:t xml:space="preserve">Generally, </w:t>
+      </w:r>
+      <w:r>
+        <w:rPr>
+          <w:rStyle w:val="Strong"/>
+        </w:rPr>
+        <w:t>no</w:t>
+      </w:r>
+      <w:r>
+        <w:t>.</w:t>
+      </w:r>
+    </w:p>
+    <w:p>
+      <w:pPr>
+        <w:pStyle w:val="NormalWeb"/>
+      </w:pPr>
+      <w:r>
+        <w:t>Unlike KNN, Decision Trees are not based on distance.</w:t>
+      </w:r>
+    </w:p>
+    <w:p>
+      <w:pPr>
+        <w:pStyle w:val="NormalWeb"/>
+      </w:pPr>
+      <w:r>
+        <w:t>For example:</w:t>
+      </w:r>
+    </w:p>
+    <w:p>
+      <w:pPr>
+        <w:pStyle w:val="HTMLPreformatted"/>
+        <w:rPr>
+          <w:rStyle w:val="HTMLCode"/>
+        </w:rPr>
+      </w:pPr>
+      <w:r>
+        <w:rPr>
+          <w:rStyle w:val="HTMLCode"/>
+        </w:rPr>
+        <w:t>Age &gt; 30</w:t>
+      </w:r>
+    </w:p>
+    <w:p>
+      <w:pPr>
+        <w:pStyle w:val="NormalWeb"/>
+      </w:pPr>
+      <w:r>
+        <w:t>The tree only needs to find a useful threshold.</w:t>
+      </w:r>
+    </w:p>
+    <w:p>
+      <w:pPr>
+        <w:pStyle w:val="NormalWeb"/>
+      </w:pPr>
+      <w:r>
+        <w:t>Therefore, standardization is generally unnecessary.</w:t>
+      </w:r>
+    </w:p>
+    <w:p>
+      <w:pPr>
+        <w:pStyle w:val="Heading3"/>
+      </w:pPr>
+      <w:r>
+        <w:t>KNN</w:t>
+      </w:r>
+    </w:p>
+    <w:p>
+      <w:pPr>
+        <w:pStyle w:val="NormalWeb"/>
+      </w:pPr>
+      <w:r>
+        <w:lastRenderedPageBreak/>
+        <w:t>Distance-based → scaling usually important.</w:t>
+      </w:r>
+    </w:p>
+    <w:p>
+      <w:pPr>
+        <w:pStyle w:val="Heading3"/>
+      </w:pPr>
+      <w:r>
+        <w:t>Decision Tree</w:t>
+      </w:r>
+    </w:p>
+    <w:p>
+      <w:pPr>
+        <w:pStyle w:val="NormalWeb"/>
+      </w:pPr>
+      <w:r>
+        <w:t>Rule/split-based → scaling generally not required.</w:t>
+      </w:r>
+    </w:p>
+    <w:p>
+      <w:r>
+        <w:pict>
+          <v:rect id="_x0000_i1052" style="width:0;height:1.5pt" o:hralign="center" o:hrstd="t" o:hr="t" fillcolor="#a0a0a0" stroked="f"/>
+        </w:pict>
+      </w:r>
+    </w:p>
+    <w:p>
+      <w:pPr>
+        <w:pStyle w:val="Heading1"/>
+      </w:pPr>
+      <w:r>
+        <w:t>19. Decision Tree in Python</w:t>
+      </w:r>
+    </w:p>
+    <w:p>
+      <w:pPr>
+        <w:pStyle w:val="HTMLPreformatted"/>
+        <w:rPr>
+          <w:rStyle w:val="HTMLCode"/>
+        </w:rPr>
+      </w:pPr>
+      <w:r>
+        <w:rPr>
+          <w:rStyle w:val="HTMLCode"/>
+        </w:rPr>
+        <w:t>from sklearn.tree import DecisionTreeClassifier</w:t>
+      </w:r>
+    </w:p>
+    <w:p>
+      <w:pPr>
+        <w:pStyle w:val="HTMLPreformatted"/>
+        <w:rPr>
+          <w:rStyle w:val="HTMLCode"/>
+        </w:rPr>
+      </w:pPr>
+    </w:p>
+    <w:p>
+      <w:pPr>
+        <w:pStyle w:val="HTMLPreformatted"/>
+        <w:rPr>
+          <w:rStyle w:val="HTMLCode"/>
+        </w:rPr>
+      </w:pPr>
+      <w:r>
+        <w:rPr>
+          <w:rStyle w:val="HTMLCode"/>
+        </w:rPr>
+        <w:t>model = DecisionTreeClassifier(</w:t>
+      </w:r>
+    </w:p>
+    <w:p>
+      <w:pPr>
+        <w:pStyle w:val="HTMLPreformatted"/>
+        <w:rPr>
+          <w:rStyle w:val="HTMLCode"/>
+        </w:rPr>
+      </w:pPr>
+      <w:r>
+        <w:rPr>
+          <w:rStyle w:val="HTMLCode"/>
+        </w:rPr>
+        <w:t xml:space="preserve">    criterion="gini",</w:t>
+      </w:r>
+    </w:p>
+    <w:p>
+      <w:pPr>
+        <w:pStyle w:val="HTMLPreformatted"/>
+        <w:rPr>
+          <w:rStyle w:val="HTMLCode"/>
+        </w:rPr>
+      </w:pPr>
+      <w:r>
+        <w:rPr>
+          <w:rStyle w:val="HTMLCode"/>
+        </w:rPr>
+        <w:t xml:space="preserve">    max_depth=5,</w:t>
+      </w:r>
+    </w:p>
+    <w:p>
+      <w:pPr>
+        <w:pStyle w:val="HTMLPreformatted"/>
+        <w:rPr>
+          <w:rStyle w:val="HTMLCode"/>
+        </w:rPr>
+      </w:pPr>
+      <w:r>
+        <w:rPr>
+          <w:rStyle w:val="HTMLCode"/>
+        </w:rPr>
+        <w:t xml:space="preserve">    random_state=42</w:t>
+      </w:r>
+    </w:p>
+    <w:p>
+      <w:pPr>
+        <w:pStyle w:val="HTMLPreformatted"/>
+        <w:rPr>
+          <w:rStyle w:val="HTMLCode"/>
+        </w:rPr>
+      </w:pPr>
+      <w:r>
+        <w:rPr>
+          <w:rStyle w:val="HTMLCode"/>
+        </w:rPr>
+        <w:t>)</w:t>
+      </w:r>
+    </w:p>
+    <w:p>
+      <w:pPr>
+        <w:pStyle w:val="HTMLPreformatted"/>
+        <w:rPr>
+          <w:rStyle w:val="HTMLCode"/>
+        </w:rPr>
+      </w:pPr>
+    </w:p>
+    <w:p>
+      <w:pPr>
+        <w:pStyle w:val="HTMLPreformatted"/>
+        <w:rPr>
+          <w:rStyle w:val="HTMLCode"/>
+        </w:rPr>
+      </w:pPr>
+      <w:r>
+        <w:rPr>
+          <w:rStyle w:val="HTMLCode"/>
+        </w:rPr>
+        <w:t>model.fit(X_train, y_train)</w:t>
+      </w:r>
+    </w:p>
+    <w:p>
+      <w:pPr>
+        <w:pStyle w:val="HTMLPreformatted"/>
+        <w:rPr>
+          <w:rStyle w:val="HTMLCode"/>
+        </w:rPr>
+      </w:pPr>
+    </w:p>
+    <w:p>
+      <w:pPr>
+        <w:pStyle w:val="HTMLPreformatted"/>
+        <w:rPr>
+          <w:rStyle w:val="HTMLCode"/>
+        </w:rPr>
+      </w:pPr>
+      <w:r>
+        <w:rPr>
+          <w:rStyle w:val="HTMLCode"/>
+        </w:rPr>
+        <w:t>y_pred = model.predict(X_test)</w:t>
+      </w:r>
+    </w:p>
+    <w:p>
+      <w:pPr>
+        <w:pStyle w:val="Heading3"/>
+      </w:pPr>
+      <w:r>
+        <w:t>Important parameters</w:t>
+      </w:r>
+    </w:p>
+    <w:p>
+      <w:pPr>
+        <w:pStyle w:val="HTMLPreformatted"/>
+        <w:rPr>
+          <w:rStyle w:val="HTMLCode"/>
+        </w:rPr>
+      </w:pPr>
+      <w:r>
+        <w:rPr>
+          <w:rStyle w:val="HTMLCode"/>
+        </w:rPr>
+        <w:t>criterion="gini"</w:t>
+      </w:r>
+    </w:p>
+    <w:p>
+      <w:pPr>
+        <w:pStyle w:val="NormalWeb"/>
+      </w:pPr>
+      <w:r>
+        <w:t>Uses Gini impurity.</w:t>
+      </w:r>
+    </w:p>
+    <w:p>
+      <w:pPr>
+        <w:pStyle w:val="HTMLPreformatted"/>
+        <w:rPr>
+          <w:rStyle w:val="HTMLCode"/>
+        </w:rPr>
+      </w:pPr>
+      <w:r>
+        <w:rPr>
+          <w:rStyle w:val="HTMLCode"/>
+        </w:rPr>
+        <w:t>criterion="entropy"</w:t>
+      </w:r>
+    </w:p>
+    <w:p>
+      <w:pPr>
+        <w:pStyle w:val="NormalWeb"/>
+      </w:pPr>
+      <w:r>
+        <w:t>Uses entropy-based splitting.</w:t>
+      </w:r>
+    </w:p>
+    <w:p>
+      <w:pPr>
+        <w:pStyle w:val="HTMLPreformatted"/>
+        <w:rPr>
+          <w:rStyle w:val="HTMLCode"/>
+        </w:rPr>
+      </w:pPr>
+      <w:r>
+        <w:rPr>
+          <w:rStyle w:val="HTMLCode"/>
+        </w:rPr>
+        <w:t>max_depth=5</w:t>
+      </w:r>
+    </w:p>
+    <w:p>
+      <w:pPr>
+        <w:pStyle w:val="NormalWeb"/>
+      </w:pPr>
+      <w:r>
+        <w:t>Limits tree depth.</w:t>
+      </w:r>
+    </w:p>
+    <w:p>
+      <w:r>
+        <w:pict>
+          <v:rect id="_x0000_i1053" style="width:0;height:1.5pt" o:hralign="center" o:hrstd="t" o:hr="t" fillcolor="#a0a0a0" stroked="f"/>
+        </w:pict>
+      </w:r>
+    </w:p>
+    <w:p>
+      <w:pPr>
+        <w:pStyle w:val="Heading1"/>
+      </w:pPr>
+      <w:r>
+        <w:t>20. Advantages</w:t>
+      </w:r>
+    </w:p>
+    <w:p>
+      <w:pPr>
+        <w:pStyle w:val="NormalWeb"/>
+        <w:numPr>
+          <w:ilvl w:val="0"/>
+          <w:numId w:val="7"/>
+        </w:numPr>
+      </w:pPr>
+      <w:r>
+        <w:t>Easy to understand</w:t>
+      </w:r>
+    </w:p>
+    <w:p>
+      <w:pPr>
+        <w:pStyle w:val="NormalWeb"/>
+        <w:numPr>
+          <w:ilvl w:val="0"/>
+          <w:numId w:val="7"/>
+        </w:numPr>
+      </w:pPr>
+      <w:r>
+        <w:t>Easy to visualize</w:t>
+      </w:r>
+    </w:p>
+    <w:p>
+      <w:pPr>
+        <w:pStyle w:val="NormalWeb"/>
+        <w:numPr>
+          <w:ilvl w:val="0"/>
+          <w:numId w:val="7"/>
+        </w:numPr>
+      </w:pPr>
+      <w:r>
+        <w:t>Easy to explain</w:t>
+      </w:r>
+    </w:p>
+    <w:p>
+      <w:pPr>
+        <w:pStyle w:val="NormalWeb"/>
+        <w:numPr>
+          <w:ilvl w:val="0"/>
+          <w:numId w:val="7"/>
+        </w:numPr>
+      </w:pPr>
+      <w:r>
+        <w:t>Can handle nonlinear relationships</w:t>
+      </w:r>
+    </w:p>
+    <w:p>
+      <w:pPr>
+        <w:pStyle w:val="NormalWeb"/>
+        <w:numPr>
+          <w:ilvl w:val="0"/>
+          <w:numId w:val="7"/>
+        </w:numPr>
+      </w:pPr>
+      <w:r>
+        <w:t>Doesn't require feature scaling</w:t>
+      </w:r>
+    </w:p>
+    <w:p>
+      <w:pPr>
+        <w:pStyle w:val="NormalWeb"/>
+        <w:numPr>
+          <w:ilvl w:val="0"/>
+          <w:numId w:val="7"/>
+        </w:numPr>
+      </w:pPr>
+      <w:r>
+        <w:t>Can be used for classification and regression</w:t>
+      </w:r>
+    </w:p>
+    <w:p>
+      <w:pPr>
+        <w:pStyle w:val="NormalWeb"/>
+        <w:numPr>
+          <w:ilvl w:val="0"/>
+          <w:numId w:val="7"/>
+        </w:numPr>
+      </w:pPr>
+      <w:r>
+        <w:t>Can capture feature interactions</w:t>
+      </w:r>
+    </w:p>
+    <w:p>
+      <w:pPr>
+        <w:pStyle w:val="NormalWeb"/>
+        <w:numPr>
+          <w:ilvl w:val="0"/>
+          <w:numId w:val="7"/>
+        </w:numPr>
+      </w:pPr>
+      <w:r>
+        <w:t>Can work with numerical and, with appropriate preprocessing, categorical features</w:t>
+      </w:r>
+    </w:p>
+    <w:p>
+      <w:r>
+        <w:pict>
+          <v:rect id="_x0000_i1054" style="width:0;height:1.5pt" o:hralign="center" o:hrstd="t" o:hr="t" fillcolor="#a0a0a0" stroked="f"/>
+        </w:pict>
+      </w:r>
+    </w:p>
+    <w:p>
+      <w:pPr>
+        <w:pStyle w:val="Heading1"/>
+      </w:pPr>
+      <w:r>
+        <w:lastRenderedPageBreak/>
+        <w:t>21. Disadvantages</w:t>
+      </w:r>
+    </w:p>
+    <w:p>
+      <w:pPr>
+        <w:pStyle w:val="NormalWeb"/>
+        <w:numPr>
+          <w:ilvl w:val="0"/>
+          <w:numId w:val="8"/>
+        </w:numPr>
+      </w:pPr>
+      <w:r>
+        <w:t>Can easily overfit</w:t>
+      </w:r>
+    </w:p>
+    <w:p>
+      <w:pPr>
+        <w:pStyle w:val="NormalWeb"/>
+        <w:numPr>
+          <w:ilvl w:val="0"/>
+          <w:numId w:val="8"/>
+        </w:numPr>
+      </w:pPr>
+      <w:r>
+        <w:t>Small changes in data can produce a different tree</w:t>
+      </w:r>
+    </w:p>
+    <w:p>
+      <w:pPr>
+        <w:pStyle w:val="NormalWeb"/>
+        <w:numPr>
+          <w:ilvl w:val="0"/>
+          <w:numId w:val="8"/>
+        </w:numPr>
+      </w:pPr>
+      <w:r>
+        <w:t>Deep trees can become very complex</w:t>
+      </w:r>
+    </w:p>
+    <w:p>
+      <w:pPr>
+        <w:pStyle w:val="NormalWeb"/>
+        <w:numPr>
+          <w:ilvl w:val="0"/>
+          <w:numId w:val="8"/>
+        </w:numPr>
+      </w:pPr>
+      <w:r>
+        <w:t>Individual trees may have lower predictive performance than ensemble methods such as Random Forest or Gradient Boosting</w:t>
+      </w:r>
+    </w:p>
+    <w:p>
+      <w:pPr>
+        <w:pStyle w:val="NormalWeb"/>
+        <w:numPr>
+          <w:ilvl w:val="0"/>
+          <w:numId w:val="8"/>
+        </w:numPr>
+      </w:pPr>
+      <w:r>
+        <w:t>Some implementations require categorical variables to be encoded numerically</w:t>
+      </w:r>
+    </w:p>
+    <w:p>
+      <w:r>
+        <w:pict>
+          <v:rect id="_x0000_i1055" style="width:0;height:1.5pt" o:hralign="center" o:hrstd="t" o:hr="t" fillcolor="#a0a0a0" stroked="f"/>
+        </w:pict>
+      </w:r>
+    </w:p>
+    <w:p>
+      <w:pPr>
+        <w:pStyle w:val="Heading1"/>
+      </w:pPr>
+      <w:r>
+        <w:t>22. KNN vs Decision Tree</w:t>
+      </w:r>
+    </w:p>
+    <w:tbl>
+      <w:tblPr>
+        <w:tblW w:w="0" w:type="auto"/>
+        <w:tblCellSpacing w:w="15" w:type="dxa"/>
+        <w:tblCellMar>
+          <w:top w:w="15" w:type="dxa"/>
+          <w:left w:w="15" w:type="dxa"/>
+          <w:bottom w:w="15" w:type="dxa"/>
+          <w:right w:w="15" w:type="dxa"/>
+        </w:tblCellMar>
+        <w:tblLook w:val="04A0" w:firstRow="1" w:lastRow="0" w:firstColumn="1" w:lastColumn="0" w:noHBand="0" w:noVBand="1"/>
+      </w:tblPr>
+      <w:tblGrid>
+        <w:gridCol w:w="4179"/>
+        <w:gridCol w:w="3319"/>
+      </w:tblGrid>
+      <w:tr>
+        <w:trPr>
+          <w:tblHeader/>
+          <w:tblCellSpacing w:w="15" w:type="dxa"/>
+        </w:trPr>
+        <w:tc>
+          <w:tcPr>
+            <w:tcW w:w="0" w:type="auto"/>
+            <w:vAlign w:val="center"/>
+            <w:hideMark/>
+          </w:tcPr>
+          <w:p>
+            <w:pPr>
+              <w:jc w:val="center"/>
+              <w:rPr>
+                <w:b/>
+                <w:bCs/>
+              </w:rPr>
+            </w:pPr>
+            <w:r>
+              <w:rPr>
+                <w:b/>
+                <w:bCs/>
+              </w:rPr>
+              <w:t>KNN</w:t>
+            </w:r>
+          </w:p>
+        </w:tc>
+        <w:tc>
+          <w:tcPr>
+            <w:tcW w:w="0" w:type="auto"/>
+            <w:vAlign w:val="center"/>
+            <w:hideMark/>
+          </w:tcPr>
+          <w:p>
+            <w:pPr>
+              <w:jc w:val="center"/>
+              <w:rPr>
+                <w:b/>
+                <w:bCs/>
+              </w:rPr>
+            </w:pPr>
+            <w:r>
+              <w:rPr>
+                <w:b/>
+                <w:bCs/>
+              </w:rPr>
+              <w:t>Decision Tree</w:t>
+            </w:r>
+          </w:p>
+        </w:tc>
+      </w:tr>
+      <w:tr>
+        <w:trPr>
+          <w:tblCellSpacing w:w="15" w:type="dxa"/>
+        </w:trPr>
+        <w:tc>
+          <w:tcPr>
+            <w:tcW w:w="0" w:type="auto"/>
+            <w:vAlign w:val="center"/>
+            <w:hideMark/>
+          </w:tcPr>
+          <w:p>
+            <w:r>
+              <w:t>Supervised</w:t>
+            </w:r>
+          </w:p>
+        </w:tc>
+        <w:tc>
+          <w:tcPr>
+            <w:tcW w:w="0" w:type="auto"/>
+            <w:vAlign w:val="center"/>
+            <w:hideMark/>
+          </w:tcPr>
+          <w:p>
+            <w:r>
+              <w:t>Supervised</w:t>
+            </w:r>
+          </w:p>
+        </w:tc>
+      </w:tr>
+      <w:tr>
+        <w:trPr>
+          <w:tblCellSpacing w:w="15" w:type="dxa"/>
+        </w:trPr>
+        <w:tc>
+          <w:tcPr>
+            <w:tcW w:w="0" w:type="auto"/>
+            <w:vAlign w:val="center"/>
+            <w:hideMark/>
+          </w:tcPr>
+          <w:p>
+            <w:r>
+              <w:t>Classification &amp; Regression</w:t>
+            </w:r>
+          </w:p>
+        </w:tc>
+        <w:tc>
+          <w:tcPr>
+            <w:tcW w:w="0" w:type="auto"/>
+            <w:vAlign w:val="center"/>
+            <w:hideMark/>
+          </w:tcPr>
+          <w:p>
+            <w:r>
+              <w:t>Classification &amp; Regression</w:t>
+            </w:r>
+          </w:p>
+        </w:tc>
+      </w:tr>
+      <w:tr>
+        <w:trPr>
+          <w:tblCellSpacing w:w="15" w:type="dxa"/>
+        </w:trPr>
+        <w:tc>
+          <w:tcPr>
+            <w:tcW w:w="0" w:type="auto"/>
+            <w:vAlign w:val="center"/>
+            <w:hideMark/>
+          </w:tcPr>
+          <w:p>
+            <w:r>
+              <w:t>Distance-based</w:t>
+            </w:r>
+          </w:p>
+        </w:tc>
+        <w:tc>
+          <w:tcPr>
+            <w:tcW w:w="0" w:type="auto"/>
+            <w:vAlign w:val="center"/>
+            <w:hideMark/>
+          </w:tcPr>
+          <w:p>
+            <w:r>
+              <w:t>Split/rule-based</w:t>
+            </w:r>
+          </w:p>
+        </w:tc>
+      </w:tr>
+      <w:tr>
+        <w:trPr>
+          <w:tblCellSpacing w:w="15" w:type="dxa"/>
+        </w:trPr>
+        <w:tc>
+          <w:tcPr>
+            <w:tcW w:w="0" w:type="auto"/>
+            <w:vAlign w:val="center"/>
+            <w:hideMark/>
+          </w:tcPr>
+          <w:p>
+            <w:r>
+              <w:t>Usually needs scaling</w:t>
+            </w:r>
+          </w:p>
+        </w:tc>
+        <w:tc>
+          <w:tcPr>
+            <w:tcW w:w="0" w:type="auto"/>
+            <w:vAlign w:val="center"/>
+            <w:hideMark/>
+          </w:tcPr>
+          <w:p>
+            <w:r>
+              <w:t>Usually doesn't need scaling</w:t>
+            </w:r>
+          </w:p>
+        </w:tc>
+      </w:tr>
+      <w:tr>
+        <w:trPr>
+          <w:tblCellSpacing w:w="15" w:type="dxa"/>
+        </w:trPr>
+        <w:tc>
+          <w:tcPr>
+            <w:tcW w:w="0" w:type="auto"/>
+            <w:vAlign w:val="center"/>
+            <w:hideMark/>
+          </w:tcPr>
+          <w:p>
+            <w:r>
+              <w:t>Finds nearest neighbors</w:t>
+            </w:r>
+          </w:p>
+        </w:tc>
+        <w:tc>
+          <w:tcPr>
+            <w:tcW w:w="0" w:type="auto"/>
+            <w:vAlign w:val="center"/>
+            <w:hideMark/>
+          </w:tcPr>
+          <w:p>
+            <w:r>
+              <w:t>Creates decision rules</w:t>
+            </w:r>
+          </w:p>
+        </w:tc>
+      </w:tr>
+      <w:tr>
+        <w:trPr>
+          <w:tblCellSpacing w:w="15" w:type="dxa"/>
+        </w:trPr>
+        <w:tc>
+          <w:tcPr>
+            <w:tcW w:w="0" w:type="auto"/>
+            <w:vAlign w:val="center"/>
+            <w:hideMark/>
+          </w:tcPr>
+          <w:p>
+            <w:r>
+              <w:t>Lazy learning</w:t>
+            </w:r>
+          </w:p>
+        </w:tc>
+        <w:tc>
+          <w:tcPr>
+            <w:tcW w:w="0" w:type="auto"/>
+            <w:vAlign w:val="center"/>
+            <w:hideMark/>
+          </w:tcPr>
+          <w:p>
+            <w:r>
+              <w:t>Learns tree structure during training</w:t>
+            </w:r>
+          </w:p>
+        </w:tc>
+      </w:tr>
+      <w:tr>
+        <w:trPr>
+          <w:tblCellSpacing w:w="15" w:type="dxa"/>
+        </w:trPr>
+        <w:tc>
+          <w:tcPr>
+            <w:tcW w:w="0" w:type="auto"/>
+            <w:vAlign w:val="center"/>
+            <w:hideMark/>
+          </w:tcPr>
+          <w:p>
+            <w:r>
+              <w:t>Prediction can be expensive for large datasets</w:t>
+            </w:r>
+          </w:p>
+        </w:tc>
+        <w:tc>
+          <w:tcPr>
+            <w:tcW w:w="0" w:type="auto"/>
+            <w:vAlign w:val="center"/>
+            <w:hideMark/>
+          </w:tcPr>
+          <w:p>
+            <w:r>
+              <w:t>Prediction is usually fast</w:t>
+            </w:r>
+          </w:p>
+        </w:tc>
+      </w:tr>
+    </w:tbl>
+    <w:p>
+      <w:r>
+        <w:pict>
+          <v:rect id="_x0000_i1056" style="width:0;height:1.5pt" o:hralign="center" o:hrstd="t" o:hr="t" fillcolor="#a0a0a0" stroked="f"/>
+        </w:pict>
+      </w:r>
+    </w:p>
+    <w:p>
+      <w:pPr>
+        <w:pStyle w:val="Heading1"/>
+      </w:pPr>
+      <w:r>
+        <w:t>23. Complete Decision Tree Flow</w:t>
+      </w:r>
+    </w:p>
+    <w:p>
+      <w:pPr>
+        <w:pStyle w:val="HTMLPreformatted"/>
+        <w:rPr>
+          <w:rStyle w:val="HTMLCode"/>
+        </w:rPr>
+      </w:pPr>
+      <w:r>
+        <w:rPr>
+          <w:rStyle w:val="HTMLCode"/>
+        </w:rPr>
+        <w:t xml:space="preserve">                 ENTIRE DATASET</w:t>
+      </w:r>
+    </w:p>
+    <w:p>
+      <w:pPr>
+        <w:pStyle w:val="HTMLPreformatted"/>
+        <w:rPr>
+          <w:rStyle w:val="HTMLCode"/>
+        </w:rPr>
+      </w:pPr>
+      <w:r>
+        <w:rPr>
+          <w:rStyle w:val="HTMLCode"/>
+        </w:rPr>
+        <w:t xml:space="preserve">                       ↓</w:t>
+      </w:r>
+    </w:p>
+    <w:p>
+      <w:pPr>
+        <w:pStyle w:val="HTMLPreformatted"/>
+        <w:rPr>
+          <w:rStyle w:val="HTMLCode"/>
+        </w:rPr>
+      </w:pPr>
+      <w:r>
+        <w:rPr>
+          <w:rStyle w:val="HTMLCode"/>
+        </w:rPr>
+        <w:t xml:space="preserve">                   ROOT NODE</w:t>
+      </w:r>
+    </w:p>
+    <w:p>
+      <w:pPr>
+        <w:pStyle w:val="HTMLPreformatted"/>
+        <w:rPr>
+          <w:rStyle w:val="HTMLCode"/>
+        </w:rPr>
+      </w:pPr>
+      <w:r>
+        <w:rPr>
+          <w:rStyle w:val="HTMLCode"/>
+        </w:rPr>
+        <w:t xml:space="preserve">                       ↓</w:t>
+      </w:r>
+    </w:p>
+    <w:p>
+      <w:pPr>
+        <w:pStyle w:val="HTMLPreformatted"/>
+        <w:rPr>
+          <w:rStyle w:val="HTMLCode"/>
+        </w:rPr>
+      </w:pPr>
+      <w:r>
+        <w:rPr>
+          <w:rStyle w:val="HTMLCode"/>
+        </w:rPr>
+        <w:t xml:space="preserve">             Try possible splits</w:t>
+      </w:r>
+    </w:p>
+    <w:p>
+      <w:pPr>
+        <w:pStyle w:val="HTMLPreformatted"/>
+        <w:rPr>
+          <w:rStyle w:val="HTMLCode"/>
+        </w:rPr>
+      </w:pPr>
+      <w:r>
+        <w:rPr>
+          <w:rStyle w:val="HTMLCode"/>
+        </w:rPr>
+        <w:t xml:space="preserve">                       ↓</w:t>
+      </w:r>
+    </w:p>
+    <w:p>
+      <w:pPr>
+        <w:pStyle w:val="HTMLPreformatted"/>
+        <w:rPr>
+          <w:rStyle w:val="HTMLCode"/>
+        </w:rPr>
+      </w:pPr>
+      <w:r>
+        <w:rPr>
+          <w:rStyle w:val="HTMLCode"/>
+        </w:rPr>
+        <w:t xml:space="preserve">             Calculate impurity</w:t>
+      </w:r>
+    </w:p>
+    <w:p>
+      <w:pPr>
+        <w:pStyle w:val="HTMLPreformatted"/>
+        <w:rPr>
+          <w:rStyle w:val="HTMLCode"/>
+        </w:rPr>
+      </w:pPr>
+      <w:r>
+        <w:rPr>
+          <w:rStyle w:val="HTMLCode"/>
+        </w:rPr>
+        <w:t xml:space="preserve">             ┌─────────┴─────────┐</w:t>
+      </w:r>
+    </w:p>
+    <w:p>
+      <w:pPr>
+        <w:pStyle w:val="HTMLPreformatted"/>
+        <w:rPr>
+          <w:rStyle w:val="HTMLCode"/>
+        </w:rPr>
+      </w:pPr>
+      <w:r>
+        <w:rPr>
+          <w:rStyle w:val="HTMLCode"/>
+        </w:rPr>
+        <w:t xml:space="preserve">             ↓                   ↓</w:t>
+      </w:r>
+    </w:p>
+    <w:p>
+      <w:pPr>
+        <w:pStyle w:val="HTMLPreformatted"/>
+        <w:rPr>
+          <w:rStyle w:val="HTMLCode"/>
+        </w:rPr>
+      </w:pPr>
+      <w:r>
+        <w:rPr>
+          <w:rStyle w:val="HTMLCode"/>
+        </w:rPr>
+        <w:t xml:space="preserve">           Gini              Entropy</w:t>
+      </w:r>
+    </w:p>
+    <w:p>
+      <w:pPr>
+        <w:pStyle w:val="HTMLPreformatted"/>
+        <w:rPr>
+          <w:rStyle w:val="HTMLCode"/>
+        </w:rPr>
+      </w:pPr>
+      <w:r>
+        <w:rPr>
+          <w:rStyle w:val="HTMLCode"/>
+        </w:rPr>
+        <w:t xml:space="preserve">             ↓                   ↓</w:t>
+      </w:r>
+    </w:p>
+    <w:p>
+      <w:pPr>
+        <w:pStyle w:val="HTMLPreformatted"/>
+        <w:rPr>
+          <w:rStyle w:val="HTMLCode"/>
+        </w:rPr>
+      </w:pPr>
+      <w:r>
+        <w:rPr>
+          <w:rStyle w:val="HTMLCode"/>
+        </w:rPr>
+        <w:t xml:space="preserve">       Gini reduction      Information Gain</w:t>
+      </w:r>
+    </w:p>
+    <w:p>
+      <w:pPr>
+        <w:pStyle w:val="HTMLPreformatted"/>
+        <w:rPr>
+          <w:rStyle w:val="HTMLCode"/>
+        </w:rPr>
+      </w:pPr>
+      <w:r>
+        <w:rPr>
+          <w:rStyle w:val="HTMLCode"/>
+        </w:rPr>
+        <w:t xml:space="preserve">             └─────────┬─────────┘</w:t>
+      </w:r>
+    </w:p>
+    <w:p>
+      <w:pPr>
+        <w:pStyle w:val="HTMLPreformatted"/>
+        <w:rPr>
+          <w:rStyle w:val="HTMLCode"/>
+        </w:rPr>
+      </w:pPr>
+      <w:r>
+        <w:rPr>
+          <w:rStyle w:val="HTMLCode"/>
+        </w:rPr>
+        <w:t xml:space="preserve">                       ↓</w:t>
+      </w:r>
+    </w:p>
+    <w:p>
+      <w:pPr>
+        <w:pStyle w:val="HTMLPreformatted"/>
+        <w:rPr>
+          <w:rStyle w:val="HTMLCode"/>
+        </w:rPr>
+      </w:pPr>
+      <w:r>
+        <w:rPr>
+          <w:rStyle w:val="HTMLCode"/>
+        </w:rPr>
+        <w:t xml:space="preserve">                 Best split</w:t>
+      </w:r>
+    </w:p>
+    <w:p>
+      <w:pPr>
+        <w:pStyle w:val="HTMLPreformatted"/>
+        <w:rPr>
+          <w:rStyle w:val="HTMLCode"/>
+        </w:rPr>
+      </w:pPr>
+      <w:r>
+        <w:rPr>
+          <w:rStyle w:val="HTMLCode"/>
+        </w:rPr>
+        <w:t xml:space="preserve">                       ↓</w:t>
+      </w:r>
+    </w:p>
+    <w:p>
+      <w:pPr>
+        <w:pStyle w:val="HTMLPreformatted"/>
+        <w:rPr>
+          <w:rStyle w:val="HTMLCode"/>
+        </w:rPr>
+      </w:pPr>
+      <w:r>
+        <w:rPr>
+          <w:rStyle w:val="HTMLCode"/>
+        </w:rPr>
+        <w:t xml:space="preserve">              ┌────────┴────────┐</w:t>
+      </w:r>
+    </w:p>
+    <w:p>
+      <w:pPr>
+        <w:pStyle w:val="HTMLPreformatted"/>
+        <w:rPr>
+          <w:rStyle w:val="HTMLCode"/>
+        </w:rPr>
+      </w:pPr>
+      <w:r>
+        <w:rPr>
+          <w:rStyle w:val="HTMLCode"/>
+        </w:rPr>
+        <w:t xml:space="preserve">              ↓                 ↓</w:t>
+      </w:r>
+    </w:p>
+    <w:p>
+      <w:pPr>
+        <w:pStyle w:val="HTMLPreformatted"/>
+        <w:rPr>
+          <w:rStyle w:val="HTMLCode"/>
+        </w:rPr>
+      </w:pPr>
+      <w:r>
+        <w:rPr>
+          <w:rStyle w:val="HTMLCode"/>
+        </w:rPr>
+        <w:t xml:space="preserve">           Child 1           Child 2</w:t>
+      </w:r>
+    </w:p>
+    <w:p>
+      <w:pPr>
+        <w:pStyle w:val="HTMLPreformatted"/>
+        <w:rPr>
+          <w:rStyle w:val="HTMLCode"/>
+        </w:rPr>
+      </w:pPr>
+      <w:r>
+        <w:rPr>
+          <w:rStyle w:val="HTMLCode"/>
+        </w:rPr>
+        <w:t xml:space="preserve">              ↓                 ↓</w:t>
+      </w:r>
+    </w:p>
+    <w:p>
+      <w:pPr>
+        <w:pStyle w:val="HTMLPreformatted"/>
+        <w:rPr>
+          <w:rStyle w:val="HTMLCode"/>
+        </w:rPr>
+      </w:pPr>
+      <w:r>
+        <w:rPr>
+          <w:rStyle w:val="HTMLCode"/>
+        </w:rPr>
+        <w:t xml:space="preserve">        Find best split   Find best split</w:t>
+      </w:r>
+    </w:p>
+    <w:p>
+      <w:pPr>
+        <w:pStyle w:val="HTMLPreformatted"/>
+        <w:rPr>
+          <w:rStyle w:val="HTMLCode"/>
+        </w:rPr>
+      </w:pPr>
+      <w:r>
+        <w:rPr>
+          <w:rStyle w:val="HTMLCode"/>
+        </w:rPr>
+        <w:t xml:space="preserve">              ↓                 ↓</w:t>
+      </w:r>
+    </w:p>
+    <w:p>
+      <w:pPr>
+        <w:pStyle w:val="HTMLPreformatted"/>
+        <w:rPr>
+          <w:rStyle w:val="HTMLCode"/>
+        </w:rPr>
+      </w:pPr>
+      <w:r>
+        <w:rPr>
+          <w:rStyle w:val="HTMLCode"/>
+        </w:rPr>
+        <w:t xml:space="preserve">             ...               ...</w:t>
+      </w:r>
+    </w:p>
+    <w:p>
+      <w:pPr>
+        <w:pStyle w:val="HTMLPreformatted"/>
+        <w:rPr>
+          <w:rStyle w:val="HTMLCode"/>
+        </w:rPr>
+      </w:pPr>
+      <w:r>
+        <w:rPr>
+          <w:rStyle w:val="HTMLCode"/>
+        </w:rPr>
+        <w:lastRenderedPageBreak/>
+        <w:t xml:space="preserve">              ↓                 ↓</w:t>
+      </w:r>
+    </w:p>
+    <w:p>
+      <w:pPr>
+        <w:pStyle w:val="HTMLPreformatted"/>
+        <w:rPr>
+          <w:rStyle w:val="HTMLCode"/>
+        </w:rPr>
+      </w:pPr>
+      <w:r>
+        <w:rPr>
+          <w:rStyle w:val="HTMLCode"/>
+        </w:rPr>
+        <w:t xml:space="preserve">           Leaf              Leaf</w:t>
+      </w:r>
+    </w:p>
+    <w:p>
+      <w:pPr>
+        <w:pStyle w:val="HTMLPreformatted"/>
+        <w:rPr>
+          <w:rStyle w:val="HTMLCode"/>
+        </w:rPr>
+      </w:pPr>
+      <w:r>
+        <w:rPr>
+          <w:rStyle w:val="HTMLCode"/>
+        </w:rPr>
+        <w:t xml:space="preserve">              ↓                 ↓</w:t>
+      </w:r>
+    </w:p>
+    <w:p>
+      <w:pPr>
+        <w:pStyle w:val="HTMLPreformatted"/>
+        <w:rPr>
+          <w:rStyle w:val="HTMLCode"/>
+        </w:rPr>
+      </w:pPr>
+      <w:r>
+        <w:rPr>
+          <w:rStyle w:val="HTMLCode"/>
+        </w:rPr>
+        <w:t xml:space="preserve">        Prediction         Prediction</w:t>
+      </w:r>
+    </w:p>
+    <w:p>
+      <w:r>
+        <w:pict>
+          <v:rect id="_x0000_i1057" style="width:0;height:1.5pt" o:hralign="center" o:hrstd="t" o:hr="t" fillcolor="#a0a0a0" stroked="f"/>
+        </w:pict>
+      </w:r>
+    </w:p>
+    <w:p>
+      <w:pPr>
+        <w:pStyle w:val="Heading1"/>
+      </w:pPr>
+      <w:r>
+        <w:rPr>
+          <w:rFonts w:ascii="Segoe UI Symbol" w:hAnsi="Segoe UI Symbol" w:cs="Segoe UI Symbol"/>
+        </w:rPr>
+        <w:t>⭐</w:t>
+      </w:r>
+      <w:r>
+        <w:t xml:space="preserve"> Most Important Points to Remember</w:t>
+      </w:r>
+    </w:p>
+    <w:p>
+      <w:pPr>
+        <w:pStyle w:val="Heading3"/>
+      </w:pPr>
+      <w:r>
+        <w:t>1. What is a Decision Tree?</w:t>
+      </w:r>
+    </w:p>
+    <w:p>
+      <w:pPr>
+        <w:pStyle w:val="NormalWeb"/>
+      </w:pPr>
+      <w:r>
+        <w:t>A supervised algorithm that makes predictions by repeatedly splitting data using feature-based rules.</w:t>
+      </w:r>
+    </w:p>
+    <w:p>
+      <w:pPr>
+        <w:pStyle w:val="Heading3"/>
+      </w:pPr>
+      <w:r>
+        <w:t>2. What is a node?</w:t>
+      </w:r>
+    </w:p>
+    <w:p>
+      <w:pPr>
+        <w:pStyle w:val="NormalWeb"/>
+      </w:pPr>
+      <w:r>
+        <w:t>A group of observations currently being considered by the tree.</w:t>
+      </w:r>
+    </w:p>
+    <w:p>
+      <w:pPr>
+        <w:pStyle w:val="Heading3"/>
+      </w:pPr>
+      <w:r>
+        <w:t>3. What is a pure node?</w:t>
+      </w:r>
+    </w:p>
+    <w:p>
+      <w:pPr>
+        <w:pStyle w:val="NormalWeb"/>
+      </w:pPr>
+      <w:r>
+        <w:t>A node containing observations from only one class.</w:t>
+      </w:r>
+    </w:p>
+    <w:p>
+      <w:pPr>
+        <w:pStyle w:val="Heading3"/>
+      </w:pPr>
+      <w:r>
+        <w:t>4. What is a mixed node?</w:t>
+      </w:r>
+    </w:p>
+    <w:p>
+      <w:pPr>
+        <w:pStyle w:val="NormalWeb"/>
+      </w:pPr>
+      <w:r>
+        <w:t>A node containing observations from multiple classes.</w:t>
+      </w:r>
+    </w:p>
+    <w:p>
+      <w:pPr>
+        <w:pStyle w:val="Heading3"/>
+      </w:pPr>
+      <w:r>
+        <w:t>5. What is Gini?</w:t>
+      </w:r>
+    </w:p>
+    <w:p>
+      <w:pPr>
+        <w:pStyle w:val="NormalWeb"/>
+      </w:pPr>
+      <w:r>
+        <w:t>A measure of class impurity.</w:t>
+      </w:r>
+    </w:p>
+    <w:p>
+      <w:r>
+        <w:rPr>
+          <w:rStyle w:val="katex"/>
+        </w:rPr>
+        <w:t>Gini=1−∑pi2Gini=1-\sum p_i^2</w:t>
+      </w:r>
+    </w:p>
+    <w:p>
+      <w:pPr>
+        <w:pStyle w:val="Heading3"/>
+      </w:pPr>
+      <w:r>
+        <w:t>6. What is Entropy?</w:t>
+      </w:r>
+    </w:p>
+    <w:p>
+      <w:pPr>
+        <w:pStyle w:val="NormalWeb"/>
+      </w:pPr>
+      <w:r>
+        <w:t>A measure of uncertainty/impurity.</w:t>
+      </w:r>
+    </w:p>
+    <w:p>
+      <w:r>
+        <w:rPr>
+          <w:rStyle w:val="katex"/>
+        </w:rPr>
+        <w:t>Entropy=−∑pilog</w:t>
+      </w:r>
+      <w:r>
+        <w:rPr>
+          <w:rStyle w:val="katex"/>
+          <w:rFonts w:ascii="Cambria Math" w:hAnsi="Cambria Math" w:cs="Cambria Math"/>
+        </w:rPr>
+        <w:t>⁡</w:t>
+      </w:r>
+      <w:r>
+        <w:rPr>
+          <w:rStyle w:val="katex"/>
+        </w:rPr>
+        <w:t>2(pi)Entropy=-\sum p_i\log_2(p_i)</w:t>
+      </w:r>
+    </w:p>
+    <w:p>
+      <w:pPr>
+        <w:pStyle w:val="Heading3"/>
+      </w:pPr>
+      <w:r>
+        <w:t>7. How is the root split selected?</w:t>
+      </w:r>
+    </w:p>
+    <w:p>
+      <w:pPr>
+        <w:pStyle w:val="NormalWeb"/>
+      </w:pPr>
+      <w:r>
+        <w:t>The entire dataset starts as the root. The algorithm tries different feature/threshold splits and selects the split that gives the greatest reduction in impurity.</w:t>
+      </w:r>
+    </w:p>
+    <w:p>
+      <w:pPr>
+        <w:pStyle w:val="Heading3"/>
+      </w:pPr>
+      <w:r>
+        <w:t>8. What is Information Gain?</w:t>
+      </w:r>
+    </w:p>
+    <w:p>
+      <w:pPr>
+        <w:pStyle w:val="NormalWeb"/>
+      </w:pPr>
+      <w:r>
+        <w:t>Reduction in entropy after a split.</w:t>
+      </w:r>
+    </w:p>
+    <w:p>
+      <w:r>
+        <w:rPr>
+          <w:rStyle w:val="katex"/>
+        </w:rPr>
+        <w:t>IG=Entropy(parent)−Weighted Entropy(children)IG=Entropy(parent)-Weighted\ Entropy(children)</w:t>
+      </w:r>
+    </w:p>
+    <w:p>
+      <w:pPr>
+        <w:pStyle w:val="Heading3"/>
+      </w:pPr>
+      <w:r>
+        <w:t>9. What happens if the tree becomes too deep?</w:t>
+      </w:r>
+    </w:p>
+    <w:p>
+      <w:pPr>
+        <w:pStyle w:val="NormalWeb"/>
+      </w:pPr>
+      <w:r>
+        <w:lastRenderedPageBreak/>
+        <w:t>It can overfit.</w:t>
+      </w:r>
+    </w:p>
+    <w:p>
+      <w:pPr>
+        <w:pStyle w:val="Heading3"/>
+      </w:pPr>
+      <w:r>
+        <w:t>10. Does a Decision Tree require feature scaling?</w:t>
+      </w:r>
+    </w:p>
+    <w:p>
+      <w:pPr>
+        <w:pStyle w:val="NormalWeb"/>
+      </w:pPr>
+      <w:r>
+        <w:t>Generally, no.</w:t>
+      </w:r>
+    </w:p>
+    <w:p>
+      <w:r>
+        <w:pict>
+          <v:rect id="_x0000_i1058" style="width:0;height:1.5pt" o:hralign="center" o:hrstd="t" o:hr="t" fillcolor="#a0a0a0" stroked="f"/>
+        </w:pict>
+      </w:r>
+    </w:p>
+    <w:p>
+      <w:pPr>
+        <w:pStyle w:val="Heading2"/>
+      </w:pPr>
+      <w:r>
+        <w:t>🧠 One-line mental model</w:t>
+      </w:r>
+    </w:p>
+    <w:p>
+      <w:pPr>
+        <w:pStyle w:val="NormalWeb"/>
+      </w:pPr>
+      <w:r>
+        <w:rPr>
+          <w:rStyle w:val="Strong"/>
+        </w:rPr>
+        <w:t>Mixed data → measure impurity → try different splits → choose the split that reduces impurity the most → repeat → reach pure leaves → make predictions.</w:t>
+      </w:r>
+    </w:p>
+    <w:p>
+      <w:pPr>
         <w:rPr>
           <w:b/>
           <w:sz w:val="24"/>
           <w:szCs w:val="24"/>
         </w:rPr>
       </w:pPr>
+      <w:bookmarkStart w:id="0" w:name="_GoBack"/>
+      <w:bookmarkEnd w:id="0"/>
     </w:p>
     <w:sectPr>
       <w:pgSz w:w="11906" w:h="16838"/>
@@ -1740,6 +7764,1227 @@
     </w:sectPr>
   </w:body>
 </w:document>
+</file>
+
+<file path=word/numbering.xml><?xml version="1.0" encoding="utf-8"?>
+<w:numbering xmlns:wpc="http://schemas.microsoft.com/office/word/2010/wordprocessingCanvas" xmlns:mc="http://schemas.openxmlformats.org/markup-compatibility/2006" xmlns:o="urn:schemas-microsoft-com:office:office" xmlns:r="http://schemas.openxmlformats.org/officeDocument/2006/relationships" xmlns:m="http://schemas.openxmlformats.org/officeDocument/2006/math" xmlns:v="urn:schemas-microsoft-com:vml" xmlns:wp14="http://schemas.microsoft.com/office/word/2010/wordprocessingDrawing" xmlns:wp="http://schemas.openxmlformats.org/drawingml/2006/wordprocessingDrawing" xmlns:w10="urn:schemas-microsoft-com:office:word" xmlns:w="http://schemas.openxmlformats.org/wordprocessingml/2006/main" xmlns:w14="http://schemas.microsoft.com/office/word/2010/wordml" xmlns:w15="http://schemas.microsoft.com/office/word/2012/wordml" xmlns:wpg="http://schemas.microsoft.com/office/word/2010/wordprocessingGroup" xmlns:wpi="http://schemas.microsoft.com/office/word/2010/wordprocessingInk" xmlns:wne="http://schemas.microsoft.com/office/word/2006/wordml" xmlns:wps="http://schemas.microsoft.com/office/word/2010/wordprocessingShape" mc:Ignorable="w14 w15 wp14">
+  <w:abstractNum w:abstractNumId="0">
+    <w:nsid w:val="034E01D0"/>
+    <w:multiLevelType w:val="multilevel"/>
+    <w:tmpl w:val="4948D684"/>
+    <w:lvl w:ilvl="0">
+      <w:start w:val="1"/>
+      <w:numFmt w:val="bullet"/>
+      <w:lvlText w:val=""/>
+      <w:lvlJc w:val="left"/>
+      <w:pPr>
+        <w:tabs>
+          <w:tab w:val="num" w:pos="720"/>
+        </w:tabs>
+        <w:ind w:left="720" w:hanging="360"/>
+      </w:pPr>
+      <w:rPr>
+        <w:rFonts w:ascii="Symbol" w:hAnsi="Symbol" w:hint="default"/>
+        <w:sz w:val="20"/>
+      </w:rPr>
+    </w:lvl>
+    <w:lvl w:ilvl="1" w:tentative="1">
+      <w:start w:val="1"/>
+      <w:numFmt w:val="bullet"/>
+      <w:lvlText w:val="o"/>
+      <w:lvlJc w:val="left"/>
+      <w:pPr>
+        <w:tabs>
+          <w:tab w:val="num" w:pos="1440"/>
+        </w:tabs>
+        <w:ind w:left="1440" w:hanging="360"/>
+      </w:pPr>
+      <w:rPr>
+        <w:rFonts w:ascii="Courier New" w:hAnsi="Courier New" w:hint="default"/>
+        <w:sz w:val="20"/>
+      </w:rPr>
+    </w:lvl>
+    <w:lvl w:ilvl="2" w:tentative="1">
+      <w:start w:val="1"/>
+      <w:numFmt w:val="bullet"/>
+      <w:lvlText w:val=""/>
+      <w:lvlJc w:val="left"/>
+      <w:pPr>
+        <w:tabs>
+          <w:tab w:val="num" w:pos="2160"/>
+        </w:tabs>
+        <w:ind w:left="2160" w:hanging="360"/>
+      </w:pPr>
+      <w:rPr>
+        <w:rFonts w:ascii="Wingdings" w:hAnsi="Wingdings" w:hint="default"/>
+        <w:sz w:val="20"/>
+      </w:rPr>
+    </w:lvl>
+    <w:lvl w:ilvl="3" w:tentative="1">
+      <w:start w:val="1"/>
+      <w:numFmt w:val="bullet"/>
+      <w:lvlText w:val=""/>
+      <w:lvlJc w:val="left"/>
+      <w:pPr>
+        <w:tabs>
+          <w:tab w:val="num" w:pos="2880"/>
+        </w:tabs>
+        <w:ind w:left="2880" w:hanging="360"/>
+      </w:pPr>
+      <w:rPr>
+        <w:rFonts w:ascii="Wingdings" w:hAnsi="Wingdings" w:hint="default"/>
+        <w:sz w:val="20"/>
+      </w:rPr>
+    </w:lvl>
+    <w:lvl w:ilvl="4" w:tentative="1">
+      <w:start w:val="1"/>
+      <w:numFmt w:val="bullet"/>
+      <w:lvlText w:val=""/>
+      <w:lvlJc w:val="left"/>
+      <w:pPr>
+        <w:tabs>
+          <w:tab w:val="num" w:pos="3600"/>
+        </w:tabs>
+        <w:ind w:left="3600" w:hanging="360"/>
+      </w:pPr>
+      <w:rPr>
+        <w:rFonts w:ascii="Wingdings" w:hAnsi="Wingdings" w:hint="default"/>
+        <w:sz w:val="20"/>
+      </w:rPr>
+    </w:lvl>
+    <w:lvl w:ilvl="5" w:tentative="1">
+      <w:start w:val="1"/>
+      <w:numFmt w:val="bullet"/>
+      <w:lvlText w:val=""/>
+      <w:lvlJc w:val="left"/>
+      <w:pPr>
+        <w:tabs>
+          <w:tab w:val="num" w:pos="4320"/>
+        </w:tabs>
+        <w:ind w:left="4320" w:hanging="360"/>
+      </w:pPr>
+      <w:rPr>
+        <w:rFonts w:ascii="Wingdings" w:hAnsi="Wingdings" w:hint="default"/>
+        <w:sz w:val="20"/>
+      </w:rPr>
+    </w:lvl>
+    <w:lvl w:ilvl="6" w:tentative="1">
+      <w:start w:val="1"/>
+      <w:numFmt w:val="bullet"/>
+      <w:lvlText w:val=""/>
+      <w:lvlJc w:val="left"/>
+      <w:pPr>
+        <w:tabs>
+          <w:tab w:val="num" w:pos="5040"/>
+        </w:tabs>
+        <w:ind w:left="5040" w:hanging="360"/>
+      </w:pPr>
+      <w:rPr>
+        <w:rFonts w:ascii="Wingdings" w:hAnsi="Wingdings" w:hint="default"/>
+        <w:sz w:val="20"/>
+      </w:rPr>
+    </w:lvl>
+    <w:lvl w:ilvl="7" w:tentative="1">
+      <w:start w:val="1"/>
+      <w:numFmt w:val="bullet"/>
+      <w:lvlText w:val=""/>
+      <w:lvlJc w:val="left"/>
+      <w:pPr>
+        <w:tabs>
+          <w:tab w:val="num" w:pos="5760"/>
+        </w:tabs>
+        <w:ind w:left="5760" w:hanging="360"/>
+      </w:pPr>
+      <w:rPr>
+        <w:rFonts w:ascii="Wingdings" w:hAnsi="Wingdings" w:hint="default"/>
+        <w:sz w:val="20"/>
+      </w:rPr>
+    </w:lvl>
+    <w:lvl w:ilvl="8" w:tentative="1">
+      <w:start w:val="1"/>
+      <w:numFmt w:val="bullet"/>
+      <w:lvlText w:val=""/>
+      <w:lvlJc w:val="left"/>
+      <w:pPr>
+        <w:tabs>
+          <w:tab w:val="num" w:pos="6480"/>
+        </w:tabs>
+        <w:ind w:left="6480" w:hanging="360"/>
+      </w:pPr>
+      <w:rPr>
+        <w:rFonts w:ascii="Wingdings" w:hAnsi="Wingdings" w:hint="default"/>
+        <w:sz w:val="20"/>
+      </w:rPr>
+    </w:lvl>
+  </w:abstractNum>
+  <w:abstractNum w:abstractNumId="1">
+    <w:nsid w:val="066C7C67"/>
+    <w:multiLevelType w:val="multilevel"/>
+    <w:tmpl w:val="892856C8"/>
+    <w:lvl w:ilvl="0">
+      <w:start w:val="1"/>
+      <w:numFmt w:val="bullet"/>
+      <w:lvlText w:val=""/>
+      <w:lvlJc w:val="left"/>
+      <w:pPr>
+        <w:tabs>
+          <w:tab w:val="num" w:pos="720"/>
+        </w:tabs>
+        <w:ind w:left="720" w:hanging="360"/>
+      </w:pPr>
+      <w:rPr>
+        <w:rFonts w:ascii="Symbol" w:hAnsi="Symbol" w:hint="default"/>
+        <w:sz w:val="20"/>
+      </w:rPr>
+    </w:lvl>
+    <w:lvl w:ilvl="1" w:tentative="1">
+      <w:start w:val="1"/>
+      <w:numFmt w:val="bullet"/>
+      <w:lvlText w:val="o"/>
+      <w:lvlJc w:val="left"/>
+      <w:pPr>
+        <w:tabs>
+          <w:tab w:val="num" w:pos="1440"/>
+        </w:tabs>
+        <w:ind w:left="1440" w:hanging="360"/>
+      </w:pPr>
+      <w:rPr>
+        <w:rFonts w:ascii="Courier New" w:hAnsi="Courier New" w:hint="default"/>
+        <w:sz w:val="20"/>
+      </w:rPr>
+    </w:lvl>
+    <w:lvl w:ilvl="2" w:tentative="1">
+      <w:start w:val="1"/>
+      <w:numFmt w:val="bullet"/>
+      <w:lvlText w:val=""/>
+      <w:lvlJc w:val="left"/>
+      <w:pPr>
+        <w:tabs>
+          <w:tab w:val="num" w:pos="2160"/>
+        </w:tabs>
+        <w:ind w:left="2160" w:hanging="360"/>
+      </w:pPr>
+      <w:rPr>
+        <w:rFonts w:ascii="Wingdings" w:hAnsi="Wingdings" w:hint="default"/>
+        <w:sz w:val="20"/>
+      </w:rPr>
+    </w:lvl>
+    <w:lvl w:ilvl="3" w:tentative="1">
+      <w:start w:val="1"/>
+      <w:numFmt w:val="bullet"/>
+      <w:lvlText w:val=""/>
+      <w:lvlJc w:val="left"/>
+      <w:pPr>
+        <w:tabs>
+          <w:tab w:val="num" w:pos="2880"/>
+        </w:tabs>
+        <w:ind w:left="2880" w:hanging="360"/>
+      </w:pPr>
+      <w:rPr>
+        <w:rFonts w:ascii="Wingdings" w:hAnsi="Wingdings" w:hint="default"/>
+        <w:sz w:val="20"/>
+      </w:rPr>
+    </w:lvl>
+    <w:lvl w:ilvl="4" w:tentative="1">
+      <w:start w:val="1"/>
+      <w:numFmt w:val="bullet"/>
+      <w:lvlText w:val=""/>
+      <w:lvlJc w:val="left"/>
+      <w:pPr>
+        <w:tabs>
+          <w:tab w:val="num" w:pos="3600"/>
+        </w:tabs>
+        <w:ind w:left="3600" w:hanging="360"/>
+      </w:pPr>
+      <w:rPr>
+        <w:rFonts w:ascii="Wingdings" w:hAnsi="Wingdings" w:hint="default"/>
+        <w:sz w:val="20"/>
+      </w:rPr>
+    </w:lvl>
+    <w:lvl w:ilvl="5" w:tentative="1">
+      <w:start w:val="1"/>
+      <w:numFmt w:val="bullet"/>
+      <w:lvlText w:val=""/>
+      <w:lvlJc w:val="left"/>
+      <w:pPr>
+        <w:tabs>
+          <w:tab w:val="num" w:pos="4320"/>
+        </w:tabs>
+        <w:ind w:left="4320" w:hanging="360"/>
+      </w:pPr>
+      <w:rPr>
+        <w:rFonts w:ascii="Wingdings" w:hAnsi="Wingdings" w:hint="default"/>
+        <w:sz w:val="20"/>
+      </w:rPr>
+    </w:lvl>
+    <w:lvl w:ilvl="6" w:tentative="1">
+      <w:start w:val="1"/>
+      <w:numFmt w:val="bullet"/>
+      <w:lvlText w:val=""/>
+      <w:lvlJc w:val="left"/>
+      <w:pPr>
+        <w:tabs>
+          <w:tab w:val="num" w:pos="5040"/>
+        </w:tabs>
+        <w:ind w:left="5040" w:hanging="360"/>
+      </w:pPr>
+      <w:rPr>
+        <w:rFonts w:ascii="Wingdings" w:hAnsi="Wingdings" w:hint="default"/>
+        <w:sz w:val="20"/>
+      </w:rPr>
+    </w:lvl>
+    <w:lvl w:ilvl="7" w:tentative="1">
+      <w:start w:val="1"/>
+      <w:numFmt w:val="bullet"/>
+      <w:lvlText w:val=""/>
+      <w:lvlJc w:val="left"/>
+      <w:pPr>
+        <w:tabs>
+          <w:tab w:val="num" w:pos="5760"/>
+        </w:tabs>
+        <w:ind w:left="5760" w:hanging="360"/>
+      </w:pPr>
+      <w:rPr>
+        <w:rFonts w:ascii="Wingdings" w:hAnsi="Wingdings" w:hint="default"/>
+        <w:sz w:val="20"/>
+      </w:rPr>
+    </w:lvl>
+    <w:lvl w:ilvl="8" w:tentative="1">
+      <w:start w:val="1"/>
+      <w:numFmt w:val="bullet"/>
+      <w:lvlText w:val=""/>
+      <w:lvlJc w:val="left"/>
+      <w:pPr>
+        <w:tabs>
+          <w:tab w:val="num" w:pos="6480"/>
+        </w:tabs>
+        <w:ind w:left="6480" w:hanging="360"/>
+      </w:pPr>
+      <w:rPr>
+        <w:rFonts w:ascii="Wingdings" w:hAnsi="Wingdings" w:hint="default"/>
+        <w:sz w:val="20"/>
+      </w:rPr>
+    </w:lvl>
+  </w:abstractNum>
+  <w:abstractNum w:abstractNumId="2">
+    <w:nsid w:val="0B98002D"/>
+    <w:multiLevelType w:val="multilevel"/>
+    <w:tmpl w:val="CE90E678"/>
+    <w:lvl w:ilvl="0">
+      <w:start w:val="1"/>
+      <w:numFmt w:val="bullet"/>
+      <w:lvlText w:val=""/>
+      <w:lvlJc w:val="left"/>
+      <w:pPr>
+        <w:tabs>
+          <w:tab w:val="num" w:pos="720"/>
+        </w:tabs>
+        <w:ind w:left="720" w:hanging="360"/>
+      </w:pPr>
+      <w:rPr>
+        <w:rFonts w:ascii="Symbol" w:hAnsi="Symbol" w:hint="default"/>
+        <w:sz w:val="20"/>
+      </w:rPr>
+    </w:lvl>
+    <w:lvl w:ilvl="1" w:tentative="1">
+      <w:start w:val="1"/>
+      <w:numFmt w:val="bullet"/>
+      <w:lvlText w:val="o"/>
+      <w:lvlJc w:val="left"/>
+      <w:pPr>
+        <w:tabs>
+          <w:tab w:val="num" w:pos="1440"/>
+        </w:tabs>
+        <w:ind w:left="1440" w:hanging="360"/>
+      </w:pPr>
+      <w:rPr>
+        <w:rFonts w:ascii="Courier New" w:hAnsi="Courier New" w:hint="default"/>
+        <w:sz w:val="20"/>
+      </w:rPr>
+    </w:lvl>
+    <w:lvl w:ilvl="2" w:tentative="1">
+      <w:start w:val="1"/>
+      <w:numFmt w:val="bullet"/>
+      <w:lvlText w:val=""/>
+      <w:lvlJc w:val="left"/>
+      <w:pPr>
+        <w:tabs>
+          <w:tab w:val="num" w:pos="2160"/>
+        </w:tabs>
+        <w:ind w:left="2160" w:hanging="360"/>
+      </w:pPr>
+      <w:rPr>
+        <w:rFonts w:ascii="Wingdings" w:hAnsi="Wingdings" w:hint="default"/>
+        <w:sz w:val="20"/>
+      </w:rPr>
+    </w:lvl>
+    <w:lvl w:ilvl="3" w:tentative="1">
+      <w:start w:val="1"/>
+      <w:numFmt w:val="bullet"/>
+      <w:lvlText w:val=""/>
+      <w:lvlJc w:val="left"/>
+      <w:pPr>
+        <w:tabs>
+          <w:tab w:val="num" w:pos="2880"/>
+        </w:tabs>
+        <w:ind w:left="2880" w:hanging="360"/>
+      </w:pPr>
+      <w:rPr>
+        <w:rFonts w:ascii="Wingdings" w:hAnsi="Wingdings" w:hint="default"/>
+        <w:sz w:val="20"/>
+      </w:rPr>
+    </w:lvl>
+    <w:lvl w:ilvl="4" w:tentative="1">
+      <w:start w:val="1"/>
+      <w:numFmt w:val="bullet"/>
+      <w:lvlText w:val=""/>
+      <w:lvlJc w:val="left"/>
+      <w:pPr>
+        <w:tabs>
+          <w:tab w:val="num" w:pos="3600"/>
+        </w:tabs>
+        <w:ind w:left="3600" w:hanging="360"/>
+      </w:pPr>
+      <w:rPr>
+        <w:rFonts w:ascii="Wingdings" w:hAnsi="Wingdings" w:hint="default"/>
+        <w:sz w:val="20"/>
+      </w:rPr>
+    </w:lvl>
+    <w:lvl w:ilvl="5" w:tentative="1">
+      <w:start w:val="1"/>
+      <w:numFmt w:val="bullet"/>
+      <w:lvlText w:val=""/>
+      <w:lvlJc w:val="left"/>
+      <w:pPr>
+        <w:tabs>
+          <w:tab w:val="num" w:pos="4320"/>
+        </w:tabs>
+        <w:ind w:left="4320" w:hanging="360"/>
+      </w:pPr>
+      <w:rPr>
+        <w:rFonts w:ascii="Wingdings" w:hAnsi="Wingdings" w:hint="default"/>
+        <w:sz w:val="20"/>
+      </w:rPr>
+    </w:lvl>
+    <w:lvl w:ilvl="6" w:tentative="1">
+      <w:start w:val="1"/>
+      <w:numFmt w:val="bullet"/>
+      <w:lvlText w:val=""/>
+      <w:lvlJc w:val="left"/>
+      <w:pPr>
+        <w:tabs>
+          <w:tab w:val="num" w:pos="5040"/>
+        </w:tabs>
+        <w:ind w:left="5040" w:hanging="360"/>
+      </w:pPr>
+      <w:rPr>
+        <w:rFonts w:ascii="Wingdings" w:hAnsi="Wingdings" w:hint="default"/>
+        <w:sz w:val="20"/>
+      </w:rPr>
+    </w:lvl>
+    <w:lvl w:ilvl="7" w:tentative="1">
+      <w:start w:val="1"/>
+      <w:numFmt w:val="bullet"/>
+      <w:lvlText w:val=""/>
+      <w:lvlJc w:val="left"/>
+      <w:pPr>
+        <w:tabs>
+          <w:tab w:val="num" w:pos="5760"/>
+        </w:tabs>
+        <w:ind w:left="5760" w:hanging="360"/>
+      </w:pPr>
+      <w:rPr>
+        <w:rFonts w:ascii="Wingdings" w:hAnsi="Wingdings" w:hint="default"/>
+        <w:sz w:val="20"/>
+      </w:rPr>
+    </w:lvl>
+    <w:lvl w:ilvl="8" w:tentative="1">
+      <w:start w:val="1"/>
+      <w:numFmt w:val="bullet"/>
+      <w:lvlText w:val=""/>
+      <w:lvlJc w:val="left"/>
+      <w:pPr>
+        <w:tabs>
+          <w:tab w:val="num" w:pos="6480"/>
+        </w:tabs>
+        <w:ind w:left="6480" w:hanging="360"/>
+      </w:pPr>
+      <w:rPr>
+        <w:rFonts w:ascii="Wingdings" w:hAnsi="Wingdings" w:hint="default"/>
+        <w:sz w:val="20"/>
+      </w:rPr>
+    </w:lvl>
+  </w:abstractNum>
+  <w:abstractNum w:abstractNumId="3">
+    <w:nsid w:val="193F3E43"/>
+    <w:multiLevelType w:val="multilevel"/>
+    <w:tmpl w:val="A6B851D8"/>
+    <w:lvl w:ilvl="0">
+      <w:start w:val="1"/>
+      <w:numFmt w:val="bullet"/>
+      <w:lvlText w:val=""/>
+      <w:lvlJc w:val="left"/>
+      <w:pPr>
+        <w:tabs>
+          <w:tab w:val="num" w:pos="720"/>
+        </w:tabs>
+        <w:ind w:left="720" w:hanging="360"/>
+      </w:pPr>
+      <w:rPr>
+        <w:rFonts w:ascii="Symbol" w:hAnsi="Symbol" w:hint="default"/>
+        <w:sz w:val="20"/>
+      </w:rPr>
+    </w:lvl>
+    <w:lvl w:ilvl="1" w:tentative="1">
+      <w:start w:val="1"/>
+      <w:numFmt w:val="bullet"/>
+      <w:lvlText w:val="o"/>
+      <w:lvlJc w:val="left"/>
+      <w:pPr>
+        <w:tabs>
+          <w:tab w:val="num" w:pos="1440"/>
+        </w:tabs>
+        <w:ind w:left="1440" w:hanging="360"/>
+      </w:pPr>
+      <w:rPr>
+        <w:rFonts w:ascii="Courier New" w:hAnsi="Courier New" w:hint="default"/>
+        <w:sz w:val="20"/>
+      </w:rPr>
+    </w:lvl>
+    <w:lvl w:ilvl="2" w:tentative="1">
+      <w:start w:val="1"/>
+      <w:numFmt w:val="bullet"/>
+      <w:lvlText w:val=""/>
+      <w:lvlJc w:val="left"/>
+      <w:pPr>
+        <w:tabs>
+          <w:tab w:val="num" w:pos="2160"/>
+        </w:tabs>
+        <w:ind w:left="2160" w:hanging="360"/>
+      </w:pPr>
+      <w:rPr>
+        <w:rFonts w:ascii="Wingdings" w:hAnsi="Wingdings" w:hint="default"/>
+        <w:sz w:val="20"/>
+      </w:rPr>
+    </w:lvl>
+    <w:lvl w:ilvl="3" w:tentative="1">
+      <w:start w:val="1"/>
+      <w:numFmt w:val="bullet"/>
+      <w:lvlText w:val=""/>
+      <w:lvlJc w:val="left"/>
+      <w:pPr>
+        <w:tabs>
+          <w:tab w:val="num" w:pos="2880"/>
+        </w:tabs>
+        <w:ind w:left="2880" w:hanging="360"/>
+      </w:pPr>
+      <w:rPr>
+        <w:rFonts w:ascii="Wingdings" w:hAnsi="Wingdings" w:hint="default"/>
+        <w:sz w:val="20"/>
+      </w:rPr>
+    </w:lvl>
+    <w:lvl w:ilvl="4" w:tentative="1">
+      <w:start w:val="1"/>
+      <w:numFmt w:val="bullet"/>
+      <w:lvlText w:val=""/>
+      <w:lvlJc w:val="left"/>
+      <w:pPr>
+        <w:tabs>
+          <w:tab w:val="num" w:pos="3600"/>
+        </w:tabs>
+        <w:ind w:left="3600" w:hanging="360"/>
+      </w:pPr>
+      <w:rPr>
+        <w:rFonts w:ascii="Wingdings" w:hAnsi="Wingdings" w:hint="default"/>
+        <w:sz w:val="20"/>
+      </w:rPr>
+    </w:lvl>
+    <w:lvl w:ilvl="5" w:tentative="1">
+      <w:start w:val="1"/>
+      <w:numFmt w:val="bullet"/>
+      <w:lvlText w:val=""/>
+      <w:lvlJc w:val="left"/>
+      <w:pPr>
+        <w:tabs>
+          <w:tab w:val="num" w:pos="4320"/>
+        </w:tabs>
+        <w:ind w:left="4320" w:hanging="360"/>
+      </w:pPr>
+      <w:rPr>
+        <w:rFonts w:ascii="Wingdings" w:hAnsi="Wingdings" w:hint="default"/>
+        <w:sz w:val="20"/>
+      </w:rPr>
+    </w:lvl>
+    <w:lvl w:ilvl="6" w:tentative="1">
+      <w:start w:val="1"/>
+      <w:numFmt w:val="bullet"/>
+      <w:lvlText w:val=""/>
+      <w:lvlJc w:val="left"/>
+      <w:pPr>
+        <w:tabs>
+          <w:tab w:val="num" w:pos="5040"/>
+        </w:tabs>
+        <w:ind w:left="5040" w:hanging="360"/>
+      </w:pPr>
+      <w:rPr>
+        <w:rFonts w:ascii="Wingdings" w:hAnsi="Wingdings" w:hint="default"/>
+        <w:sz w:val="20"/>
+      </w:rPr>
+    </w:lvl>
+    <w:lvl w:ilvl="7" w:tentative="1">
+      <w:start w:val="1"/>
+      <w:numFmt w:val="bullet"/>
+      <w:lvlText w:val=""/>
+      <w:lvlJc w:val="left"/>
+      <w:pPr>
+        <w:tabs>
+          <w:tab w:val="num" w:pos="5760"/>
+        </w:tabs>
+        <w:ind w:left="5760" w:hanging="360"/>
+      </w:pPr>
+      <w:rPr>
+        <w:rFonts w:ascii="Wingdings" w:hAnsi="Wingdings" w:hint="default"/>
+        <w:sz w:val="20"/>
+      </w:rPr>
+    </w:lvl>
+    <w:lvl w:ilvl="8" w:tentative="1">
+      <w:start w:val="1"/>
+      <w:numFmt w:val="bullet"/>
+      <w:lvlText w:val=""/>
+      <w:lvlJc w:val="left"/>
+      <w:pPr>
+        <w:tabs>
+          <w:tab w:val="num" w:pos="6480"/>
+        </w:tabs>
+        <w:ind w:left="6480" w:hanging="360"/>
+      </w:pPr>
+      <w:rPr>
+        <w:rFonts w:ascii="Wingdings" w:hAnsi="Wingdings" w:hint="default"/>
+        <w:sz w:val="20"/>
+      </w:rPr>
+    </w:lvl>
+  </w:abstractNum>
+  <w:abstractNum w:abstractNumId="4">
+    <w:nsid w:val="249E6FCB"/>
+    <w:multiLevelType w:val="multilevel"/>
+    <w:tmpl w:val="1CD2E35A"/>
+    <w:lvl w:ilvl="0">
+      <w:start w:val="1"/>
+      <w:numFmt w:val="bullet"/>
+      <w:lvlText w:val=""/>
+      <w:lvlJc w:val="left"/>
+      <w:pPr>
+        <w:tabs>
+          <w:tab w:val="num" w:pos="720"/>
+        </w:tabs>
+        <w:ind w:left="720" w:hanging="360"/>
+      </w:pPr>
+      <w:rPr>
+        <w:rFonts w:ascii="Symbol" w:hAnsi="Symbol" w:hint="default"/>
+        <w:sz w:val="20"/>
+      </w:rPr>
+    </w:lvl>
+    <w:lvl w:ilvl="1" w:tentative="1">
+      <w:start w:val="1"/>
+      <w:numFmt w:val="bullet"/>
+      <w:lvlText w:val="o"/>
+      <w:lvlJc w:val="left"/>
+      <w:pPr>
+        <w:tabs>
+          <w:tab w:val="num" w:pos="1440"/>
+        </w:tabs>
+        <w:ind w:left="1440" w:hanging="360"/>
+      </w:pPr>
+      <w:rPr>
+        <w:rFonts w:ascii="Courier New" w:hAnsi="Courier New" w:hint="default"/>
+        <w:sz w:val="20"/>
+      </w:rPr>
+    </w:lvl>
+    <w:lvl w:ilvl="2" w:tentative="1">
+      <w:start w:val="1"/>
+      <w:numFmt w:val="bullet"/>
+      <w:lvlText w:val=""/>
+      <w:lvlJc w:val="left"/>
+      <w:pPr>
+        <w:tabs>
+          <w:tab w:val="num" w:pos="2160"/>
+        </w:tabs>
+        <w:ind w:left="2160" w:hanging="360"/>
+      </w:pPr>
+      <w:rPr>
+        <w:rFonts w:ascii="Wingdings" w:hAnsi="Wingdings" w:hint="default"/>
+        <w:sz w:val="20"/>
+      </w:rPr>
+    </w:lvl>
+    <w:lvl w:ilvl="3" w:tentative="1">
+      <w:start w:val="1"/>
+      <w:numFmt w:val="bullet"/>
+      <w:lvlText w:val=""/>
+      <w:lvlJc w:val="left"/>
+      <w:pPr>
+        <w:tabs>
+          <w:tab w:val="num" w:pos="2880"/>
+        </w:tabs>
+        <w:ind w:left="2880" w:hanging="360"/>
+      </w:pPr>
+      <w:rPr>
+        <w:rFonts w:ascii="Wingdings" w:hAnsi="Wingdings" w:hint="default"/>
+        <w:sz w:val="20"/>
+      </w:rPr>
+    </w:lvl>
+    <w:lvl w:ilvl="4" w:tentative="1">
+      <w:start w:val="1"/>
+      <w:numFmt w:val="bullet"/>
+      <w:lvlText w:val=""/>
+      <w:lvlJc w:val="left"/>
+      <w:pPr>
+        <w:tabs>
+          <w:tab w:val="num" w:pos="3600"/>
+        </w:tabs>
+        <w:ind w:left="3600" w:hanging="360"/>
+      </w:pPr>
+      <w:rPr>
+        <w:rFonts w:ascii="Wingdings" w:hAnsi="Wingdings" w:hint="default"/>
+        <w:sz w:val="20"/>
+      </w:rPr>
+    </w:lvl>
+    <w:lvl w:ilvl="5" w:tentative="1">
+      <w:start w:val="1"/>
+      <w:numFmt w:val="bullet"/>
+      <w:lvlText w:val=""/>
+      <w:lvlJc w:val="left"/>
+      <w:pPr>
+        <w:tabs>
+          <w:tab w:val="num" w:pos="4320"/>
+        </w:tabs>
+        <w:ind w:left="4320" w:hanging="360"/>
+      </w:pPr>
+      <w:rPr>
+        <w:rFonts w:ascii="Wingdings" w:hAnsi="Wingdings" w:hint="default"/>
+        <w:sz w:val="20"/>
+      </w:rPr>
+    </w:lvl>
+    <w:lvl w:ilvl="6" w:tentative="1">
+      <w:start w:val="1"/>
+      <w:numFmt w:val="bullet"/>
+      <w:lvlText w:val=""/>
+      <w:lvlJc w:val="left"/>
+      <w:pPr>
+        <w:tabs>
+          <w:tab w:val="num" w:pos="5040"/>
+        </w:tabs>
+        <w:ind w:left="5040" w:hanging="360"/>
+      </w:pPr>
+      <w:rPr>
+        <w:rFonts w:ascii="Wingdings" w:hAnsi="Wingdings" w:hint="default"/>
+        <w:sz w:val="20"/>
+      </w:rPr>
+    </w:lvl>
+    <w:lvl w:ilvl="7" w:tentative="1">
+      <w:start w:val="1"/>
+      <w:numFmt w:val="bullet"/>
+      <w:lvlText w:val=""/>
+      <w:lvlJc w:val="left"/>
+      <w:pPr>
+        <w:tabs>
+          <w:tab w:val="num" w:pos="5760"/>
+        </w:tabs>
+        <w:ind w:left="5760" w:hanging="360"/>
+      </w:pPr>
+      <w:rPr>
+        <w:rFonts w:ascii="Wingdings" w:hAnsi="Wingdings" w:hint="default"/>
+        <w:sz w:val="20"/>
+      </w:rPr>
+    </w:lvl>
+    <w:lvl w:ilvl="8" w:tentative="1">
+      <w:start w:val="1"/>
+      <w:numFmt w:val="bullet"/>
+      <w:lvlText w:val=""/>
+      <w:lvlJc w:val="left"/>
+      <w:pPr>
+        <w:tabs>
+          <w:tab w:val="num" w:pos="6480"/>
+        </w:tabs>
+        <w:ind w:left="6480" w:hanging="360"/>
+      </w:pPr>
+      <w:rPr>
+        <w:rFonts w:ascii="Wingdings" w:hAnsi="Wingdings" w:hint="default"/>
+        <w:sz w:val="20"/>
+      </w:rPr>
+    </w:lvl>
+  </w:abstractNum>
+  <w:abstractNum w:abstractNumId="5">
+    <w:nsid w:val="527E0528"/>
+    <w:multiLevelType w:val="multilevel"/>
+    <w:tmpl w:val="F6E8B054"/>
+    <w:lvl w:ilvl="0">
+      <w:start w:val="1"/>
+      <w:numFmt w:val="bullet"/>
+      <w:lvlText w:val=""/>
+      <w:lvlJc w:val="left"/>
+      <w:pPr>
+        <w:tabs>
+          <w:tab w:val="num" w:pos="720"/>
+        </w:tabs>
+        <w:ind w:left="720" w:hanging="360"/>
+      </w:pPr>
+      <w:rPr>
+        <w:rFonts w:ascii="Symbol" w:hAnsi="Symbol" w:hint="default"/>
+        <w:sz w:val="20"/>
+      </w:rPr>
+    </w:lvl>
+    <w:lvl w:ilvl="1" w:tentative="1">
+      <w:start w:val="1"/>
+      <w:numFmt w:val="bullet"/>
+      <w:lvlText w:val="o"/>
+      <w:lvlJc w:val="left"/>
+      <w:pPr>
+        <w:tabs>
+          <w:tab w:val="num" w:pos="1440"/>
+        </w:tabs>
+        <w:ind w:left="1440" w:hanging="360"/>
+      </w:pPr>
+      <w:rPr>
+        <w:rFonts w:ascii="Courier New" w:hAnsi="Courier New" w:hint="default"/>
+        <w:sz w:val="20"/>
+      </w:rPr>
+    </w:lvl>
+    <w:lvl w:ilvl="2" w:tentative="1">
+      <w:start w:val="1"/>
+      <w:numFmt w:val="bullet"/>
+      <w:lvlText w:val=""/>
+      <w:lvlJc w:val="left"/>
+      <w:pPr>
+        <w:tabs>
+          <w:tab w:val="num" w:pos="2160"/>
+        </w:tabs>
+        <w:ind w:left="2160" w:hanging="360"/>
+      </w:pPr>
+      <w:rPr>
+        <w:rFonts w:ascii="Wingdings" w:hAnsi="Wingdings" w:hint="default"/>
+        <w:sz w:val="20"/>
+      </w:rPr>
+    </w:lvl>
+    <w:lvl w:ilvl="3" w:tentative="1">
+      <w:start w:val="1"/>
+      <w:numFmt w:val="bullet"/>
+      <w:lvlText w:val=""/>
+      <w:lvlJc w:val="left"/>
+      <w:pPr>
+        <w:tabs>
+          <w:tab w:val="num" w:pos="2880"/>
+        </w:tabs>
+        <w:ind w:left="2880" w:hanging="360"/>
+      </w:pPr>
+      <w:rPr>
+        <w:rFonts w:ascii="Wingdings" w:hAnsi="Wingdings" w:hint="default"/>
+        <w:sz w:val="20"/>
+      </w:rPr>
+    </w:lvl>
+    <w:lvl w:ilvl="4" w:tentative="1">
+      <w:start w:val="1"/>
+      <w:numFmt w:val="bullet"/>
+      <w:lvlText w:val=""/>
+      <w:lvlJc w:val="left"/>
+      <w:pPr>
+        <w:tabs>
+          <w:tab w:val="num" w:pos="3600"/>
+        </w:tabs>
+        <w:ind w:left="3600" w:hanging="360"/>
+      </w:pPr>
+      <w:rPr>
+        <w:rFonts w:ascii="Wingdings" w:hAnsi="Wingdings" w:hint="default"/>
+        <w:sz w:val="20"/>
+      </w:rPr>
+    </w:lvl>
+    <w:lvl w:ilvl="5" w:tentative="1">
+      <w:start w:val="1"/>
+      <w:numFmt w:val="bullet"/>
+      <w:lvlText w:val=""/>
+      <w:lvlJc w:val="left"/>
+      <w:pPr>
+        <w:tabs>
+          <w:tab w:val="num" w:pos="4320"/>
+        </w:tabs>
+        <w:ind w:left="4320" w:hanging="360"/>
+      </w:pPr>
+      <w:rPr>
+        <w:rFonts w:ascii="Wingdings" w:hAnsi="Wingdings" w:hint="default"/>
+        <w:sz w:val="20"/>
+      </w:rPr>
+    </w:lvl>
+    <w:lvl w:ilvl="6" w:tentative="1">
+      <w:start w:val="1"/>
+      <w:numFmt w:val="bullet"/>
+      <w:lvlText w:val=""/>
+      <w:lvlJc w:val="left"/>
+      <w:pPr>
+        <w:tabs>
+          <w:tab w:val="num" w:pos="5040"/>
+        </w:tabs>
+        <w:ind w:left="5040" w:hanging="360"/>
+      </w:pPr>
+      <w:rPr>
+        <w:rFonts w:ascii="Wingdings" w:hAnsi="Wingdings" w:hint="default"/>
+        <w:sz w:val="20"/>
+      </w:rPr>
+    </w:lvl>
+    <w:lvl w:ilvl="7" w:tentative="1">
+      <w:start w:val="1"/>
+      <w:numFmt w:val="bullet"/>
+      <w:lvlText w:val=""/>
+      <w:lvlJc w:val="left"/>
+      <w:pPr>
+        <w:tabs>
+          <w:tab w:val="num" w:pos="5760"/>
+        </w:tabs>
+        <w:ind w:left="5760" w:hanging="360"/>
+      </w:pPr>
+      <w:rPr>
+        <w:rFonts w:ascii="Wingdings" w:hAnsi="Wingdings" w:hint="default"/>
+        <w:sz w:val="20"/>
+      </w:rPr>
+    </w:lvl>
+    <w:lvl w:ilvl="8" w:tentative="1">
+      <w:start w:val="1"/>
+      <w:numFmt w:val="bullet"/>
+      <w:lvlText w:val=""/>
+      <w:lvlJc w:val="left"/>
+      <w:pPr>
+        <w:tabs>
+          <w:tab w:val="num" w:pos="6480"/>
+        </w:tabs>
+        <w:ind w:left="6480" w:hanging="360"/>
+      </w:pPr>
+      <w:rPr>
+        <w:rFonts w:ascii="Wingdings" w:hAnsi="Wingdings" w:hint="default"/>
+        <w:sz w:val="20"/>
+      </w:rPr>
+    </w:lvl>
+  </w:abstractNum>
+  <w:abstractNum w:abstractNumId="6">
+    <w:nsid w:val="57B51212"/>
+    <w:multiLevelType w:val="multilevel"/>
+    <w:tmpl w:val="EF2E7564"/>
+    <w:lvl w:ilvl="0">
+      <w:start w:val="1"/>
+      <w:numFmt w:val="bullet"/>
+      <w:lvlText w:val=""/>
+      <w:lvlJc w:val="left"/>
+      <w:pPr>
+        <w:tabs>
+          <w:tab w:val="num" w:pos="720"/>
+        </w:tabs>
+        <w:ind w:left="720" w:hanging="360"/>
+      </w:pPr>
+      <w:rPr>
+        <w:rFonts w:ascii="Symbol" w:hAnsi="Symbol" w:hint="default"/>
+        <w:sz w:val="20"/>
+      </w:rPr>
+    </w:lvl>
+    <w:lvl w:ilvl="1" w:tentative="1">
+      <w:start w:val="1"/>
+      <w:numFmt w:val="bullet"/>
+      <w:lvlText w:val="o"/>
+      <w:lvlJc w:val="left"/>
+      <w:pPr>
+        <w:tabs>
+          <w:tab w:val="num" w:pos="1440"/>
+        </w:tabs>
+        <w:ind w:left="1440" w:hanging="360"/>
+      </w:pPr>
+      <w:rPr>
+        <w:rFonts w:ascii="Courier New" w:hAnsi="Courier New" w:hint="default"/>
+        <w:sz w:val="20"/>
+      </w:rPr>
+    </w:lvl>
+    <w:lvl w:ilvl="2" w:tentative="1">
+      <w:start w:val="1"/>
+      <w:numFmt w:val="bullet"/>
+      <w:lvlText w:val=""/>
+      <w:lvlJc w:val="left"/>
+      <w:pPr>
+        <w:tabs>
+          <w:tab w:val="num" w:pos="2160"/>
+        </w:tabs>
+        <w:ind w:left="2160" w:hanging="360"/>
+      </w:pPr>
+      <w:rPr>
+        <w:rFonts w:ascii="Wingdings" w:hAnsi="Wingdings" w:hint="default"/>
+        <w:sz w:val="20"/>
+      </w:rPr>
+    </w:lvl>
+    <w:lvl w:ilvl="3" w:tentative="1">
+      <w:start w:val="1"/>
+      <w:numFmt w:val="bullet"/>
+      <w:lvlText w:val=""/>
+      <w:lvlJc w:val="left"/>
+      <w:pPr>
+        <w:tabs>
+          <w:tab w:val="num" w:pos="2880"/>
+        </w:tabs>
+        <w:ind w:left="2880" w:hanging="360"/>
+      </w:pPr>
+      <w:rPr>
+        <w:rFonts w:ascii="Wingdings" w:hAnsi="Wingdings" w:hint="default"/>
+        <w:sz w:val="20"/>
+      </w:rPr>
+    </w:lvl>
+    <w:lvl w:ilvl="4" w:tentative="1">
+      <w:start w:val="1"/>
+      <w:numFmt w:val="bullet"/>
+      <w:lvlText w:val=""/>
+      <w:lvlJc w:val="left"/>
+      <w:pPr>
+        <w:tabs>
+          <w:tab w:val="num" w:pos="3600"/>
+        </w:tabs>
+        <w:ind w:left="3600" w:hanging="360"/>
+      </w:pPr>
+      <w:rPr>
+        <w:rFonts w:ascii="Wingdings" w:hAnsi="Wingdings" w:hint="default"/>
+        <w:sz w:val="20"/>
+      </w:rPr>
+    </w:lvl>
+    <w:lvl w:ilvl="5" w:tentative="1">
+      <w:start w:val="1"/>
+      <w:numFmt w:val="bullet"/>
+      <w:lvlText w:val=""/>
+      <w:lvlJc w:val="left"/>
+      <w:pPr>
+        <w:tabs>
+          <w:tab w:val="num" w:pos="4320"/>
+        </w:tabs>
+        <w:ind w:left="4320" w:hanging="360"/>
+      </w:pPr>
+      <w:rPr>
+        <w:rFonts w:ascii="Wingdings" w:hAnsi="Wingdings" w:hint="default"/>
+        <w:sz w:val="20"/>
+      </w:rPr>
+    </w:lvl>
+    <w:lvl w:ilvl="6" w:tentative="1">
+      <w:start w:val="1"/>
+      <w:numFmt w:val="bullet"/>
+      <w:lvlText w:val=""/>
+      <w:lvlJc w:val="left"/>
+      <w:pPr>
+        <w:tabs>
+          <w:tab w:val="num" w:pos="5040"/>
+        </w:tabs>
+        <w:ind w:left="5040" w:hanging="360"/>
+      </w:pPr>
+      <w:rPr>
+        <w:rFonts w:ascii="Wingdings" w:hAnsi="Wingdings" w:hint="default"/>
+        <w:sz w:val="20"/>
+      </w:rPr>
+    </w:lvl>
+    <w:lvl w:ilvl="7" w:tentative="1">
+      <w:start w:val="1"/>
+      <w:numFmt w:val="bullet"/>
+      <w:lvlText w:val=""/>
+      <w:lvlJc w:val="left"/>
+      <w:pPr>
+        <w:tabs>
+          <w:tab w:val="num" w:pos="5760"/>
+        </w:tabs>
+        <w:ind w:left="5760" w:hanging="360"/>
+      </w:pPr>
+      <w:rPr>
+        <w:rFonts w:ascii="Wingdings" w:hAnsi="Wingdings" w:hint="default"/>
+        <w:sz w:val="20"/>
+      </w:rPr>
+    </w:lvl>
+    <w:lvl w:ilvl="8" w:tentative="1">
+      <w:start w:val="1"/>
+      <w:numFmt w:val="bullet"/>
+      <w:lvlText w:val=""/>
+      <w:lvlJc w:val="left"/>
+      <w:pPr>
+        <w:tabs>
+          <w:tab w:val="num" w:pos="6480"/>
+        </w:tabs>
+        <w:ind w:left="6480" w:hanging="360"/>
+      </w:pPr>
+      <w:rPr>
+        <w:rFonts w:ascii="Wingdings" w:hAnsi="Wingdings" w:hint="default"/>
+        <w:sz w:val="20"/>
+      </w:rPr>
+    </w:lvl>
+  </w:abstractNum>
+  <w:abstractNum w:abstractNumId="7">
+    <w:nsid w:val="5A4254FC"/>
+    <w:multiLevelType w:val="multilevel"/>
+    <w:tmpl w:val="FB4C1430"/>
+    <w:lvl w:ilvl="0">
+      <w:start w:val="1"/>
+      <w:numFmt w:val="bullet"/>
+      <w:lvlText w:val=""/>
+      <w:lvlJc w:val="left"/>
+      <w:pPr>
+        <w:tabs>
+          <w:tab w:val="num" w:pos="720"/>
+        </w:tabs>
+        <w:ind w:left="720" w:hanging="360"/>
+      </w:pPr>
+      <w:rPr>
+        <w:rFonts w:ascii="Symbol" w:hAnsi="Symbol" w:hint="default"/>
+        <w:sz w:val="20"/>
+      </w:rPr>
+    </w:lvl>
+    <w:lvl w:ilvl="1" w:tentative="1">
+      <w:start w:val="1"/>
+      <w:numFmt w:val="bullet"/>
+      <w:lvlText w:val="o"/>
+      <w:lvlJc w:val="left"/>
+      <w:pPr>
+        <w:tabs>
+          <w:tab w:val="num" w:pos="1440"/>
+        </w:tabs>
+        <w:ind w:left="1440" w:hanging="360"/>
+      </w:pPr>
+      <w:rPr>
+        <w:rFonts w:ascii="Courier New" w:hAnsi="Courier New" w:hint="default"/>
+        <w:sz w:val="20"/>
+      </w:rPr>
+    </w:lvl>
+    <w:lvl w:ilvl="2" w:tentative="1">
+      <w:start w:val="1"/>
+      <w:numFmt w:val="bullet"/>
+      <w:lvlText w:val=""/>
+      <w:lvlJc w:val="left"/>
+      <w:pPr>
+        <w:tabs>
+          <w:tab w:val="num" w:pos="2160"/>
+        </w:tabs>
+        <w:ind w:left="2160" w:hanging="360"/>
+      </w:pPr>
+      <w:rPr>
+        <w:rFonts w:ascii="Wingdings" w:hAnsi="Wingdings" w:hint="default"/>
+        <w:sz w:val="20"/>
+      </w:rPr>
+    </w:lvl>
+    <w:lvl w:ilvl="3" w:tentative="1">
+      <w:start w:val="1"/>
+      <w:numFmt w:val="bullet"/>
+      <w:lvlText w:val=""/>
+      <w:lvlJc w:val="left"/>
+      <w:pPr>
+        <w:tabs>
+          <w:tab w:val="num" w:pos="2880"/>
+        </w:tabs>
+        <w:ind w:left="2880" w:hanging="360"/>
+      </w:pPr>
+      <w:rPr>
+        <w:rFonts w:ascii="Wingdings" w:hAnsi="Wingdings" w:hint="default"/>
+        <w:sz w:val="20"/>
+      </w:rPr>
+    </w:lvl>
+    <w:lvl w:ilvl="4" w:tentative="1">
+      <w:start w:val="1"/>
+      <w:numFmt w:val="bullet"/>
+      <w:lvlText w:val=""/>
+      <w:lvlJc w:val="left"/>
+      <w:pPr>
+        <w:tabs>
+          <w:tab w:val="num" w:pos="3600"/>
+        </w:tabs>
+        <w:ind w:left="3600" w:hanging="360"/>
+      </w:pPr>
+      <w:rPr>
+        <w:rFonts w:ascii="Wingdings" w:hAnsi="Wingdings" w:hint="default"/>
+        <w:sz w:val="20"/>
+      </w:rPr>
+    </w:lvl>
+    <w:lvl w:ilvl="5" w:tentative="1">
+      <w:start w:val="1"/>
+      <w:numFmt w:val="bullet"/>
+      <w:lvlText w:val=""/>
+      <w:lvlJc w:val="left"/>
+      <w:pPr>
+        <w:tabs>
+          <w:tab w:val="num" w:pos="4320"/>
+        </w:tabs>
+        <w:ind w:left="4320" w:hanging="360"/>
+      </w:pPr>
+      <w:rPr>
+        <w:rFonts w:ascii="Wingdings" w:hAnsi="Wingdings" w:hint="default"/>
+        <w:sz w:val="20"/>
+      </w:rPr>
+    </w:lvl>
+    <w:lvl w:ilvl="6" w:tentative="1">
+      <w:start w:val="1"/>
+      <w:numFmt w:val="bullet"/>
+      <w:lvlText w:val=""/>
+      <w:lvlJc w:val="left"/>
+      <w:pPr>
+        <w:tabs>
+          <w:tab w:val="num" w:pos="5040"/>
+        </w:tabs>
+        <w:ind w:left="5040" w:hanging="360"/>
+      </w:pPr>
+      <w:rPr>
+        <w:rFonts w:ascii="Wingdings" w:hAnsi="Wingdings" w:hint="default"/>
+        <w:sz w:val="20"/>
+      </w:rPr>
+    </w:lvl>
+    <w:lvl w:ilvl="7" w:tentative="1">
+      <w:start w:val="1"/>
+      <w:numFmt w:val="bullet"/>
+      <w:lvlText w:val=""/>
+      <w:lvlJc w:val="left"/>
+      <w:pPr>
+        <w:tabs>
+          <w:tab w:val="num" w:pos="5760"/>
+        </w:tabs>
+        <w:ind w:left="5760" w:hanging="360"/>
+      </w:pPr>
+      <w:rPr>
+        <w:rFonts w:ascii="Wingdings" w:hAnsi="Wingdings" w:hint="default"/>
+        <w:sz w:val="20"/>
+      </w:rPr>
+    </w:lvl>
+    <w:lvl w:ilvl="8" w:tentative="1">
+      <w:start w:val="1"/>
+      <w:numFmt w:val="bullet"/>
+      <w:lvlText w:val=""/>
+      <w:lvlJc w:val="left"/>
+      <w:pPr>
+        <w:tabs>
+          <w:tab w:val="num" w:pos="6480"/>
+        </w:tabs>
+        <w:ind w:left="6480" w:hanging="360"/>
+      </w:pPr>
+      <w:rPr>
+        <w:rFonts w:ascii="Wingdings" w:hAnsi="Wingdings" w:hint="default"/>
+        <w:sz w:val="20"/>
+      </w:rPr>
+    </w:lvl>
+  </w:abstractNum>
+  <w:num w:numId="1">
+    <w:abstractNumId w:val="3"/>
+  </w:num>
+  <w:num w:numId="2">
+    <w:abstractNumId w:val="4"/>
+  </w:num>
+  <w:num w:numId="3">
+    <w:abstractNumId w:val="5"/>
+  </w:num>
+  <w:num w:numId="4">
+    <w:abstractNumId w:val="7"/>
+  </w:num>
+  <w:num w:numId="5">
+    <w:abstractNumId w:val="1"/>
+  </w:num>
+  <w:num w:numId="6">
+    <w:abstractNumId w:val="6"/>
+  </w:num>
+  <w:num w:numId="7">
+    <w:abstractNumId w:val="0"/>
+  </w:num>
+  <w:num w:numId="8">
+    <w:abstractNumId w:val="2"/>
+  </w:num>
+</w:numbering>
 </file>
 
 <file path=word/styles.xml><?xml version="1.0" encoding="utf-8"?>
@@ -2136,6 +9381,27 @@
     <w:name w:val="Normal"/>
     <w:qFormat/>
   </w:style>
+  <w:style w:type="paragraph" w:styleId="Heading1">
+    <w:name w:val="heading 1"/>
+    <w:basedOn w:val="Normal"/>
+    <w:next w:val="Normal"/>
+    <w:link w:val="Heading1Char"/>
+    <w:uiPriority w:val="9"/>
+    <w:qFormat/>
+    <w:rsid w:val="001424A0"/>
+    <w:pPr>
+      <w:keepNext/>
+      <w:keepLines/>
+      <w:spacing w:before="240" w:after="0"/>
+      <w:outlineLvl w:val="0"/>
+    </w:pPr>
+    <w:rPr>
+      <w:rFonts w:asciiTheme="majorHAnsi" w:eastAsiaTheme="majorEastAsia" w:hAnsiTheme="majorHAnsi" w:cstheme="majorBidi"/>
+      <w:color w:val="2E74B5" w:themeColor="accent1" w:themeShade="BF"/>
+      <w:sz w:val="32"/>
+      <w:szCs w:val="32"/>
+    </w:rPr>
+  </w:style>
   <w:style w:type="paragraph" w:styleId="Heading2">
     <w:name w:val="heading 2"/>
     <w:basedOn w:val="Normal"/>
@@ -2174,6 +9440,29 @@
       <w:sz w:val="27"/>
       <w:szCs w:val="27"/>
       <w:lang w:eastAsia="en-IN"/>
+    </w:rPr>
+  </w:style>
+  <w:style w:type="paragraph" w:styleId="Heading4">
+    <w:name w:val="heading 4"/>
+    <w:basedOn w:val="Normal"/>
+    <w:next w:val="Normal"/>
+    <w:link w:val="Heading4Char"/>
+    <w:uiPriority w:val="9"/>
+    <w:semiHidden/>
+    <w:unhideWhenUsed/>
+    <w:qFormat/>
+    <w:rsid w:val="00E652FE"/>
+    <w:pPr>
+      <w:keepNext/>
+      <w:keepLines/>
+      <w:spacing w:before="40" w:after="0"/>
+      <w:outlineLvl w:val="3"/>
+    </w:pPr>
+    <w:rPr>
+      <w:rFonts w:asciiTheme="majorHAnsi" w:eastAsiaTheme="majorEastAsia" w:hAnsiTheme="majorHAnsi" w:cstheme="majorBidi"/>
+      <w:i/>
+      <w:iCs/>
+      <w:color w:val="2E74B5" w:themeColor="accent1" w:themeShade="BF"/>
     </w:rPr>
   </w:style>
   <w:style w:type="character" w:default="1" w:styleId="DefaultParagraphFont">
@@ -2337,6 +9626,53 @@
       <w:szCs w:val="24"/>
       <w:lang w:eastAsia="en-IN"/>
     </w:rPr>
+  </w:style>
+  <w:style w:type="character" w:customStyle="1" w:styleId="Heading4Char">
+    <w:name w:val="Heading 4 Char"/>
+    <w:basedOn w:val="DefaultParagraphFont"/>
+    <w:link w:val="Heading4"/>
+    <w:uiPriority w:val="9"/>
+    <w:semiHidden/>
+    <w:rsid w:val="00E652FE"/>
+    <w:rPr>
+      <w:rFonts w:asciiTheme="majorHAnsi" w:eastAsiaTheme="majorEastAsia" w:hAnsiTheme="majorHAnsi" w:cstheme="majorBidi"/>
+      <w:i/>
+      <w:iCs/>
+      <w:color w:val="2E74B5" w:themeColor="accent1" w:themeShade="BF"/>
+    </w:rPr>
+  </w:style>
+  <w:style w:type="character" w:customStyle="1" w:styleId="m">
+    <w:name w:val="ͼm"/>
+    <w:basedOn w:val="DefaultParagraphFont"/>
+    <w:rsid w:val="00E652FE"/>
+  </w:style>
+  <w:style w:type="character" w:customStyle="1" w:styleId="g">
+    <w:name w:val="ͼg"/>
+    <w:basedOn w:val="DefaultParagraphFont"/>
+    <w:rsid w:val="00E652FE"/>
+  </w:style>
+  <w:style w:type="character" w:customStyle="1" w:styleId="j">
+    <w:name w:val="ͼj"/>
+    <w:basedOn w:val="DefaultParagraphFont"/>
+    <w:rsid w:val="00E652FE"/>
+  </w:style>
+  <w:style w:type="character" w:customStyle="1" w:styleId="Heading1Char">
+    <w:name w:val="Heading 1 Char"/>
+    <w:basedOn w:val="DefaultParagraphFont"/>
+    <w:link w:val="Heading1"/>
+    <w:uiPriority w:val="9"/>
+    <w:rsid w:val="001424A0"/>
+    <w:rPr>
+      <w:rFonts w:asciiTheme="majorHAnsi" w:eastAsiaTheme="majorEastAsia" w:hAnsiTheme="majorHAnsi" w:cstheme="majorBidi"/>
+      <w:color w:val="2E74B5" w:themeColor="accent1" w:themeShade="BF"/>
+      <w:sz w:val="32"/>
+      <w:szCs w:val="32"/>
+    </w:rPr>
+  </w:style>
+  <w:style w:type="character" w:customStyle="1" w:styleId="katex">
+    <w:name w:val="katex"/>
+    <w:basedOn w:val="DefaultParagraphFont"/>
+    <w:rsid w:val="001424A0"/>
   </w:style>
 </w:styles>
 </file>
